--- a/src/assets/act2MHO.docx
+++ b/src/assets/act2MHO.docx
@@ -127,7 +127,7 @@
           <w:szCs w:val="24"/>
         </w:rPr>
         <w:drawing>
-          <wp:anchor distT="0" distB="0" distL="114300" distR="114300" simplePos="0" relativeHeight="251620352" behindDoc="0" locked="0" layoutInCell="1" allowOverlap="1" wp14:anchorId="101F248D" wp14:editId="02784844">
+          <wp:anchor distT="0" distB="0" distL="114300" distR="114300" simplePos="0" relativeHeight="251615232" behindDoc="0" locked="0" layoutInCell="1" allowOverlap="1" wp14:anchorId="101F248D" wp14:editId="53FD5182">
             <wp:simplePos x="0" y="0"/>
             <wp:positionH relativeFrom="column">
               <wp:posOffset>3202174</wp:posOffset>
@@ -460,7 +460,7 @@
               <w:tab w:val="right" w:leader="dot" w:pos="8828"/>
             </w:tabs>
             <w:rPr>
-              <w:rFonts w:ascii="Arial" w:eastAsiaTheme="minorEastAsia" w:hAnsi="Arial" w:cs="Arial"/>
+              <w:rFonts w:eastAsiaTheme="minorEastAsia"/>
               <w:noProof/>
               <w:sz w:val="24"/>
               <w:szCs w:val="24"/>
@@ -485,7 +485,7 @@
             </w:rPr>
             <w:fldChar w:fldCharType="separate"/>
           </w:r>
-          <w:hyperlink w:anchor="_Toc214210111" w:history="1">
+          <w:hyperlink w:anchor="_Toc220314502" w:history="1">
             <w:r>
               <w:rPr>
                 <w:rStyle w:val="Hipervnculo"/>
@@ -496,7 +496,6 @@
             </w:r>
             <w:r>
               <w:rPr>
-                <w:rFonts w:ascii="Arial" w:hAnsi="Arial" w:cs="Arial"/>
                 <w:noProof/>
                 <w:webHidden/>
               </w:rPr>
@@ -504,7 +503,6 @@
             </w:r>
             <w:r>
               <w:rPr>
-                <w:rFonts w:ascii="Arial" w:hAnsi="Arial" w:cs="Arial"/>
                 <w:noProof/>
                 <w:webHidden/>
               </w:rPr>
@@ -512,22 +510,19 @@
             </w:r>
             <w:r>
               <w:rPr>
-                <w:rFonts w:ascii="Arial" w:hAnsi="Arial" w:cs="Arial"/>
                 <w:noProof/>
                 <w:webHidden/>
               </w:rPr>
-              <w:instrText xml:space="preserve"> PAGEREF _Toc214210111 \h </w:instrText>
+              <w:instrText xml:space="preserve"> PAGEREF _Toc220314502 \h </w:instrText>
             </w:r>
             <w:r>
               <w:rPr>
-                <w:rFonts w:ascii="Arial" w:hAnsi="Arial" w:cs="Arial"/>
                 <w:noProof/>
                 <w:webHidden/>
               </w:rPr>
             </w:r>
             <w:r>
               <w:rPr>
-                <w:rFonts w:ascii="Arial" w:hAnsi="Arial" w:cs="Arial"/>
                 <w:noProof/>
                 <w:webHidden/>
               </w:rPr>
@@ -535,7 +530,6 @@
             </w:r>
             <w:r>
               <w:rPr>
-                <w:rFonts w:ascii="Arial" w:hAnsi="Arial" w:cs="Arial"/>
                 <w:noProof/>
                 <w:webHidden/>
               </w:rPr>
@@ -543,7 +537,6 @@
             </w:r>
             <w:r>
               <w:rPr>
-                <w:rFonts w:ascii="Arial" w:hAnsi="Arial" w:cs="Arial"/>
                 <w:noProof/>
                 <w:webHidden/>
               </w:rPr>
@@ -558,14 +551,14 @@
               <w:tab w:val="right" w:leader="dot" w:pos="8828"/>
             </w:tabs>
             <w:rPr>
-              <w:rFonts w:ascii="Arial" w:eastAsiaTheme="minorEastAsia" w:hAnsi="Arial" w:cs="Arial"/>
+              <w:rFonts w:eastAsiaTheme="minorEastAsia"/>
               <w:noProof/>
               <w:sz w:val="24"/>
               <w:szCs w:val="24"/>
               <w:lang w:eastAsia="es-MX"/>
             </w:rPr>
           </w:pPr>
-          <w:hyperlink w:anchor="_Toc214210112" w:history="1">
+          <w:hyperlink w:anchor="_Toc220314503" w:history="1">
             <w:r>
               <w:rPr>
                 <w:rStyle w:val="Hipervnculo"/>
@@ -576,7 +569,6 @@
             </w:r>
             <w:r>
               <w:rPr>
-                <w:rFonts w:ascii="Arial" w:hAnsi="Arial" w:cs="Arial"/>
                 <w:noProof/>
                 <w:webHidden/>
               </w:rPr>
@@ -584,7 +576,6 @@
             </w:r>
             <w:r>
               <w:rPr>
-                <w:rFonts w:ascii="Arial" w:hAnsi="Arial" w:cs="Arial"/>
                 <w:noProof/>
                 <w:webHidden/>
               </w:rPr>
@@ -592,22 +583,19 @@
             </w:r>
             <w:r>
               <w:rPr>
-                <w:rFonts w:ascii="Arial" w:hAnsi="Arial" w:cs="Arial"/>
                 <w:noProof/>
                 <w:webHidden/>
               </w:rPr>
-              <w:instrText xml:space="preserve"> PAGEREF _Toc214210112 \h </w:instrText>
+              <w:instrText xml:space="preserve"> PAGEREF _Toc220314503 \h </w:instrText>
             </w:r>
             <w:r>
               <w:rPr>
-                <w:rFonts w:ascii="Arial" w:hAnsi="Arial" w:cs="Arial"/>
                 <w:noProof/>
                 <w:webHidden/>
               </w:rPr>
             </w:r>
             <w:r>
               <w:rPr>
-                <w:rFonts w:ascii="Arial" w:hAnsi="Arial" w:cs="Arial"/>
                 <w:noProof/>
                 <w:webHidden/>
               </w:rPr>
@@ -615,7 +603,6 @@
             </w:r>
             <w:r>
               <w:rPr>
-                <w:rFonts w:ascii="Arial" w:hAnsi="Arial" w:cs="Arial"/>
                 <w:noProof/>
                 <w:webHidden/>
               </w:rPr>
@@ -623,7 +610,152 @@
             </w:r>
             <w:r>
               <w:rPr>
-                <w:rFonts w:ascii="Arial" w:hAnsi="Arial" w:cs="Arial"/>
+                <w:noProof/>
+                <w:webHidden/>
+              </w:rPr>
+              <w:fldChar w:fldCharType="end"/>
+            </w:r>
+          </w:hyperlink>
+        </w:p>
+        <w:p>
+          <w:pPr>
+            <w:pStyle w:val="TDC2"/>
+            <w:tabs>
+              <w:tab w:val="right" w:leader="dot" w:pos="8828"/>
+            </w:tabs>
+            <w:rPr>
+              <w:rFonts w:eastAsiaTheme="minorEastAsia"/>
+              <w:noProof/>
+              <w:sz w:val="24"/>
+              <w:szCs w:val="24"/>
+              <w:lang w:eastAsia="es-MX"/>
+            </w:rPr>
+          </w:pPr>
+          <w:hyperlink w:anchor="_Toc220314504" w:history="1">
+            <w:r>
+              <w:rPr>
+                <w:rStyle w:val="Hipervnculo"/>
+                <w:noProof/>
+                <w:lang w:val="es-US"/>
+              </w:rPr>
+              <w:t>Tabla de Elementos de tablero Kanban</w:t>
+            </w:r>
+            <w:r>
+              <w:rPr>
+                <w:noProof/>
+                <w:webHidden/>
+              </w:rPr>
+              <w:tab/>
+            </w:r>
+            <w:r>
+              <w:rPr>
+                <w:noProof/>
+                <w:webHidden/>
+              </w:rPr>
+              <w:fldChar w:fldCharType="begin"/>
+            </w:r>
+            <w:r>
+              <w:rPr>
+                <w:noProof/>
+                <w:webHidden/>
+              </w:rPr>
+              <w:instrText xml:space="preserve"> PAGEREF _Toc220314504 \h </w:instrText>
+            </w:r>
+            <w:r>
+              <w:rPr>
+                <w:noProof/>
+                <w:webHidden/>
+              </w:rPr>
+            </w:r>
+            <w:r>
+              <w:rPr>
+                <w:noProof/>
+                <w:webHidden/>
+              </w:rPr>
+              <w:fldChar w:fldCharType="separate"/>
+            </w:r>
+            <w:r>
+              <w:rPr>
+                <w:noProof/>
+                <w:webHidden/>
+              </w:rPr>
+              <w:t>6</w:t>
+            </w:r>
+            <w:r>
+              <w:rPr>
+                <w:noProof/>
+                <w:webHidden/>
+              </w:rPr>
+              <w:fldChar w:fldCharType="end"/>
+            </w:r>
+          </w:hyperlink>
+        </w:p>
+        <w:p>
+          <w:pPr>
+            <w:pStyle w:val="TDC2"/>
+            <w:tabs>
+              <w:tab w:val="right" w:leader="dot" w:pos="8828"/>
+            </w:tabs>
+            <w:rPr>
+              <w:rFonts w:eastAsiaTheme="minorEastAsia"/>
+              <w:noProof/>
+              <w:sz w:val="24"/>
+              <w:szCs w:val="24"/>
+              <w:lang w:eastAsia="es-MX"/>
+            </w:rPr>
+          </w:pPr>
+          <w:hyperlink w:anchor="_Toc220314505" w:history="1">
+            <w:r>
+              <w:rPr>
+                <w:rStyle w:val="Hipervnculo"/>
+                <w:noProof/>
+                <w:lang w:val="es-US"/>
+              </w:rPr>
+              <w:t>Tablero Kanvan – Ejemplificación de desarrollo de tienda E-commerce</w:t>
+            </w:r>
+            <w:r>
+              <w:rPr>
+                <w:noProof/>
+                <w:webHidden/>
+              </w:rPr>
+              <w:tab/>
+            </w:r>
+            <w:r>
+              <w:rPr>
+                <w:noProof/>
+                <w:webHidden/>
+              </w:rPr>
+              <w:fldChar w:fldCharType="begin"/>
+            </w:r>
+            <w:r>
+              <w:rPr>
+                <w:noProof/>
+                <w:webHidden/>
+              </w:rPr>
+              <w:instrText xml:space="preserve"> PAGEREF _Toc220314505 \h </w:instrText>
+            </w:r>
+            <w:r>
+              <w:rPr>
+                <w:noProof/>
+                <w:webHidden/>
+              </w:rPr>
+            </w:r>
+            <w:r>
+              <w:rPr>
+                <w:noProof/>
+                <w:webHidden/>
+              </w:rPr>
+              <w:fldChar w:fldCharType="separate"/>
+            </w:r>
+            <w:r>
+              <w:rPr>
+                <w:noProof/>
+                <w:webHidden/>
+              </w:rPr>
+              <w:t>7</w:t>
+            </w:r>
+            <w:r>
+              <w:rPr>
                 <w:noProof/>
                 <w:webHidden/>
               </w:rPr>
@@ -638,14 +770,14 @@
               <w:tab w:val="right" w:leader="dot" w:pos="8828"/>
             </w:tabs>
             <w:rPr>
-              <w:rFonts w:ascii="Arial" w:eastAsiaTheme="minorEastAsia" w:hAnsi="Arial" w:cs="Arial"/>
+              <w:rFonts w:eastAsiaTheme="minorEastAsia"/>
               <w:noProof/>
               <w:sz w:val="24"/>
               <w:szCs w:val="24"/>
               <w:lang w:eastAsia="es-MX"/>
             </w:rPr>
           </w:pPr>
-          <w:hyperlink w:anchor="_Toc214210113" w:history="1">
+          <w:hyperlink w:anchor="_Toc220314506" w:history="1">
             <w:r>
               <w:rPr>
                 <w:rStyle w:val="Hipervnculo"/>
@@ -656,7 +788,6 @@
             </w:r>
             <w:r>
               <w:rPr>
-                <w:rFonts w:ascii="Arial" w:hAnsi="Arial" w:cs="Arial"/>
                 <w:noProof/>
                 <w:webHidden/>
               </w:rPr>
@@ -664,7 +795,6 @@
             </w:r>
             <w:r>
               <w:rPr>
-                <w:rFonts w:ascii="Arial" w:hAnsi="Arial" w:cs="Arial"/>
                 <w:noProof/>
                 <w:webHidden/>
               </w:rPr>
@@ -672,22 +802,19 @@
             </w:r>
             <w:r>
               <w:rPr>
-                <w:rFonts w:ascii="Arial" w:hAnsi="Arial" w:cs="Arial"/>
                 <w:noProof/>
                 <w:webHidden/>
               </w:rPr>
-              <w:instrText xml:space="preserve"> PAGEREF _Toc214210113 \h </w:instrText>
+              <w:instrText xml:space="preserve"> PAGEREF _Toc220314506 \h </w:instrText>
             </w:r>
             <w:r>
               <w:rPr>
-                <w:rFonts w:ascii="Arial" w:hAnsi="Arial" w:cs="Arial"/>
                 <w:noProof/>
                 <w:webHidden/>
               </w:rPr>
             </w:r>
             <w:r>
               <w:rPr>
-                <w:rFonts w:ascii="Arial" w:hAnsi="Arial" w:cs="Arial"/>
                 <w:noProof/>
                 <w:webHidden/>
               </w:rPr>
@@ -695,15 +822,13 @@
             </w:r>
             <w:r>
               <w:rPr>
-                <w:rFonts w:ascii="Arial" w:hAnsi="Arial" w:cs="Arial"/>
                 <w:noProof/>
                 <w:webHidden/>
               </w:rPr>
-              <w:t>12</w:t>
+              <w:t>8</w:t>
             </w:r>
             <w:r>
               <w:rPr>
-                <w:rFonts w:ascii="Arial" w:hAnsi="Arial" w:cs="Arial"/>
                 <w:noProof/>
                 <w:webHidden/>
               </w:rPr>
@@ -905,26 +1030,12 @@
     </w:p>
     <w:p>
       <w:pPr>
-        <w:rPr>
-          <w:rFonts w:ascii="Arial" w:hAnsi="Arial" w:cs="Arial"/>
-        </w:rPr>
-      </w:pPr>
-    </w:p>
-    <w:p>
-      <w:pPr>
-        <w:rPr>
-          <w:rFonts w:ascii="Arial" w:hAnsi="Arial" w:cs="Arial"/>
-        </w:rPr>
-      </w:pPr>
-    </w:p>
-    <w:p>
-      <w:pPr>
         <w:pStyle w:val="Ttulo1"/>
         <w:rPr>
           <w:rFonts w:ascii="Arial" w:hAnsi="Arial" w:cs="Arial"/>
         </w:rPr>
       </w:pPr>
-      <w:bookmarkStart w:id="0" w:name="_Toc214210111"/>
+      <w:bookmarkStart w:id="0" w:name="_Toc220314502"/>
       <w:r>
         <w:rPr>
           <w:rFonts w:ascii="Arial" w:hAnsi="Arial" w:cs="Arial"/>
@@ -952,6 +1063,7 @@
     <w:p>
       <w:pPr>
         <w:spacing w:line="360" w:lineRule="auto"/>
+        <w:jc w:val="both"/>
         <w:rPr>
           <w:rFonts w:ascii="Arial" w:hAnsi="Arial" w:cs="Arial"/>
           <w:sz w:val="24"/>
@@ -964,37 +1076,116 @@
           <w:sz w:val="24"/>
           <w:szCs w:val="24"/>
         </w:rPr>
-        <w:t>En el desarrollo de esta actividad con apoyo del material didáctico de la Universidad, se elaborará un tablero Kanban para ejemplificar el uso de la metodología simulando el desarrollo de una plataforma E-commerce</w:t>
+        <w:t>En el desarrollo de esta actividad con apoyo del material didáctico de la Universidad, se elaborará un tablero Kanban para ejemplificar el uso de la metodología simulando el desarrollo de una plataforma E-</w:t>
       </w:r>
+      <w:proofErr w:type="spellStart"/>
       <w:r>
         <w:rPr>
           <w:rFonts w:ascii="Arial" w:hAnsi="Arial" w:cs="Arial"/>
           <w:sz w:val="24"/>
           <w:szCs w:val="24"/>
         </w:rPr>
-        <w:t xml:space="preserve">, </w:t>
+        <w:t>commerce</w:t>
       </w:r>
+      <w:proofErr w:type="spellEnd"/>
       <w:r>
         <w:rPr>
           <w:rFonts w:ascii="Arial" w:hAnsi="Arial" w:cs="Arial"/>
           <w:sz w:val="24"/>
           <w:szCs w:val="24"/>
         </w:rPr>
-        <w:br/>
-      </w:r>
-      <w:r>
-        <w:rPr>
-          <w:rFonts w:ascii="Arial" w:hAnsi="Arial" w:cs="Arial"/>
-          <w:sz w:val="24"/>
-          <w:szCs w:val="24"/>
-        </w:rPr>
-        <w:br/>
-        <w:t xml:space="preserve">para ello se realizara una descripción de los elementos que conlleva la metodología implementando los pasos y recursos que integran el tablero </w:t>
+        <w:t>.</w:t>
       </w:r>
     </w:p>
     <w:p>
       <w:pPr>
         <w:spacing w:line="360" w:lineRule="auto"/>
+        <w:jc w:val="both"/>
+        <w:rPr>
+          <w:rFonts w:ascii="Arial" w:hAnsi="Arial" w:cs="Arial"/>
+          <w:sz w:val="24"/>
+          <w:szCs w:val="24"/>
+        </w:rPr>
+      </w:pPr>
+      <w:r>
+        <w:rPr>
+          <w:rFonts w:ascii="Arial" w:hAnsi="Arial" w:cs="Arial"/>
+          <w:sz w:val="24"/>
+          <w:szCs w:val="24"/>
+        </w:rPr>
+        <w:t>P</w:t>
+      </w:r>
+      <w:r>
+        <w:rPr>
+          <w:rFonts w:ascii="Arial" w:hAnsi="Arial" w:cs="Arial"/>
+          <w:sz w:val="24"/>
+          <w:szCs w:val="24"/>
+        </w:rPr>
+        <w:t>ara ello</w:t>
+      </w:r>
+      <w:r>
+        <w:rPr>
+          <w:rFonts w:ascii="Arial" w:hAnsi="Arial" w:cs="Arial"/>
+          <w:sz w:val="24"/>
+          <w:szCs w:val="24"/>
+        </w:rPr>
+        <w:t>,</w:t>
+      </w:r>
+      <w:r>
+        <w:rPr>
+          <w:rFonts w:ascii="Arial" w:hAnsi="Arial" w:cs="Arial"/>
+          <w:sz w:val="24"/>
+          <w:szCs w:val="24"/>
+        </w:rPr>
+        <w:t xml:space="preserve"> se </w:t>
+      </w:r>
+      <w:proofErr w:type="gramStart"/>
+      <w:r>
+        <w:rPr>
+          <w:rFonts w:ascii="Arial" w:hAnsi="Arial" w:cs="Arial"/>
+          <w:sz w:val="24"/>
+          <w:szCs w:val="24"/>
+        </w:rPr>
+        <w:t>realizara</w:t>
+      </w:r>
+      <w:proofErr w:type="gramEnd"/>
+      <w:r>
+        <w:rPr>
+          <w:rFonts w:ascii="Arial" w:hAnsi="Arial" w:cs="Arial"/>
+          <w:sz w:val="24"/>
+          <w:szCs w:val="24"/>
+        </w:rPr>
+        <w:t xml:space="preserve"> una descripción de los elementos que conlleva</w:t>
+      </w:r>
+      <w:r>
+        <w:rPr>
+          <w:rFonts w:ascii="Arial" w:hAnsi="Arial" w:cs="Arial"/>
+          <w:sz w:val="24"/>
+          <w:szCs w:val="24"/>
+        </w:rPr>
+        <w:t xml:space="preserve"> el Tablero Kanban </w:t>
+      </w:r>
+      <w:r>
+        <w:rPr>
+          <w:rFonts w:ascii="Arial" w:hAnsi="Arial" w:cs="Arial"/>
+          <w:sz w:val="24"/>
+          <w:szCs w:val="24"/>
+        </w:rPr>
+        <w:t xml:space="preserve">implementando los pasos y recursos que integran </w:t>
+      </w:r>
+      <w:r>
+        <w:rPr>
+          <w:rFonts w:ascii="Arial" w:hAnsi="Arial" w:cs="Arial"/>
+          <w:sz w:val="24"/>
+          <w:szCs w:val="24"/>
+        </w:rPr>
+        <w:t>en la metodología.</w:t>
+      </w:r>
+    </w:p>
+    <w:p>
+      <w:pPr>
+        <w:spacing w:line="360" w:lineRule="auto"/>
+        <w:jc w:val="both"/>
         <w:rPr>
           <w:rFonts w:ascii="Arial" w:hAnsi="Arial" w:cs="Arial"/>
           <w:sz w:val="24"/>
@@ -1013,6 +1204,7 @@
     <w:p>
       <w:pPr>
         <w:spacing w:line="360" w:lineRule="auto"/>
+        <w:jc w:val="both"/>
         <w:rPr>
           <w:rFonts w:ascii="Arial" w:hAnsi="Arial" w:cs="Arial"/>
           <w:sz w:val="24"/>
@@ -1029,7 +1221,7 @@
         <mc:AlternateContent>
           <mc:Choice Requires="wps">
             <w:drawing>
-              <wp:anchor distT="0" distB="0" distL="114300" distR="114300" simplePos="0" relativeHeight="251621376" behindDoc="0" locked="0" layoutInCell="1" allowOverlap="1" wp14:anchorId="494FB91F" wp14:editId="2336C1F9">
+              <wp:anchor distT="0" distB="0" distL="114300" distR="114300" simplePos="0" relativeHeight="251616256" behindDoc="0" locked="0" layoutInCell="1" allowOverlap="1" wp14:anchorId="494FB91F" wp14:editId="382CD33A">
                 <wp:simplePos x="0" y="0"/>
                 <wp:positionH relativeFrom="column">
                   <wp:posOffset>0</wp:posOffset>
@@ -1079,7 +1271,7 @@
           </mc:Choice>
           <mc:Fallback>
             <w:pict>
-              <v:line w14:anchorId="359C5BCD" id="Conector recto 3" o:spid="_x0000_s1026" style="position:absolute;z-index:251621376;visibility:visible;mso-wrap-style:square;mso-wrap-distance-left:9pt;mso-wrap-distance-top:0;mso-wrap-distance-right:9pt;mso-wrap-distance-bottom:0;mso-position-horizontal:absolute;mso-position-horizontal-relative:text;mso-position-vertical:absolute;mso-position-vertical-relative:text" from="0,60.85pt" to="423pt,60.85pt" o:gfxdata="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" strokecolor="#156082 [3204]" strokeweight="5pt">
+              <v:line w14:anchorId="1E4AAEAB" id="Conector recto 3" o:spid="_x0000_s1026" style="position:absolute;z-index:251616256;visibility:visible;mso-wrap-style:square;mso-wrap-distance-left:9pt;mso-wrap-distance-top:0;mso-wrap-distance-right:9pt;mso-wrap-distance-bottom:0;mso-position-horizontal:absolute;mso-position-horizontal-relative:text;mso-position-vertical:absolute;mso-position-vertical-relative:text" from="0,60.85pt" to="423pt,60.85pt" o:gfxdata="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" strokecolor="#156082 [3204]" strokeweight="5pt">
                 <v:stroke linestyle="thinThin" joinstyle="miter"/>
               </v:line>
             </w:pict>
@@ -1092,16 +1284,19 @@
           <w:sz w:val="24"/>
           <w:szCs w:val="24"/>
         </w:rPr>
-        <w:t xml:space="preserve">Para el desarrollo de esta actividad, se usará como recurso visual los elementos del editor de texto. </w:t>
+        <w:t>Para el desarrollo de esta actividad, se usará como recurso visual los elementos del editor de texto.</w:t>
       </w:r>
-      <w:r>
+    </w:p>
+    <w:p>
+      <w:pPr>
+        <w:spacing w:line="360" w:lineRule="auto"/>
+        <w:jc w:val="both"/>
         <w:rPr>
           <w:rFonts w:ascii="Arial" w:hAnsi="Arial" w:cs="Arial"/>
           <w:sz w:val="24"/>
           <w:szCs w:val="24"/>
         </w:rPr>
-        <w:br/>
-      </w:r>
+      </w:pPr>
       <w:r>
         <w:rPr>
           <w:rFonts w:ascii="Arial" w:hAnsi="Arial" w:cs="Arial"/>
@@ -1132,7 +1327,18 @@
           <w:sz w:val="16"/>
           <w:szCs w:val="16"/>
         </w:rPr>
-        <w:t>instrucciones de la actividad 2:</w:t>
+        <w:t>I</w:t>
+      </w:r>
+      <w:r>
+        <w:rPr>
+          <w:rFonts w:cs="Arial"/>
+          <w:i/>
+          <w:iCs/>
+          <w:color w:val="215E99" w:themeColor="text2" w:themeTint="BF"/>
+          <w:sz w:val="16"/>
+          <w:szCs w:val="16"/>
+        </w:rPr>
+        <w:t>nstrucciones de la actividad 2:</w:t>
       </w:r>
     </w:p>
     <w:p>
@@ -1440,7 +1646,7 @@
         <mc:AlternateContent>
           <mc:Choice Requires="wps">
             <w:drawing>
-              <wp:anchor distT="0" distB="0" distL="114300" distR="114300" simplePos="0" relativeHeight="251623424" behindDoc="0" locked="0" layoutInCell="1" allowOverlap="1" wp14:anchorId="1BA774BC" wp14:editId="06BC3D7C">
+              <wp:anchor distT="0" distB="0" distL="114300" distR="114300" simplePos="0" relativeHeight="251618304" behindDoc="0" locked="0" layoutInCell="1" allowOverlap="1" wp14:anchorId="1BA774BC" wp14:editId="2AB01A3C">
                 <wp:simplePos x="0" y="0"/>
                 <wp:positionH relativeFrom="column">
                   <wp:posOffset>-2540</wp:posOffset>
@@ -1490,7 +1696,7 @@
           </mc:Choice>
           <mc:Fallback>
             <w:pict>
-              <v:line w14:anchorId="48ECDB62" id="Conector recto 3" o:spid="_x0000_s1026" style="position:absolute;z-index:251623424;visibility:visible;mso-wrap-style:square;mso-wrap-distance-left:9pt;mso-wrap-distance-top:0;mso-wrap-distance-right:9pt;mso-wrap-distance-bottom:0;mso-position-horizontal:absolute;mso-position-horizontal-relative:text;mso-position-vertical:absolute;mso-position-vertical-relative:text" from="-.2pt,17.95pt" to="422.8pt,17.95pt" o:gfxdata="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" strokecolor="#156082 [3204]" strokeweight="5pt">
+              <v:line w14:anchorId="36974C10" id="Conector recto 3" o:spid="_x0000_s1026" style="position:absolute;z-index:251618304;visibility:visible;mso-wrap-style:square;mso-wrap-distance-left:9pt;mso-wrap-distance-top:0;mso-wrap-distance-right:9pt;mso-wrap-distance-bottom:0;mso-position-horizontal:absolute;mso-position-horizontal-relative:text;mso-position-vertical:absolute;mso-position-vertical-relative:text" from="-.2pt,17.95pt" to="422.8pt,17.95pt" o:gfxdata="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" strokecolor="#156082 [3204]" strokeweight="5pt">
                 <v:stroke linestyle="thinThin" joinstyle="miter"/>
               </v:line>
             </w:pict>
@@ -1525,11 +1731,12 @@
           <w:rFonts w:ascii="Arial" w:hAnsi="Arial" w:cs="Arial"/>
         </w:rPr>
       </w:pPr>
-      <w:bookmarkStart w:id="1" w:name="_Toc214210112"/>
+      <w:bookmarkStart w:id="1" w:name="_Toc220314503"/>
       <w:r>
         <w:rPr>
           <w:rFonts w:ascii="Arial" w:hAnsi="Arial" w:cs="Arial"/>
         </w:rPr>
+        <w:lastRenderedPageBreak/>
         <w:t>Desarrollo de la actividad</w:t>
       </w:r>
       <w:bookmarkEnd w:id="1"/>
@@ -1635,8 +1842,17 @@
           <w:szCs w:val="24"/>
           <w:lang w:val="es-US"/>
         </w:rPr>
+        <w:t xml:space="preserve">El segundo elemento son los puntos de compromiso y de entrega. El documento explica que entre ciertas columnas se establecen normas para permitir que una </w:t>
+      </w:r>
+      <w:r>
+        <w:rPr>
+          <w:rFonts w:ascii="Arial" w:hAnsi="Arial" w:cs="Arial"/>
+          <w:sz w:val="24"/>
+          <w:szCs w:val="24"/>
+          <w:lang w:val="es-US"/>
+        </w:rPr>
         <w:lastRenderedPageBreak/>
-        <w:t>El segundo elemento son los puntos de compromiso y de entrega. El documento explica que entre ciertas columnas se establecen normas para permitir que una tarea entre al trabajo en proceso (punto de compromiso) y otras para que salga como completada (punto de entrega), equivalentes a un Definition of Ready y Definition of Done. En e-commerce, esto es clave para no iniciar historias “a medias”: una funcionalidad como “pago con Mercado Pago” solo debería cruzar el punto de compromiso cuando tiene criterios de aceptación claros, dependencias identificadas (URLs de retorno, credenciales sandbox, contratos de API) y un resultado verificable. Y solo debería considerarse entregada cuando está desplegada en un entorno demo, con evidencia y validación mínima del flujo completo.</w:t>
+        <w:t>tarea entre al trabajo en proceso (punto de compromiso) y otras para que salga como completada (punto de entrega), equivalentes a un Definition of Ready y Definition of Done. En e-commerce, esto es clave para no iniciar historias “a medias”: una funcionalidad como “pago con Mercado Pago” solo debería cruzar el punto de compromiso cuando tiene criterios de aceptación claros, dependencias identificadas (URLs de retorno, credenciales sandbox, contratos de API) y un resultado verificable. Y solo debería considerarse entregada cuando está desplegada en un entorno demo, con evidencia y validación mínima del flujo completo.</w:t>
       </w:r>
     </w:p>
     <w:p>
@@ -1729,6 +1945,7 @@
           <w:lang w:val="es-US"/>
         </w:rPr>
       </w:pPr>
+      <w:bookmarkStart w:id="2" w:name="_Toc220314504"/>
       <w:r>
         <w:rPr>
           <w:noProof/>
@@ -1737,7 +1954,7 @@
         <mc:AlternateContent>
           <mc:Choice Requires="wpg">
             <w:drawing>
-              <wp:anchor distT="0" distB="0" distL="114300" distR="114300" simplePos="0" relativeHeight="251625472" behindDoc="0" locked="0" layoutInCell="1" allowOverlap="1" wp14:anchorId="100CFBCB" wp14:editId="72E46EEB">
+              <wp:anchor distT="0" distB="0" distL="114300" distR="114300" simplePos="0" relativeHeight="251620352" behindDoc="0" locked="0" layoutInCell="1" allowOverlap="1" wp14:anchorId="100CFBCB" wp14:editId="40EB322F">
                 <wp:simplePos x="0" y="0"/>
                 <wp:positionH relativeFrom="column">
                   <wp:posOffset>8172341</wp:posOffset>
@@ -1884,7 +2101,7 @@
           </mc:Choice>
           <mc:Fallback>
             <w:pict>
-              <v:group w14:anchorId="100CFBCB" id="Grupo 4" o:spid="_x0000_s1026" style="position:absolute;margin-left:643.5pt;margin-top:-58.1pt;width:383.5pt;height:55.75pt;z-index:251625472" coordsize="48704,7080" o:gfxdata="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">
+              <v:group w14:anchorId="100CFBCB" id="Grupo 4" o:spid="_x0000_s1026" style="position:absolute;margin-left:643.5pt;margin-top:-58.1pt;width:383.5pt;height:55.75pt;z-index:251620352" coordsize="48704,7080" o:gfxdata="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">
                 <v:shapetype id="_x0000_t75" coordsize="21600,21600" o:spt="75" o:preferrelative="t" path="m@4@5l@4@11@9@11@9@5xe" filled="f" stroked="f">
                   <v:stroke joinstyle="miter"/>
                   <v:formulas>
@@ -1983,7 +2200,7 @@
         <mc:AlternateContent>
           <mc:Choice Requires="wps">
             <w:drawing>
-              <wp:anchor distT="0" distB="0" distL="114300" distR="114300" simplePos="0" relativeHeight="251626496" behindDoc="0" locked="0" layoutInCell="1" allowOverlap="1" wp14:anchorId="74CCC47A" wp14:editId="4FC70DB5">
+              <wp:anchor distT="0" distB="0" distL="114300" distR="114300" simplePos="0" relativeHeight="251621376" behindDoc="0" locked="0" layoutInCell="1" allowOverlap="1" wp14:anchorId="74CCC47A" wp14:editId="19F10C5E">
                 <wp:simplePos x="0" y="0"/>
                 <wp:positionH relativeFrom="column">
                   <wp:posOffset>2585720</wp:posOffset>
@@ -2045,7 +2262,7 @@
           </mc:Choice>
           <mc:Fallback>
             <w:pict>
-              <v:rect w14:anchorId="5AE0C5FA" id="Rectángulo 5" o:spid="_x0000_s1026" style="position:absolute;margin-left:203.6pt;margin-top:-67.05pt;width:299.25pt;height:63.75pt;z-index:251626496;visibility:visible;mso-wrap-style:square;mso-wrap-distance-left:9pt;mso-wrap-distance-top:0;mso-wrap-distance-right:9pt;mso-wrap-distance-bottom:0;mso-position-horizontal:absolute;mso-position-horizontal-relative:text;mso-position-vertical:absolute;mso-position-vertical-relative:text;v-text-anchor:middle" o:gfxdata="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" fillcolor="white [3212]" stroked="f" strokeweight="1pt"/>
+              <v:rect w14:anchorId="5974BED7" id="Rectángulo 5" o:spid="_x0000_s1026" style="position:absolute;margin-left:203.6pt;margin-top:-67.05pt;width:299.25pt;height:63.75pt;z-index:251621376;visibility:visible;mso-wrap-style:square;mso-wrap-distance-left:9pt;mso-wrap-distance-top:0;mso-wrap-distance-right:9pt;mso-wrap-distance-bottom:0;mso-position-horizontal:absolute;mso-position-horizontal-relative:text;mso-position-vertical:absolute;mso-position-vertical-relative:text;v-text-anchor:middle" o:gfxdata="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" fillcolor="white [3212]" stroked="f" strokeweight="1pt"/>
             </w:pict>
           </mc:Fallback>
         </mc:AlternateContent>
@@ -2056,6 +2273,7 @@
         </w:rPr>
         <w:t>Tabla de Elementos de tablero Kanban</w:t>
       </w:r>
+      <w:bookmarkEnd w:id="2"/>
     </w:p>
     <w:p>
       <w:pPr>
@@ -4398,13 +4616,13 @@
         <mc:AlternateContent>
           <mc:Choice Requires="wps">
             <w:drawing>
-              <wp:anchor distT="0" distB="0" distL="114300" distR="114300" simplePos="0" relativeHeight="251792384" behindDoc="0" locked="0" layoutInCell="1" allowOverlap="1" wp14:anchorId="2F5C091E" wp14:editId="08469F3E">
+              <wp:anchor distT="0" distB="0" distL="114300" distR="114300" simplePos="0" relativeHeight="251787264" behindDoc="0" locked="0" layoutInCell="1" allowOverlap="1" wp14:anchorId="2F5C091E" wp14:editId="646F2131">
                 <wp:simplePos x="0" y="0"/>
                 <wp:positionH relativeFrom="column">
-                  <wp:posOffset>11748769</wp:posOffset>
+                  <wp:posOffset>11315328</wp:posOffset>
                 </wp:positionH>
                 <wp:positionV relativeFrom="paragraph">
-                  <wp:posOffset>6961505</wp:posOffset>
+                  <wp:posOffset>6962599</wp:posOffset>
                 </wp:positionV>
                 <wp:extent cx="1628775" cy="1073150"/>
                 <wp:effectExtent l="0" t="0" r="0" b="0"/>
@@ -4475,7 +4693,7 @@
           </mc:Choice>
           <mc:Fallback>
             <w:pict>
-              <v:shape w14:anchorId="2F5C091E" id="Cuadro de texto 16" o:spid="_x0000_s1029" type="#_x0000_t202" style="position:absolute;margin-left:925.1pt;margin-top:548.15pt;width:128.25pt;height:84.5pt;z-index:251792384;visibility:visible;mso-wrap-style:square;mso-width-percent:0;mso-wrap-distance-left:9pt;mso-wrap-distance-top:0;mso-wrap-distance-right:9pt;mso-wrap-distance-bottom:0;mso-position-horizontal:absolute;mso-position-horizontal-relative:text;mso-position-vertical:absolute;mso-position-vertical-relative:text;mso-width-percent:0;mso-width-relative:margin;v-text-anchor:middle" o:gfxdata="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" filled="f" stroked="f" strokeweight=".5pt">
+              <v:shape w14:anchorId="2F5C091E" id="Cuadro de texto 16" o:spid="_x0000_s1029" type="#_x0000_t202" style="position:absolute;margin-left:890.95pt;margin-top:548.25pt;width:128.25pt;height:84.5pt;z-index:251787264;visibility:visible;mso-wrap-style:square;mso-width-percent:0;mso-wrap-distance-left:9pt;mso-wrap-distance-top:0;mso-wrap-distance-right:9pt;mso-wrap-distance-bottom:0;mso-position-horizontal:absolute;mso-position-horizontal-relative:text;mso-position-vertical:absolute;mso-position-vertical-relative:text;mso-width-percent:0;mso-width-relative:margin;v-text-anchor:middle" o:gfxdata="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" filled="f" stroked="f" strokeweight=".5pt">
                 <v:textbox>
                   <w:txbxContent>
                     <w:p>
@@ -4520,7 +4738,7 @@
         <mc:AlternateContent>
           <mc:Choice Requires="wps">
             <w:drawing>
-              <wp:anchor distT="0" distB="0" distL="114300" distR="114300" simplePos="0" relativeHeight="251768832" behindDoc="0" locked="0" layoutInCell="1" allowOverlap="1" wp14:anchorId="7F6BD68C" wp14:editId="0CEBC0A2">
+              <wp:anchor distT="0" distB="0" distL="114300" distR="114300" simplePos="0" relativeHeight="251763712" behindDoc="0" locked="0" layoutInCell="1" allowOverlap="1" wp14:anchorId="7F6BD68C" wp14:editId="0F7F652D">
                 <wp:simplePos x="0" y="0"/>
                 <wp:positionH relativeFrom="column">
                   <wp:posOffset>10189210</wp:posOffset>
@@ -4593,7 +4811,7 @@
           </mc:Choice>
           <mc:Fallback>
             <w:pict>
-              <v:shape w14:anchorId="7F6BD68C" id="_x0000_s1030" type="#_x0000_t202" style="position:absolute;margin-left:802.3pt;margin-top:548.15pt;width:83.5pt;height:84.5pt;z-index:251768832;visibility:visible;mso-wrap-style:square;mso-width-percent:0;mso-wrap-distance-left:9pt;mso-wrap-distance-top:0;mso-wrap-distance-right:9pt;mso-wrap-distance-bottom:0;mso-position-horizontal:absolute;mso-position-horizontal-relative:text;mso-position-vertical:absolute;mso-position-vertical-relative:text;mso-width-percent:0;mso-width-relative:margin;v-text-anchor:middle" o:gfxdata="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" filled="f" stroked="f" strokeweight=".5pt">
+              <v:shape w14:anchorId="7F6BD68C" id="_x0000_s1030" type="#_x0000_t202" style="position:absolute;margin-left:802.3pt;margin-top:548.15pt;width:83.5pt;height:84.5pt;z-index:251763712;visibility:visible;mso-wrap-style:square;mso-width-percent:0;mso-wrap-distance-left:9pt;mso-wrap-distance-top:0;mso-wrap-distance-right:9pt;mso-wrap-distance-bottom:0;mso-position-horizontal:absolute;mso-position-horizontal-relative:text;mso-position-vertical:absolute;mso-position-vertical-relative:text;mso-width-percent:0;mso-width-relative:margin;v-text-anchor:middle" o:gfxdata="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" filled="f" stroked="f" strokeweight=".5pt">
                 <v:textbox>
                   <w:txbxContent>
                     <w:p>
@@ -4634,7 +4852,7 @@
         <mc:AlternateContent>
           <mc:Choice Requires="wps">
             <w:drawing>
-              <wp:anchor distT="0" distB="0" distL="114300" distR="114300" simplePos="0" relativeHeight="251790336" behindDoc="0" locked="0" layoutInCell="1" allowOverlap="1" wp14:anchorId="4D54686D" wp14:editId="4888BC93">
+              <wp:anchor distT="0" distB="0" distL="114300" distR="114300" simplePos="0" relativeHeight="251785216" behindDoc="0" locked="0" layoutInCell="1" allowOverlap="1" wp14:anchorId="4D54686D" wp14:editId="48A3D1B5">
                 <wp:simplePos x="0" y="0"/>
                 <wp:positionH relativeFrom="column">
                   <wp:posOffset>10472420</wp:posOffset>
@@ -4687,7 +4905,7 @@
           </mc:Choice>
           <mc:Fallback>
             <w:pict>
-              <v:line w14:anchorId="66A69034" id="Conector recto 56" o:spid="_x0000_s1026" style="position:absolute;z-index:251790336;visibility:visible;mso-wrap-style:square;mso-width-percent:0;mso-wrap-distance-left:9pt;mso-wrap-distance-top:0;mso-wrap-distance-right:9pt;mso-wrap-distance-bottom:0;mso-position-horizontal:absolute;mso-position-horizontal-relative:text;mso-position-vertical:absolute;mso-position-vertical-relative:text;mso-width-percent:0;mso-width-relative:margin" from="824.6pt,457.9pt" to="885.8pt,457.9pt" o:gfxdata="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" strokecolor="#156082 [3204]" strokeweight="3pt">
+              <v:line w14:anchorId="1B8CAA2C" id="Conector recto 56" o:spid="_x0000_s1026" style="position:absolute;z-index:251785216;visibility:visible;mso-wrap-style:square;mso-width-percent:0;mso-wrap-distance-left:9pt;mso-wrap-distance-top:0;mso-wrap-distance-right:9pt;mso-wrap-distance-bottom:0;mso-position-horizontal:absolute;mso-position-horizontal-relative:text;mso-position-vertical:absolute;mso-position-vertical-relative:text;mso-width-percent:0;mso-width-relative:margin" from="824.6pt,457.9pt" to="885.8pt,457.9pt" o:gfxdata="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" strokecolor="#156082 [3204]" strokeweight="3pt">
                 <v:stroke joinstyle="miter"/>
               </v:line>
             </w:pict>
@@ -4703,7 +4921,7 @@
         <mc:AlternateContent>
           <mc:Choice Requires="wps">
             <w:drawing>
-              <wp:anchor distT="0" distB="0" distL="114300" distR="114300" simplePos="0" relativeHeight="251789312" behindDoc="0" locked="0" layoutInCell="1" allowOverlap="1" wp14:anchorId="3D17C558" wp14:editId="0570841B">
+              <wp:anchor distT="0" distB="0" distL="114300" distR="114300" simplePos="0" relativeHeight="251784192" behindDoc="0" locked="0" layoutInCell="1" allowOverlap="1" wp14:anchorId="3D17C558" wp14:editId="6142542B">
                 <wp:simplePos x="0" y="0"/>
                 <wp:positionH relativeFrom="column">
                   <wp:posOffset>10467975</wp:posOffset>
@@ -4756,7 +4974,7 @@
           </mc:Choice>
           <mc:Fallback>
             <w:pict>
-              <v:line w14:anchorId="55D853DE" id="Conector recto 56" o:spid="_x0000_s1026" style="position:absolute;z-index:251789312;visibility:visible;mso-wrap-style:square;mso-width-percent:0;mso-wrap-distance-left:9pt;mso-wrap-distance-top:0;mso-wrap-distance-right:9pt;mso-wrap-distance-bottom:0;mso-position-horizontal:absolute;mso-position-horizontal-relative:text;mso-position-vertical:absolute;mso-position-vertical-relative:text;mso-width-percent:0;mso-width-relative:margin" from="824.25pt,448.75pt" to="885.45pt,448.75pt" o:gfxdata="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" strokecolor="#156082 [3204]" strokeweight="3pt">
+              <v:line w14:anchorId="57430C22" id="Conector recto 56" o:spid="_x0000_s1026" style="position:absolute;z-index:251784192;visibility:visible;mso-wrap-style:square;mso-width-percent:0;mso-wrap-distance-left:9pt;mso-wrap-distance-top:0;mso-wrap-distance-right:9pt;mso-wrap-distance-bottom:0;mso-position-horizontal:absolute;mso-position-horizontal-relative:text;mso-position-vertical:absolute;mso-position-vertical-relative:text;mso-width-percent:0;mso-width-relative:margin" from="824.25pt,448.75pt" to="885.45pt,448.75pt" o:gfxdata="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" strokecolor="#156082 [3204]" strokeweight="3pt">
                 <v:stroke joinstyle="miter"/>
               </v:line>
             </w:pict>
@@ -4772,7 +4990,7 @@
         <mc:AlternateContent>
           <mc:Choice Requires="wps">
             <w:drawing>
-              <wp:anchor distT="0" distB="0" distL="114300" distR="114300" simplePos="0" relativeHeight="251788288" behindDoc="0" locked="0" layoutInCell="1" allowOverlap="1" wp14:anchorId="5068229D" wp14:editId="7CEAFEC9">
+              <wp:anchor distT="0" distB="0" distL="114300" distR="114300" simplePos="0" relativeHeight="251783168" behindDoc="0" locked="0" layoutInCell="1" allowOverlap="1" wp14:anchorId="5068229D" wp14:editId="33626826">
                 <wp:simplePos x="0" y="0"/>
                 <wp:positionH relativeFrom="column">
                   <wp:posOffset>10468575</wp:posOffset>
@@ -4825,7 +5043,7 @@
           </mc:Choice>
           <mc:Fallback>
             <w:pict>
-              <v:line w14:anchorId="0DC2EF8E" id="Conector recto 56" o:spid="_x0000_s1026" style="position:absolute;z-index:251788288;visibility:visible;mso-wrap-style:square;mso-width-percent:0;mso-wrap-distance-left:9pt;mso-wrap-distance-top:0;mso-wrap-distance-right:9pt;mso-wrap-distance-bottom:0;mso-position-horizontal:absolute;mso-position-horizontal-relative:text;mso-position-vertical:absolute;mso-position-vertical-relative:text;mso-width-percent:0;mso-width-relative:margin" from="824.3pt,440.75pt" to="885.55pt,440.75pt" o:gfxdata="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" strokecolor="#156082 [3204]" strokeweight="3pt">
+              <v:line w14:anchorId="0BEA4D63" id="Conector recto 56" o:spid="_x0000_s1026" style="position:absolute;z-index:251783168;visibility:visible;mso-wrap-style:square;mso-width-percent:0;mso-wrap-distance-left:9pt;mso-wrap-distance-top:0;mso-wrap-distance-right:9pt;mso-wrap-distance-bottom:0;mso-position-horizontal:absolute;mso-position-horizontal-relative:text;mso-position-vertical:absolute;mso-position-vertical-relative:text;mso-width-percent:0;mso-width-relative:margin" from="824.3pt,440.75pt" to="885.55pt,440.75pt" o:gfxdata="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" strokecolor="#156082 [3204]" strokeweight="3pt">
                 <v:stroke joinstyle="miter"/>
               </v:line>
             </w:pict>
@@ -4841,7 +5059,7 @@
         <mc:AlternateContent>
           <mc:Choice Requires="wps">
             <w:drawing>
-              <wp:anchor distT="0" distB="0" distL="114300" distR="114300" simplePos="0" relativeHeight="251786240" behindDoc="0" locked="0" layoutInCell="1" allowOverlap="1" wp14:anchorId="13FEE197" wp14:editId="7470CA1C">
+              <wp:anchor distT="0" distB="0" distL="114300" distR="114300" simplePos="0" relativeHeight="251781120" behindDoc="0" locked="0" layoutInCell="1" allowOverlap="1" wp14:anchorId="13FEE197" wp14:editId="452B90E5">
                 <wp:simplePos x="0" y="0"/>
                 <wp:positionH relativeFrom="column">
                   <wp:posOffset>10474890</wp:posOffset>
@@ -4894,7 +5112,7 @@
           </mc:Choice>
           <mc:Fallback>
             <w:pict>
-              <v:line w14:anchorId="4E30A2A9" id="Conector recto 56" o:spid="_x0000_s1026" style="position:absolute;z-index:251786240;visibility:visible;mso-wrap-style:square;mso-width-percent:0;mso-wrap-distance-left:9pt;mso-wrap-distance-top:0;mso-wrap-distance-right:9pt;mso-wrap-distance-bottom:0;mso-position-horizontal:absolute;mso-position-horizontal-relative:text;mso-position-vertical:absolute;mso-position-vertical-relative:text;mso-width-percent:0;mso-width-relative:margin" from="824.8pt,426.65pt" to="886.05pt,426.65pt" o:gfxdata="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" strokecolor="#156082 [3204]" strokeweight="3pt">
+              <v:line w14:anchorId="1DFEDB8B" id="Conector recto 56" o:spid="_x0000_s1026" style="position:absolute;z-index:251781120;visibility:visible;mso-wrap-style:square;mso-width-percent:0;mso-wrap-distance-left:9pt;mso-wrap-distance-top:0;mso-wrap-distance-right:9pt;mso-wrap-distance-bottom:0;mso-position-horizontal:absolute;mso-position-horizontal-relative:text;mso-position-vertical:absolute;mso-position-vertical-relative:text;mso-width-percent:0;mso-width-relative:margin" from="824.8pt,426.65pt" to="886.05pt,426.65pt" o:gfxdata="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" strokecolor="#156082 [3204]" strokeweight="3pt">
                 <v:stroke joinstyle="miter"/>
               </v:line>
             </w:pict>
@@ -4910,7 +5128,7 @@
         <mc:AlternateContent>
           <mc:Choice Requires="wps">
             <w:drawing>
-              <wp:anchor distT="0" distB="0" distL="114300" distR="114300" simplePos="0" relativeHeight="251784192" behindDoc="0" locked="0" layoutInCell="1" allowOverlap="1" wp14:anchorId="3CCC3C70" wp14:editId="17F947B2">
+              <wp:anchor distT="0" distB="0" distL="114300" distR="114300" simplePos="0" relativeHeight="251779072" behindDoc="0" locked="0" layoutInCell="1" allowOverlap="1" wp14:anchorId="3CCC3C70" wp14:editId="7922BFF8">
                 <wp:simplePos x="0" y="0"/>
                 <wp:positionH relativeFrom="column">
                   <wp:posOffset>10469880</wp:posOffset>
@@ -4963,7 +5181,7 @@
           </mc:Choice>
           <mc:Fallback>
             <w:pict>
-              <v:line w14:anchorId="6E2CFD7E" id="Conector recto 56" o:spid="_x0000_s1026" style="position:absolute;z-index:251784192;visibility:visible;mso-wrap-style:square;mso-width-percent:0;mso-wrap-distance-left:9pt;mso-wrap-distance-top:0;mso-wrap-distance-right:9pt;mso-wrap-distance-bottom:0;mso-position-horizontal:absolute;mso-position-horizontal-relative:text;mso-position-vertical:absolute;mso-position-vertical-relative:text;mso-width-percent:0;mso-width-relative:margin" from="824.4pt,417.45pt" to="885.65pt,417.45pt" o:gfxdata="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" strokecolor="#156082 [3204]" strokeweight="3pt">
+              <v:line w14:anchorId="255E83C6" id="Conector recto 56" o:spid="_x0000_s1026" style="position:absolute;z-index:251779072;visibility:visible;mso-wrap-style:square;mso-width-percent:0;mso-wrap-distance-left:9pt;mso-wrap-distance-top:0;mso-wrap-distance-right:9pt;mso-wrap-distance-bottom:0;mso-position-horizontal:absolute;mso-position-horizontal-relative:text;mso-position-vertical:absolute;mso-position-vertical-relative:text;mso-width-percent:0;mso-width-relative:margin" from="824.4pt,417.45pt" to="885.65pt,417.45pt" o:gfxdata="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" strokecolor="#156082 [3204]" strokeweight="3pt">
                 <v:stroke joinstyle="miter"/>
               </v:line>
             </w:pict>
@@ -4979,7 +5197,7 @@
         <mc:AlternateContent>
           <mc:Choice Requires="wps">
             <w:drawing>
-              <wp:anchor distT="0" distB="0" distL="114300" distR="114300" simplePos="0" relativeHeight="251782144" behindDoc="0" locked="0" layoutInCell="1" allowOverlap="1" wp14:anchorId="2F9E866E" wp14:editId="31CA0B39">
+              <wp:anchor distT="0" distB="0" distL="114300" distR="114300" simplePos="0" relativeHeight="251777024" behindDoc="0" locked="0" layoutInCell="1" allowOverlap="1" wp14:anchorId="2F9E866E" wp14:editId="4D3B5B1A">
                 <wp:simplePos x="0" y="0"/>
                 <wp:positionH relativeFrom="column">
                   <wp:posOffset>10470193</wp:posOffset>
@@ -5032,7 +5250,7 @@
           </mc:Choice>
           <mc:Fallback>
             <w:pict>
-              <v:line w14:anchorId="2396A859" id="Conector recto 56" o:spid="_x0000_s1026" style="position:absolute;z-index:251782144;visibility:visible;mso-wrap-style:square;mso-width-percent:0;mso-wrap-distance-left:9pt;mso-wrap-distance-top:0;mso-wrap-distance-right:9pt;mso-wrap-distance-bottom:0;mso-position-horizontal:absolute;mso-position-horizontal-relative:text;mso-position-vertical:absolute;mso-position-vertical-relative:text;mso-width-percent:0;mso-width-relative:margin" from="824.4pt,409.4pt" to="885.65pt,409.4pt" o:gfxdata="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" strokecolor="#156082 [3204]" strokeweight="3pt">
+              <v:line w14:anchorId="42841F36" id="Conector recto 56" o:spid="_x0000_s1026" style="position:absolute;z-index:251777024;visibility:visible;mso-wrap-style:square;mso-width-percent:0;mso-wrap-distance-left:9pt;mso-wrap-distance-top:0;mso-wrap-distance-right:9pt;mso-wrap-distance-bottom:0;mso-position-horizontal:absolute;mso-position-horizontal-relative:text;mso-position-vertical:absolute;mso-position-vertical-relative:text;mso-width-percent:0;mso-width-relative:margin" from="824.4pt,409.4pt" to="885.65pt,409.4pt" o:gfxdata="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" strokecolor="#156082 [3204]" strokeweight="3pt">
                 <v:stroke joinstyle="miter"/>
               </v:line>
             </w:pict>
@@ -5048,7 +5266,7 @@
         <mc:AlternateContent>
           <mc:Choice Requires="wps">
             <w:drawing>
-              <wp:anchor distT="0" distB="0" distL="114300" distR="114300" simplePos="0" relativeHeight="251780096" behindDoc="0" locked="0" layoutInCell="1" allowOverlap="1" wp14:anchorId="5DE87971" wp14:editId="2F1D480C">
+              <wp:anchor distT="0" distB="0" distL="114300" distR="114300" simplePos="0" relativeHeight="251774976" behindDoc="0" locked="0" layoutInCell="1" allowOverlap="1" wp14:anchorId="5DE87971" wp14:editId="3D8C5F93">
                 <wp:simplePos x="0" y="0"/>
                 <wp:positionH relativeFrom="column">
                   <wp:posOffset>10858220</wp:posOffset>
@@ -5098,7 +5316,7 @@
           </mc:Choice>
           <mc:Fallback>
             <w:pict>
-              <v:line w14:anchorId="6CD537E8" id="Conector recto 56" o:spid="_x0000_s1026" style="position:absolute;z-index:251780096;visibility:visible;mso-wrap-style:square;mso-wrap-distance-left:9pt;mso-wrap-distance-top:0;mso-wrap-distance-right:9pt;mso-wrap-distance-bottom:0;mso-position-horizontal:absolute;mso-position-horizontal-relative:text;mso-position-vertical:absolute;mso-position-vertical-relative:text" from="855pt,388.6pt" to="881.65pt,388.6pt" o:gfxdata="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" strokecolor="#156082 [3204]" strokeweight="3pt">
+              <v:line w14:anchorId="2E76F647" id="Conector recto 56" o:spid="_x0000_s1026" style="position:absolute;z-index:251774976;visibility:visible;mso-wrap-style:square;mso-wrap-distance-left:9pt;mso-wrap-distance-top:0;mso-wrap-distance-right:9pt;mso-wrap-distance-bottom:0;mso-position-horizontal:absolute;mso-position-horizontal-relative:text;mso-position-vertical:absolute;mso-position-vertical-relative:text" from="855pt,388.6pt" to="881.65pt,388.6pt" o:gfxdata="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" strokecolor="#156082 [3204]" strokeweight="3pt">
                 <v:stroke joinstyle="miter"/>
               </v:line>
             </w:pict>
@@ -5114,7 +5332,7 @@
         <mc:AlternateContent>
           <mc:Choice Requires="wps">
             <w:drawing>
-              <wp:anchor distT="0" distB="0" distL="114300" distR="114300" simplePos="0" relativeHeight="251779072" behindDoc="0" locked="0" layoutInCell="1" allowOverlap="1" wp14:anchorId="3190773B" wp14:editId="1161D2FF">
+              <wp:anchor distT="0" distB="0" distL="114300" distR="114300" simplePos="0" relativeHeight="251773952" behindDoc="0" locked="0" layoutInCell="1" allowOverlap="1" wp14:anchorId="3190773B" wp14:editId="4F990CC9">
                 <wp:simplePos x="0" y="0"/>
                 <wp:positionH relativeFrom="column">
                   <wp:posOffset>12597773</wp:posOffset>
@@ -5188,7 +5406,7 @@
           </mc:Choice>
           <mc:Fallback>
             <w:pict>
-              <v:shape w14:anchorId="3190773B" id="Cuadro de texto 9" o:spid="_x0000_s1031" type="#_x0000_t202" style="position:absolute;margin-left:991.95pt;margin-top:239.35pt;width:40.75pt;height:14.75pt;z-index:251779072;visibility:visible;mso-wrap-style:square;mso-width-percent:0;mso-wrap-distance-left:9pt;mso-wrap-distance-top:0;mso-wrap-distance-right:9pt;mso-wrap-distance-bottom:0;mso-position-horizontal:absolute;mso-position-horizontal-relative:text;mso-position-vertical:absolute;mso-position-vertical-relative:text;mso-width-percent:0;mso-width-relative:margin;v-text-anchor:top" o:gfxdata="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" filled="f" stroked="f" strokeweight=".5pt">
+              <v:shape w14:anchorId="3190773B" id="Cuadro de texto 9" o:spid="_x0000_s1031" type="#_x0000_t202" style="position:absolute;margin-left:991.95pt;margin-top:239.35pt;width:40.75pt;height:14.75pt;z-index:251773952;visibility:visible;mso-wrap-style:square;mso-width-percent:0;mso-wrap-distance-left:9pt;mso-wrap-distance-top:0;mso-wrap-distance-right:9pt;mso-wrap-distance-bottom:0;mso-position-horizontal:absolute;mso-position-horizontal-relative:text;mso-position-vertical:absolute;mso-position-vertical-relative:text;mso-width-percent:0;mso-width-relative:margin;v-text-anchor:top" o:gfxdata="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" filled="f" stroked="f" strokeweight=".5pt">
                 <v:textbox>
                   <w:txbxContent>
                     <w:p>
@@ -5230,7 +5448,7 @@
         <mc:AlternateContent>
           <mc:Choice Requires="wps">
             <w:drawing>
-              <wp:anchor distT="0" distB="0" distL="114300" distR="114300" simplePos="0" relativeHeight="251777024" behindDoc="0" locked="0" layoutInCell="1" allowOverlap="1" wp14:anchorId="785705FD" wp14:editId="70E843EB">
+              <wp:anchor distT="0" distB="0" distL="114300" distR="114300" simplePos="0" relativeHeight="251771904" behindDoc="0" locked="0" layoutInCell="1" allowOverlap="1" wp14:anchorId="785705FD" wp14:editId="2C22D6D9">
                 <wp:simplePos x="0" y="0"/>
                 <wp:positionH relativeFrom="column">
                   <wp:posOffset>11760861</wp:posOffset>
@@ -5304,7 +5522,7 @@
           </mc:Choice>
           <mc:Fallback>
             <w:pict>
-              <v:shape w14:anchorId="785705FD" id="_x0000_s1032" type="#_x0000_t202" style="position:absolute;margin-left:926.05pt;margin-top:240.35pt;width:40.75pt;height:14.75pt;z-index:251777024;visibility:visible;mso-wrap-style:square;mso-width-percent:0;mso-wrap-distance-left:9pt;mso-wrap-distance-top:0;mso-wrap-distance-right:9pt;mso-wrap-distance-bottom:0;mso-position-horizontal:absolute;mso-position-horizontal-relative:text;mso-position-vertical:absolute;mso-position-vertical-relative:text;mso-width-percent:0;mso-width-relative:margin;v-text-anchor:top" o:gfxdata="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" filled="f" stroked="f" strokeweight=".5pt">
+              <v:shape w14:anchorId="785705FD" id="_x0000_s1032" type="#_x0000_t202" style="position:absolute;margin-left:926.05pt;margin-top:240.35pt;width:40.75pt;height:14.75pt;z-index:251771904;visibility:visible;mso-wrap-style:square;mso-width-percent:0;mso-wrap-distance-left:9pt;mso-wrap-distance-top:0;mso-wrap-distance-right:9pt;mso-wrap-distance-bottom:0;mso-position-horizontal:absolute;mso-position-horizontal-relative:text;mso-position-vertical:absolute;mso-position-vertical-relative:text;mso-width-percent:0;mso-width-relative:margin;v-text-anchor:top" o:gfxdata="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" filled="f" stroked="f" strokeweight=".5pt">
                 <v:textbox>
                   <w:txbxContent>
                     <w:p>
@@ -5346,7 +5564,7 @@
         <mc:AlternateContent>
           <mc:Choice Requires="wps">
             <w:drawing>
-              <wp:anchor distT="0" distB="0" distL="114300" distR="114300" simplePos="0" relativeHeight="251774976" behindDoc="0" locked="0" layoutInCell="1" allowOverlap="1" wp14:anchorId="49AA97EA" wp14:editId="198292EC">
+              <wp:anchor distT="0" distB="0" distL="114300" distR="114300" simplePos="0" relativeHeight="251769856" behindDoc="0" locked="0" layoutInCell="1" allowOverlap="1" wp14:anchorId="49AA97EA" wp14:editId="6E040AE5">
                 <wp:simplePos x="0" y="0"/>
                 <wp:positionH relativeFrom="column">
                   <wp:posOffset>10891305</wp:posOffset>
@@ -5420,7 +5638,7 @@
           </mc:Choice>
           <mc:Fallback>
             <w:pict>
-              <v:shape w14:anchorId="49AA97EA" id="_x0000_s1033" type="#_x0000_t202" style="position:absolute;margin-left:857.6pt;margin-top:240.35pt;width:40.75pt;height:14.75pt;z-index:251774976;visibility:visible;mso-wrap-style:square;mso-width-percent:0;mso-wrap-distance-left:9pt;mso-wrap-distance-top:0;mso-wrap-distance-right:9pt;mso-wrap-distance-bottom:0;mso-position-horizontal:absolute;mso-position-horizontal-relative:text;mso-position-vertical:absolute;mso-position-vertical-relative:text;mso-width-percent:0;mso-width-relative:margin;v-text-anchor:top" o:gfxdata="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" filled="f" stroked="f" strokeweight=".5pt">
+              <v:shape w14:anchorId="49AA97EA" id="_x0000_s1033" type="#_x0000_t202" style="position:absolute;margin-left:857.6pt;margin-top:240.35pt;width:40.75pt;height:14.75pt;z-index:251769856;visibility:visible;mso-wrap-style:square;mso-width-percent:0;mso-wrap-distance-left:9pt;mso-wrap-distance-top:0;mso-wrap-distance-right:9pt;mso-wrap-distance-bottom:0;mso-position-horizontal:absolute;mso-position-horizontal-relative:text;mso-position-vertical:absolute;mso-position-vertical-relative:text;mso-width-percent:0;mso-width-relative:margin;v-text-anchor:top" o:gfxdata="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" filled="f" stroked="f" strokeweight=".5pt">
                 <v:textbox>
                   <w:txbxContent>
                     <w:p>
@@ -5462,7 +5680,7 @@
         <mc:AlternateContent>
           <mc:Choice Requires="wps">
             <w:drawing>
-              <wp:anchor distT="0" distB="0" distL="114300" distR="114300" simplePos="0" relativeHeight="251772928" behindDoc="0" locked="0" layoutInCell="1" allowOverlap="1" wp14:anchorId="6F0C97C3" wp14:editId="414B27A6">
+              <wp:anchor distT="0" distB="0" distL="114300" distR="114300" simplePos="0" relativeHeight="251767808" behindDoc="0" locked="0" layoutInCell="1" allowOverlap="1" wp14:anchorId="6F0C97C3" wp14:editId="6A8AE870">
                 <wp:simplePos x="0" y="0"/>
                 <wp:positionH relativeFrom="column">
                   <wp:posOffset>10184765</wp:posOffset>
@@ -5536,7 +5754,7 @@
           </mc:Choice>
           <mc:Fallback>
             <w:pict>
-              <v:shape w14:anchorId="6F0C97C3" id="_x0000_s1034" type="#_x0000_t202" style="position:absolute;margin-left:801.95pt;margin-top:240.35pt;width:40.75pt;height:14.75pt;z-index:251772928;visibility:visible;mso-wrap-style:square;mso-width-percent:0;mso-wrap-distance-left:9pt;mso-wrap-distance-top:0;mso-wrap-distance-right:9pt;mso-wrap-distance-bottom:0;mso-position-horizontal:absolute;mso-position-horizontal-relative:text;mso-position-vertical:absolute;mso-position-vertical-relative:text;mso-width-percent:0;mso-width-relative:margin;v-text-anchor:top" o:gfxdata="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" filled="f" stroked="f" strokeweight=".5pt">
+              <v:shape w14:anchorId="6F0C97C3" id="_x0000_s1034" type="#_x0000_t202" style="position:absolute;margin-left:801.95pt;margin-top:240.35pt;width:40.75pt;height:14.75pt;z-index:251767808;visibility:visible;mso-wrap-style:square;mso-width-percent:0;mso-wrap-distance-left:9pt;mso-wrap-distance-top:0;mso-wrap-distance-right:9pt;mso-wrap-distance-bottom:0;mso-position-horizontal:absolute;mso-position-horizontal-relative:text;mso-position-vertical:absolute;mso-position-vertical-relative:text;mso-width-percent:0;mso-width-relative:margin;v-text-anchor:top" o:gfxdata="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" filled="f" stroked="f" strokeweight=".5pt">
                 <v:textbox>
                   <w:txbxContent>
                     <w:p>
@@ -5578,7 +5796,7 @@
         <mc:AlternateContent>
           <mc:Choice Requires="wps">
             <w:drawing>
-              <wp:anchor distT="0" distB="0" distL="114300" distR="114300" simplePos="0" relativeHeight="251770880" behindDoc="0" locked="0" layoutInCell="1" allowOverlap="1" wp14:anchorId="6D4CACCD" wp14:editId="7B3CE2D1">
+              <wp:anchor distT="0" distB="0" distL="114300" distR="114300" simplePos="0" relativeHeight="251765760" behindDoc="0" locked="0" layoutInCell="1" allowOverlap="1" wp14:anchorId="6D4CACCD" wp14:editId="25593675">
                 <wp:simplePos x="0" y="0"/>
                 <wp:positionH relativeFrom="column">
                   <wp:posOffset>10231949</wp:posOffset>
@@ -5627,7 +5845,7 @@
           </mc:Choice>
           <mc:Fallback>
             <w:pict>
-              <v:line w14:anchorId="6E82F0D5" id="Conector recto 7" o:spid="_x0000_s1026" style="position:absolute;z-index:251770880;visibility:visible;mso-wrap-style:square;mso-wrap-distance-left:9pt;mso-wrap-distance-top:0;mso-wrap-distance-right:9pt;mso-wrap-distance-bottom:0;mso-position-horizontal:absolute;mso-position-horizontal-relative:text;mso-position-vertical:absolute;mso-position-vertical-relative:text" from="805.65pt,239.35pt" to="1026.65pt,239.35pt" o:gfxdata="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" strokecolor="#156082 [3204]" strokeweight=".5pt">
+              <v:line w14:anchorId="3C213F19" id="Conector recto 7" o:spid="_x0000_s1026" style="position:absolute;z-index:251765760;visibility:visible;mso-wrap-style:square;mso-wrap-distance-left:9pt;mso-wrap-distance-top:0;mso-wrap-distance-right:9pt;mso-wrap-distance-bottom:0;mso-position-horizontal:absolute;mso-position-horizontal-relative:text;mso-position-vertical:absolute;mso-position-vertical-relative:text" from="805.65pt,239.35pt" to="1026.65pt,239.35pt" o:gfxdata="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" strokecolor="#156082 [3204]" strokeweight=".5pt">
                 <v:stroke joinstyle="miter"/>
               </v:line>
             </w:pict>
@@ -5643,7 +5861,7 @@
         <mc:AlternateContent>
           <mc:Choice Requires="wps">
             <w:drawing>
-              <wp:anchor distT="0" distB="0" distL="114300" distR="114300" simplePos="0" relativeHeight="251712512" behindDoc="0" locked="0" layoutInCell="1" allowOverlap="1" wp14:anchorId="1E344DC0" wp14:editId="69D6721F">
+              <wp:anchor distT="0" distB="0" distL="114300" distR="114300" simplePos="0" relativeHeight="251707392" behindDoc="0" locked="0" layoutInCell="1" allowOverlap="1" wp14:anchorId="1E344DC0" wp14:editId="2AAE1C03">
                 <wp:simplePos x="0" y="0"/>
                 <wp:positionH relativeFrom="column">
                   <wp:posOffset>12578080</wp:posOffset>
@@ -5714,7 +5932,7 @@
           </mc:Choice>
           <mc:Fallback>
             <w:pict>
-              <v:shape w14:anchorId="1E344DC0" id="_x0000_s1035" type="#_x0000_t202" style="position:absolute;margin-left:990.4pt;margin-top:223.9pt;width:41.2pt;height:14.75pt;z-index:251712512;visibility:visible;mso-wrap-style:square;mso-wrap-distance-left:9pt;mso-wrap-distance-top:0;mso-wrap-distance-right:9pt;mso-wrap-distance-bottom:0;mso-position-horizontal:absolute;mso-position-horizontal-relative:text;mso-position-vertical:absolute;mso-position-vertical-relative:text;v-text-anchor:top" o:gfxdata="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" filled="f" stroked="f" strokeweight=".5pt">
+              <v:shape w14:anchorId="1E344DC0" id="_x0000_s1035" type="#_x0000_t202" style="position:absolute;margin-left:990.4pt;margin-top:223.9pt;width:41.2pt;height:14.75pt;z-index:251707392;visibility:visible;mso-wrap-style:square;mso-wrap-distance-left:9pt;mso-wrap-distance-top:0;mso-wrap-distance-right:9pt;mso-wrap-distance-bottom:0;mso-position-horizontal:absolute;mso-position-horizontal-relative:text;mso-position-vertical:absolute;mso-position-vertical-relative:text;v-text-anchor:top" o:gfxdata="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" filled="f" stroked="f" strokeweight=".5pt">
                 <v:textbox>
                   <w:txbxContent>
                     <w:p>
@@ -5756,7 +5974,7 @@
         <mc:AlternateContent>
           <mc:Choice Requires="wps">
             <w:drawing>
-              <wp:anchor distT="0" distB="0" distL="114300" distR="114300" simplePos="0" relativeHeight="251711488" behindDoc="0" locked="0" layoutInCell="1" allowOverlap="1" wp14:anchorId="773A3FAF" wp14:editId="62E4F563">
+              <wp:anchor distT="0" distB="0" distL="114300" distR="114300" simplePos="0" relativeHeight="251706368" behindDoc="0" locked="0" layoutInCell="1" allowOverlap="1" wp14:anchorId="773A3FAF" wp14:editId="6F8A60BD">
                 <wp:simplePos x="0" y="0"/>
                 <wp:positionH relativeFrom="column">
                   <wp:posOffset>11770360</wp:posOffset>
@@ -5827,7 +6045,7 @@
           </mc:Choice>
           <mc:Fallback>
             <w:pict>
-              <v:shape w14:anchorId="773A3FAF" id="_x0000_s1036" type="#_x0000_t202" style="position:absolute;margin-left:926.8pt;margin-top:223.9pt;width:41.2pt;height:14.75pt;z-index:251711488;visibility:visible;mso-wrap-style:square;mso-wrap-distance-left:9pt;mso-wrap-distance-top:0;mso-wrap-distance-right:9pt;mso-wrap-distance-bottom:0;mso-position-horizontal:absolute;mso-position-horizontal-relative:text;mso-position-vertical:absolute;mso-position-vertical-relative:text;v-text-anchor:top" o:gfxdata="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" filled="f" stroked="f" strokeweight=".5pt">
+              <v:shape w14:anchorId="773A3FAF" id="_x0000_s1036" type="#_x0000_t202" style="position:absolute;margin-left:926.8pt;margin-top:223.9pt;width:41.2pt;height:14.75pt;z-index:251706368;visibility:visible;mso-wrap-style:square;mso-wrap-distance-left:9pt;mso-wrap-distance-top:0;mso-wrap-distance-right:9pt;mso-wrap-distance-bottom:0;mso-position-horizontal:absolute;mso-position-horizontal-relative:text;mso-position-vertical:absolute;mso-position-vertical-relative:text;v-text-anchor:top" o:gfxdata="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" filled="f" stroked="f" strokeweight=".5pt">
                 <v:textbox>
                   <w:txbxContent>
                     <w:p>
@@ -5869,7 +6087,7 @@
         <mc:AlternateContent>
           <mc:Choice Requires="wps">
             <w:drawing>
-              <wp:anchor distT="0" distB="0" distL="114300" distR="114300" simplePos="0" relativeHeight="251710464" behindDoc="0" locked="0" layoutInCell="1" allowOverlap="1" wp14:anchorId="30ADBC13" wp14:editId="04A6C6E9">
+              <wp:anchor distT="0" distB="0" distL="114300" distR="114300" simplePos="0" relativeHeight="251705344" behindDoc="0" locked="0" layoutInCell="1" allowOverlap="1" wp14:anchorId="30ADBC13" wp14:editId="43820F1B">
                 <wp:simplePos x="0" y="0"/>
                 <wp:positionH relativeFrom="column">
                   <wp:posOffset>10880090</wp:posOffset>
@@ -5940,7 +6158,7 @@
           </mc:Choice>
           <mc:Fallback>
             <w:pict>
-              <v:shape w14:anchorId="30ADBC13" id="_x0000_s1037" type="#_x0000_t202" style="position:absolute;margin-left:856.7pt;margin-top:223.9pt;width:41.2pt;height:14.75pt;z-index:251710464;visibility:visible;mso-wrap-style:square;mso-wrap-distance-left:9pt;mso-wrap-distance-top:0;mso-wrap-distance-right:9pt;mso-wrap-distance-bottom:0;mso-position-horizontal:absolute;mso-position-horizontal-relative:text;mso-position-vertical:absolute;mso-position-vertical-relative:text;v-text-anchor:top" o:gfxdata="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" filled="f" stroked="f" strokeweight=".5pt">
+              <v:shape w14:anchorId="30ADBC13" id="_x0000_s1037" type="#_x0000_t202" style="position:absolute;margin-left:856.7pt;margin-top:223.9pt;width:41.2pt;height:14.75pt;z-index:251705344;visibility:visible;mso-wrap-style:square;mso-wrap-distance-left:9pt;mso-wrap-distance-top:0;mso-wrap-distance-right:9pt;mso-wrap-distance-bottom:0;mso-position-horizontal:absolute;mso-position-horizontal-relative:text;mso-position-vertical:absolute;mso-position-vertical-relative:text;v-text-anchor:top" o:gfxdata="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" filled="f" stroked="f" strokeweight=".5pt">
                 <v:textbox>
                   <w:txbxContent>
                     <w:p>
@@ -5982,7 +6200,7 @@
         <mc:AlternateContent>
           <mc:Choice Requires="wps">
             <w:drawing>
-              <wp:anchor distT="0" distB="0" distL="114300" distR="114300" simplePos="0" relativeHeight="251709440" behindDoc="0" locked="0" layoutInCell="1" allowOverlap="1" wp14:anchorId="5237E86C" wp14:editId="0D299A5C">
+              <wp:anchor distT="0" distB="0" distL="114300" distR="114300" simplePos="0" relativeHeight="251704320" behindDoc="0" locked="0" layoutInCell="1" allowOverlap="1" wp14:anchorId="5237E86C" wp14:editId="6F4EF7B7">
                 <wp:simplePos x="0" y="0"/>
                 <wp:positionH relativeFrom="column">
                   <wp:posOffset>10191115</wp:posOffset>
@@ -6053,7 +6271,7 @@
           </mc:Choice>
           <mc:Fallback>
             <w:pict>
-              <v:shape w14:anchorId="5237E86C" id="_x0000_s1038" type="#_x0000_t202" style="position:absolute;margin-left:802.45pt;margin-top:223.95pt;width:41.2pt;height:14.75pt;z-index:251709440;visibility:visible;mso-wrap-style:square;mso-wrap-distance-left:9pt;mso-wrap-distance-top:0;mso-wrap-distance-right:9pt;mso-wrap-distance-bottom:0;mso-position-horizontal:absolute;mso-position-horizontal-relative:text;mso-position-vertical:absolute;mso-position-vertical-relative:text;v-text-anchor:top" o:gfxdata="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" filled="f" stroked="f" strokeweight=".5pt">
+              <v:shape w14:anchorId="5237E86C" id="_x0000_s1038" type="#_x0000_t202" style="position:absolute;margin-left:802.45pt;margin-top:223.95pt;width:41.2pt;height:14.75pt;z-index:251704320;visibility:visible;mso-wrap-style:square;mso-wrap-distance-left:9pt;mso-wrap-distance-top:0;mso-wrap-distance-right:9pt;mso-wrap-distance-bottom:0;mso-position-horizontal:absolute;mso-position-horizontal-relative:text;mso-position-vertical:absolute;mso-position-vertical-relative:text;v-text-anchor:top" o:gfxdata="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" filled="f" stroked="f" strokeweight=".5pt">
                 <v:textbox>
                   <w:txbxContent>
                     <w:p>
@@ -6095,7 +6313,7 @@
         <mc:AlternateContent>
           <mc:Choice Requires="wps">
             <w:drawing>
-              <wp:anchor distT="0" distB="0" distL="114300" distR="114300" simplePos="0" relativeHeight="251705344" behindDoc="0" locked="0" layoutInCell="1" allowOverlap="1" wp14:anchorId="3B026A62" wp14:editId="10137A5D">
+              <wp:anchor distT="0" distB="0" distL="114300" distR="114300" simplePos="0" relativeHeight="251700224" behindDoc="0" locked="0" layoutInCell="1" allowOverlap="1" wp14:anchorId="3B026A62" wp14:editId="3957F452">
                 <wp:simplePos x="0" y="0"/>
                 <wp:positionH relativeFrom="column">
                   <wp:posOffset>10226675</wp:posOffset>
@@ -6144,7 +6362,7 @@
           </mc:Choice>
           <mc:Fallback>
             <w:pict>
-              <v:line w14:anchorId="1C80FD34" id="Conector recto 7" o:spid="_x0000_s1026" style="position:absolute;z-index:251705344;visibility:visible;mso-wrap-style:square;mso-wrap-distance-left:9pt;mso-wrap-distance-top:0;mso-wrap-distance-right:9pt;mso-wrap-distance-bottom:0;mso-position-horizontal:absolute;mso-position-horizontal-relative:text;mso-position-vertical:absolute;mso-position-vertical-relative:text" from="805.25pt,254.4pt" to="1026.25pt,254.4pt" o:gfxdata="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" strokecolor="#156082 [3204]" strokeweight=".5pt">
+              <v:line w14:anchorId="0BD65912" id="Conector recto 7" o:spid="_x0000_s1026" style="position:absolute;z-index:251700224;visibility:visible;mso-wrap-style:square;mso-wrap-distance-left:9pt;mso-wrap-distance-top:0;mso-wrap-distance-right:9pt;mso-wrap-distance-bottom:0;mso-position-horizontal:absolute;mso-position-horizontal-relative:text;mso-position-vertical:absolute;mso-position-vertical-relative:text" from="805.25pt,254.4pt" to="1026.25pt,254.4pt" o:gfxdata="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" strokecolor="#156082 [3204]" strokeweight=".5pt">
                 <v:stroke joinstyle="miter"/>
               </v:line>
             </w:pict>
@@ -6160,7 +6378,7 @@
         <mc:AlternateContent>
           <mc:Choice Requires="wps">
             <w:drawing>
-              <wp:anchor distT="0" distB="0" distL="114300" distR="114300" simplePos="0" relativeHeight="251706368" behindDoc="0" locked="0" layoutInCell="1" allowOverlap="1" wp14:anchorId="2FDE14AF" wp14:editId="564A0B70">
+              <wp:anchor distT="0" distB="0" distL="114300" distR="114300" simplePos="0" relativeHeight="251701248" behindDoc="0" locked="0" layoutInCell="1" allowOverlap="1" wp14:anchorId="2FDE14AF" wp14:editId="7E44AF46">
                 <wp:simplePos x="0" y="0"/>
                 <wp:positionH relativeFrom="column">
                   <wp:posOffset>10749280</wp:posOffset>
@@ -6209,7 +6427,7 @@
           </mc:Choice>
           <mc:Fallback>
             <w:pict>
-              <v:line w14:anchorId="64807017" id="Conector recto 8" o:spid="_x0000_s1026" style="position:absolute;z-index:251706368;visibility:visible;mso-wrap-style:square;mso-wrap-distance-left:9pt;mso-wrap-distance-top:0;mso-wrap-distance-right:9pt;mso-wrap-distance-bottom:0;mso-position-horizontal:absolute;mso-position-horizontal-relative:text;mso-position-vertical:absolute;mso-position-vertical-relative:text" from="846.4pt,254.4pt" to="846.4pt,315.1pt" o:gfxdata="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" strokecolor="#156082 [3204]" strokeweight=".5pt">
+              <v:line w14:anchorId="0C983739" id="Conector recto 8" o:spid="_x0000_s1026" style="position:absolute;z-index:251701248;visibility:visible;mso-wrap-style:square;mso-wrap-distance-left:9pt;mso-wrap-distance-top:0;mso-wrap-distance-right:9pt;mso-wrap-distance-bottom:0;mso-position-horizontal:absolute;mso-position-horizontal-relative:text;mso-position-vertical:absolute;mso-position-vertical-relative:text" from="846.4pt,254.4pt" to="846.4pt,315.1pt" o:gfxdata="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" strokecolor="#156082 [3204]" strokeweight=".5pt">
                 <v:stroke joinstyle="miter"/>
               </v:line>
             </w:pict>
@@ -6225,7 +6443,7 @@
         <mc:AlternateContent>
           <mc:Choice Requires="wps">
             <w:drawing>
-              <wp:anchor distT="0" distB="0" distL="114300" distR="114300" simplePos="0" relativeHeight="251707392" behindDoc="0" locked="0" layoutInCell="1" allowOverlap="1" wp14:anchorId="3D6235DA" wp14:editId="71A5B6BB">
+              <wp:anchor distT="0" distB="0" distL="114300" distR="114300" simplePos="0" relativeHeight="251702272" behindDoc="0" locked="0" layoutInCell="1" allowOverlap="1" wp14:anchorId="3D6235DA" wp14:editId="2C050731">
                 <wp:simplePos x="0" y="0"/>
                 <wp:positionH relativeFrom="column">
                   <wp:posOffset>11568430</wp:posOffset>
@@ -6274,7 +6492,7 @@
           </mc:Choice>
           <mc:Fallback>
             <w:pict>
-              <v:line w14:anchorId="50A5CDD4" id="Conector recto 8" o:spid="_x0000_s1026" style="position:absolute;z-index:251707392;visibility:visible;mso-wrap-style:square;mso-wrap-distance-left:9pt;mso-wrap-distance-top:0;mso-wrap-distance-right:9pt;mso-wrap-distance-bottom:0;mso-position-horizontal:absolute;mso-position-horizontal-relative:text;mso-position-vertical:absolute;mso-position-vertical-relative:text" from="910.9pt,254.4pt" to="910.9pt,315.1pt" o:gfxdata="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" strokecolor="#156082 [3204]" strokeweight=".5pt">
+              <v:line w14:anchorId="2ACB0A36" id="Conector recto 8" o:spid="_x0000_s1026" style="position:absolute;z-index:251702272;visibility:visible;mso-wrap-style:square;mso-wrap-distance-left:9pt;mso-wrap-distance-top:0;mso-wrap-distance-right:9pt;mso-wrap-distance-bottom:0;mso-position-horizontal:absolute;mso-position-horizontal-relative:text;mso-position-vertical:absolute;mso-position-vertical-relative:text" from="910.9pt,254.4pt" to="910.9pt,315.1pt" o:gfxdata="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" strokecolor="#156082 [3204]" strokeweight=".5pt">
                 <v:stroke joinstyle="miter"/>
               </v:line>
             </w:pict>
@@ -6290,7 +6508,7 @@
         <mc:AlternateContent>
           <mc:Choice Requires="wps">
             <w:drawing>
-              <wp:anchor distT="0" distB="0" distL="114300" distR="114300" simplePos="0" relativeHeight="251708416" behindDoc="0" locked="0" layoutInCell="1" allowOverlap="1" wp14:anchorId="4214A50C" wp14:editId="7D60051D">
+              <wp:anchor distT="0" distB="0" distL="114300" distR="114300" simplePos="0" relativeHeight="251703296" behindDoc="0" locked="0" layoutInCell="1" allowOverlap="1" wp14:anchorId="4214A50C" wp14:editId="57F1B8E4">
                 <wp:simplePos x="0" y="0"/>
                 <wp:positionH relativeFrom="column">
                   <wp:posOffset>12542520</wp:posOffset>
@@ -6339,7 +6557,7 @@
           </mc:Choice>
           <mc:Fallback>
             <w:pict>
-              <v:line w14:anchorId="51759CF9" id="Conector recto 8" o:spid="_x0000_s1026" style="position:absolute;z-index:251708416;visibility:visible;mso-wrap-style:square;mso-wrap-distance-left:9pt;mso-wrap-distance-top:0;mso-wrap-distance-right:9pt;mso-wrap-distance-bottom:0;mso-position-horizontal:absolute;mso-position-horizontal-relative:text;mso-position-vertical:absolute;mso-position-vertical-relative:text" from="987.6pt,254.4pt" to="987.6pt,315.1pt" o:gfxdata="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" strokecolor="#156082 [3204]" strokeweight=".5pt">
+              <v:line w14:anchorId="50CD4781" id="Conector recto 8" o:spid="_x0000_s1026" style="position:absolute;z-index:251703296;visibility:visible;mso-wrap-style:square;mso-wrap-distance-left:9pt;mso-wrap-distance-top:0;mso-wrap-distance-right:9pt;mso-wrap-distance-bottom:0;mso-position-horizontal:absolute;mso-position-horizontal-relative:text;mso-position-vertical:absolute;mso-position-vertical-relative:text" from="987.6pt,254.4pt" to="987.6pt,315.1pt" o:gfxdata="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" strokecolor="#156082 [3204]" strokeweight=".5pt">
                 <v:stroke joinstyle="miter"/>
               </v:line>
             </w:pict>
@@ -6355,7 +6573,7 @@
         <mc:AlternateContent>
           <mc:Choice Requires="wps">
             <w:drawing>
-              <wp:anchor distT="0" distB="0" distL="114300" distR="114300" simplePos="0" relativeHeight="251713536" behindDoc="0" locked="0" layoutInCell="1" allowOverlap="1" wp14:anchorId="0B3D84F7" wp14:editId="67B11A00">
+              <wp:anchor distT="0" distB="0" distL="114300" distR="114300" simplePos="0" relativeHeight="251708416" behindDoc="0" locked="0" layoutInCell="1" allowOverlap="1" wp14:anchorId="0B3D84F7" wp14:editId="7475618C">
                 <wp:simplePos x="0" y="0"/>
                 <wp:positionH relativeFrom="column">
                   <wp:posOffset>10844530</wp:posOffset>
@@ -6420,7 +6638,7 @@
           </mc:Choice>
           <mc:Fallback>
             <w:pict>
-              <v:shape w14:anchorId="0FE2C4B4" id="Rectángulo: una sola esquina cortada 10" o:spid="_x0000_s1026" style="position:absolute;margin-left:853.9pt;margin-top:258.15pt;width:12pt;height:8.7pt;z-index:251713536;visibility:visible;mso-wrap-style:square;mso-wrap-distance-left:9pt;mso-wrap-distance-top:0;mso-wrap-distance-right:9pt;mso-wrap-distance-bottom:0;mso-position-horizontal:absolute;mso-position-horizontal-relative:text;mso-position-vertical:absolute;mso-position-vertical-relative:text;v-text-anchor:middle" coordsize="152400,110490" o:gfxdata="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" path="m,l124460,r27940,27940l152400,110490,,110490,,xe" fillcolor="#c1f0c7 [662]" strokecolor="#030e13 [484]" strokeweight=".5pt">
+              <v:shape w14:anchorId="42186768" id="Rectángulo: una sola esquina cortada 10" o:spid="_x0000_s1026" style="position:absolute;margin-left:853.9pt;margin-top:258.15pt;width:12pt;height:8.7pt;z-index:251708416;visibility:visible;mso-wrap-style:square;mso-wrap-distance-left:9pt;mso-wrap-distance-top:0;mso-wrap-distance-right:9pt;mso-wrap-distance-bottom:0;mso-position-horizontal:absolute;mso-position-horizontal-relative:text;mso-position-vertical:absolute;mso-position-vertical-relative:text;v-text-anchor:middle" coordsize="152400,110490" o:gfxdata="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" path="m,l124460,r27940,27940l152400,110490,,110490,,xe" fillcolor="#c1f0c7 [662]" strokecolor="#030e13 [484]" strokeweight=".5pt">
                 <v:stroke joinstyle="miter"/>
                 <v:path arrowok="t" o:connecttype="custom" o:connectlocs="0,0;124460,0;152400,27940;152400,110490;0,110490;0,0" o:connectangles="0,0,0,0,0,0"/>
               </v:shape>
@@ -6437,7 +6655,7 @@
         <mc:AlternateContent>
           <mc:Choice Requires="wps">
             <w:drawing>
-              <wp:anchor distT="0" distB="0" distL="114300" distR="114300" simplePos="0" relativeHeight="251714560" behindDoc="0" locked="0" layoutInCell="1" allowOverlap="1" wp14:anchorId="4D0A0757" wp14:editId="103F6492">
+              <wp:anchor distT="0" distB="0" distL="114300" distR="114300" simplePos="0" relativeHeight="251709440" behindDoc="0" locked="0" layoutInCell="1" allowOverlap="1" wp14:anchorId="4D0A0757" wp14:editId="562C3C7B">
                 <wp:simplePos x="0" y="0"/>
                 <wp:positionH relativeFrom="column">
                   <wp:posOffset>10844530</wp:posOffset>
@@ -6502,7 +6720,7 @@
           </mc:Choice>
           <mc:Fallback>
             <w:pict>
-              <v:shape w14:anchorId="2F8FA1F1" id="Rectángulo: una sola esquina cortada 10" o:spid="_x0000_s1026" style="position:absolute;margin-left:853.9pt;margin-top:274.05pt;width:12pt;height:8.7pt;z-index:251714560;visibility:visible;mso-wrap-style:square;mso-wrap-distance-left:9pt;mso-wrap-distance-top:0;mso-wrap-distance-right:9pt;mso-wrap-distance-bottom:0;mso-position-horizontal:absolute;mso-position-horizontal-relative:text;mso-position-vertical:absolute;mso-position-vertical-relative:text;v-text-anchor:middle" coordsize="152400,110490" o:gfxdata="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" path="m,l124460,r27940,27940l152400,110490,,110490,,xe" fillcolor="#c1f0c7 [662]" strokecolor="#030e13 [484]" strokeweight=".5pt">
+              <v:shape w14:anchorId="565B8FB5" id="Rectángulo: una sola esquina cortada 10" o:spid="_x0000_s1026" style="position:absolute;margin-left:853.9pt;margin-top:274.05pt;width:12pt;height:8.7pt;z-index:251709440;visibility:visible;mso-wrap-style:square;mso-wrap-distance-left:9pt;mso-wrap-distance-top:0;mso-wrap-distance-right:9pt;mso-wrap-distance-bottom:0;mso-position-horizontal:absolute;mso-position-horizontal-relative:text;mso-position-vertical:absolute;mso-position-vertical-relative:text;v-text-anchor:middle" coordsize="152400,110490" o:gfxdata="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" path="m,l124460,r27940,27940l152400,110490,,110490,,xe" fillcolor="#c1f0c7 [662]" strokecolor="#030e13 [484]" strokeweight=".5pt">
                 <v:stroke joinstyle="miter"/>
                 <v:path arrowok="t" o:connecttype="custom" o:connectlocs="0,0;124460,0;152400,27940;152400,110490;0,110490;0,0" o:connectangles="0,0,0,0,0,0"/>
               </v:shape>
@@ -6519,7 +6737,7 @@
         <mc:AlternateContent>
           <mc:Choice Requires="wps">
             <w:drawing>
-              <wp:anchor distT="0" distB="0" distL="114300" distR="114300" simplePos="0" relativeHeight="251715584" behindDoc="0" locked="0" layoutInCell="1" allowOverlap="1" wp14:anchorId="42A39677" wp14:editId="6B01DE19">
+              <wp:anchor distT="0" distB="0" distL="114300" distR="114300" simplePos="0" relativeHeight="251710464" behindDoc="0" locked="0" layoutInCell="1" allowOverlap="1" wp14:anchorId="42A39677" wp14:editId="7A192800">
                 <wp:simplePos x="0" y="0"/>
                 <wp:positionH relativeFrom="column">
                   <wp:posOffset>10844530</wp:posOffset>
@@ -6584,7 +6802,7 @@
           </mc:Choice>
           <mc:Fallback>
             <w:pict>
-              <v:shape w14:anchorId="0DF49A72" id="Rectángulo: una sola esquina cortada 10" o:spid="_x0000_s1026" style="position:absolute;margin-left:853.9pt;margin-top:289pt;width:12pt;height:8.7pt;z-index:251715584;visibility:visible;mso-wrap-style:square;mso-wrap-distance-left:9pt;mso-wrap-distance-top:0;mso-wrap-distance-right:9pt;mso-wrap-distance-bottom:0;mso-position-horizontal:absolute;mso-position-horizontal-relative:text;mso-position-vertical:absolute;mso-position-vertical-relative:text;v-text-anchor:middle" coordsize="152400,110490" o:gfxdata="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" path="m,l124460,r27940,27940l152400,110490,,110490,,xe" fillcolor="#c1f0c7 [662]" strokecolor="#030e13 [484]" strokeweight=".5pt">
+              <v:shape w14:anchorId="28B93A3E" id="Rectángulo: una sola esquina cortada 10" o:spid="_x0000_s1026" style="position:absolute;margin-left:853.9pt;margin-top:289pt;width:12pt;height:8.7pt;z-index:251710464;visibility:visible;mso-wrap-style:square;mso-wrap-distance-left:9pt;mso-wrap-distance-top:0;mso-wrap-distance-right:9pt;mso-wrap-distance-bottom:0;mso-position-horizontal:absolute;mso-position-horizontal-relative:text;mso-position-vertical:absolute;mso-position-vertical-relative:text;v-text-anchor:middle" coordsize="152400,110490" o:gfxdata="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" path="m,l124460,r27940,27940l152400,110490,,110490,,xe" fillcolor="#c1f0c7 [662]" strokecolor="#030e13 [484]" strokeweight=".5pt">
                 <v:stroke joinstyle="miter"/>
                 <v:path arrowok="t" o:connecttype="custom" o:connectlocs="0,0;124460,0;152400,27940;152400,110490;0,110490;0,0" o:connectangles="0,0,0,0,0,0"/>
               </v:shape>
@@ -6601,7 +6819,7 @@
         <mc:AlternateContent>
           <mc:Choice Requires="wps">
             <w:drawing>
-              <wp:anchor distT="0" distB="0" distL="114300" distR="114300" simplePos="0" relativeHeight="251716608" behindDoc="0" locked="0" layoutInCell="1" allowOverlap="1" wp14:anchorId="38C85660" wp14:editId="41B2539A">
+              <wp:anchor distT="0" distB="0" distL="114300" distR="114300" simplePos="0" relativeHeight="251711488" behindDoc="0" locked="0" layoutInCell="1" allowOverlap="1" wp14:anchorId="38C85660" wp14:editId="322088BA">
                 <wp:simplePos x="0" y="0"/>
                 <wp:positionH relativeFrom="column">
                   <wp:posOffset>10844530</wp:posOffset>
@@ -6666,7 +6884,7 @@
           </mc:Choice>
           <mc:Fallback>
             <w:pict>
-              <v:shape w14:anchorId="08A18D1B" id="Rectángulo: una sola esquina cortada 10" o:spid="_x0000_s1026" style="position:absolute;margin-left:853.9pt;margin-top:305.85pt;width:12pt;height:8.7pt;z-index:251716608;visibility:visible;mso-wrap-style:square;mso-wrap-distance-left:9pt;mso-wrap-distance-top:0;mso-wrap-distance-right:9pt;mso-wrap-distance-bottom:0;mso-position-horizontal:absolute;mso-position-horizontal-relative:text;mso-position-vertical:absolute;mso-position-vertical-relative:text;v-text-anchor:middle" coordsize="152400,110490" o:gfxdata="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" path="m,l124460,r27940,27940l152400,110490,,110490,,xe" fillcolor="#c1f0c7 [662]" strokecolor="#030e13 [484]" strokeweight=".5pt">
+              <v:shape w14:anchorId="39B0976C" id="Rectángulo: una sola esquina cortada 10" o:spid="_x0000_s1026" style="position:absolute;margin-left:853.9pt;margin-top:305.85pt;width:12pt;height:8.7pt;z-index:251711488;visibility:visible;mso-wrap-style:square;mso-wrap-distance-left:9pt;mso-wrap-distance-top:0;mso-wrap-distance-right:9pt;mso-wrap-distance-bottom:0;mso-position-horizontal:absolute;mso-position-horizontal-relative:text;mso-position-vertical:absolute;mso-position-vertical-relative:text;v-text-anchor:middle" coordsize="152400,110490" o:gfxdata="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" path="m,l124460,r27940,27940l152400,110490,,110490,,xe" fillcolor="#c1f0c7 [662]" strokecolor="#030e13 [484]" strokeweight=".5pt">
                 <v:stroke joinstyle="miter"/>
                 <v:path arrowok="t" o:connecttype="custom" o:connectlocs="0,0;124460,0;152400,27940;152400,110490;0,110490;0,0" o:connectangles="0,0,0,0,0,0"/>
               </v:shape>
@@ -6683,7 +6901,7 @@
         <mc:AlternateContent>
           <mc:Choice Requires="wps">
             <w:drawing>
-              <wp:anchor distT="0" distB="0" distL="114300" distR="114300" simplePos="0" relativeHeight="251717632" behindDoc="0" locked="0" layoutInCell="1" allowOverlap="1" wp14:anchorId="4DEE334A" wp14:editId="713E11C9">
+              <wp:anchor distT="0" distB="0" distL="114300" distR="114300" simplePos="0" relativeHeight="251712512" behindDoc="0" locked="0" layoutInCell="1" allowOverlap="1" wp14:anchorId="4DEE334A" wp14:editId="252A23CF">
                 <wp:simplePos x="0" y="0"/>
                 <wp:positionH relativeFrom="column">
                   <wp:posOffset>10167620</wp:posOffset>
@@ -6748,7 +6966,7 @@
           </mc:Choice>
           <mc:Fallback>
             <w:pict>
-              <v:shape w14:anchorId="094C4F27" id="Rectángulo: una sola esquina cortada 10" o:spid="_x0000_s1026" style="position:absolute;margin-left:800.6pt;margin-top:259.1pt;width:12pt;height:8.7pt;z-index:251717632;visibility:visible;mso-wrap-style:square;mso-wrap-distance-left:9pt;mso-wrap-distance-top:0;mso-wrap-distance-right:9pt;mso-wrap-distance-bottom:0;mso-position-horizontal:absolute;mso-position-horizontal-relative:text;mso-position-vertical:absolute;mso-position-vertical-relative:text;v-text-anchor:middle" coordsize="152400,110490" o:gfxdata="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" path="m,l124460,r27940,27940l152400,110490,,110490,,xe" fillcolor="#c1f0c7 [662]" strokecolor="#030e13 [484]" strokeweight=".5pt">
+              <v:shape w14:anchorId="0B423CEC" id="Rectángulo: una sola esquina cortada 10" o:spid="_x0000_s1026" style="position:absolute;margin-left:800.6pt;margin-top:259.1pt;width:12pt;height:8.7pt;z-index:251712512;visibility:visible;mso-wrap-style:square;mso-wrap-distance-left:9pt;mso-wrap-distance-top:0;mso-wrap-distance-right:9pt;mso-wrap-distance-bottom:0;mso-position-horizontal:absolute;mso-position-horizontal-relative:text;mso-position-vertical:absolute;mso-position-vertical-relative:text;v-text-anchor:middle" coordsize="152400,110490" o:gfxdata="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" path="m,l124460,r27940,27940l152400,110490,,110490,,xe" fillcolor="#c1f0c7 [662]" strokecolor="#030e13 [484]" strokeweight=".5pt">
                 <v:stroke joinstyle="miter"/>
                 <v:path arrowok="t" o:connecttype="custom" o:connectlocs="0,0;124460,0;152400,27940;152400,110490;0,110490;0,0" o:connectangles="0,0,0,0,0,0"/>
               </v:shape>
@@ -6765,7 +6983,7 @@
         <mc:AlternateContent>
           <mc:Choice Requires="wps">
             <w:drawing>
-              <wp:anchor distT="0" distB="0" distL="114300" distR="114300" simplePos="0" relativeHeight="251718656" behindDoc="0" locked="0" layoutInCell="1" allowOverlap="1" wp14:anchorId="122DB69C" wp14:editId="753D39DD">
+              <wp:anchor distT="0" distB="0" distL="114300" distR="114300" simplePos="0" relativeHeight="251713536" behindDoc="0" locked="0" layoutInCell="1" allowOverlap="1" wp14:anchorId="122DB69C" wp14:editId="5CAC86AD">
                 <wp:simplePos x="0" y="0"/>
                 <wp:positionH relativeFrom="column">
                   <wp:posOffset>10167620</wp:posOffset>
@@ -6830,7 +7048,7 @@
           </mc:Choice>
           <mc:Fallback>
             <w:pict>
-              <v:shape w14:anchorId="66B8A32F" id="Rectángulo: una sola esquina cortada 10" o:spid="_x0000_s1026" style="position:absolute;margin-left:800.6pt;margin-top:274.05pt;width:12pt;height:8.7pt;z-index:251718656;visibility:visible;mso-wrap-style:square;mso-wrap-distance-left:9pt;mso-wrap-distance-top:0;mso-wrap-distance-right:9pt;mso-wrap-distance-bottom:0;mso-position-horizontal:absolute;mso-position-horizontal-relative:text;mso-position-vertical:absolute;mso-position-vertical-relative:text;v-text-anchor:middle" coordsize="152400,110490" o:gfxdata="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" path="m,l124460,r27940,27940l152400,110490,,110490,,xe" fillcolor="#c1f0c7 [662]" strokecolor="#030e13 [484]" strokeweight=".5pt">
+              <v:shape w14:anchorId="46F5A02A" id="Rectángulo: una sola esquina cortada 10" o:spid="_x0000_s1026" style="position:absolute;margin-left:800.6pt;margin-top:274.05pt;width:12pt;height:8.7pt;z-index:251713536;visibility:visible;mso-wrap-style:square;mso-wrap-distance-left:9pt;mso-wrap-distance-top:0;mso-wrap-distance-right:9pt;mso-wrap-distance-bottom:0;mso-position-horizontal:absolute;mso-position-horizontal-relative:text;mso-position-vertical:absolute;mso-position-vertical-relative:text;v-text-anchor:middle" coordsize="152400,110490" o:gfxdata="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" path="m,l124460,r27940,27940l152400,110490,,110490,,xe" fillcolor="#c1f0c7 [662]" strokecolor="#030e13 [484]" strokeweight=".5pt">
                 <v:stroke joinstyle="miter"/>
                 <v:path arrowok="t" o:connecttype="custom" o:connectlocs="0,0;124460,0;152400,27940;152400,110490;0,110490;0,0" o:connectangles="0,0,0,0,0,0"/>
               </v:shape>
@@ -6847,7 +7065,7 @@
         <mc:AlternateContent>
           <mc:Choice Requires="wps">
             <w:drawing>
-              <wp:anchor distT="0" distB="0" distL="114300" distR="114300" simplePos="0" relativeHeight="251719680" behindDoc="0" locked="0" layoutInCell="1" allowOverlap="1" wp14:anchorId="3092208A" wp14:editId="48E1B837">
+              <wp:anchor distT="0" distB="0" distL="114300" distR="114300" simplePos="0" relativeHeight="251714560" behindDoc="0" locked="0" layoutInCell="1" allowOverlap="1" wp14:anchorId="3092208A" wp14:editId="61B789D1">
                 <wp:simplePos x="0" y="0"/>
                 <wp:positionH relativeFrom="column">
                   <wp:posOffset>10167620</wp:posOffset>
@@ -6912,7 +7130,7 @@
           </mc:Choice>
           <mc:Fallback>
             <w:pict>
-              <v:shape w14:anchorId="7B291A5C" id="Rectángulo: una sola esquina cortada 10" o:spid="_x0000_s1026" style="position:absolute;margin-left:800.6pt;margin-top:289.95pt;width:12pt;height:8.7pt;z-index:251719680;visibility:visible;mso-wrap-style:square;mso-wrap-distance-left:9pt;mso-wrap-distance-top:0;mso-wrap-distance-right:9pt;mso-wrap-distance-bottom:0;mso-position-horizontal:absolute;mso-position-horizontal-relative:text;mso-position-vertical:absolute;mso-position-vertical-relative:text;v-text-anchor:middle" coordsize="152400,110490" o:gfxdata="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" path="m,l124460,r27940,27940l152400,110490,,110490,,xe" fillcolor="#c1f0c7 [662]" strokecolor="#030e13 [484]" strokeweight=".5pt">
+              <v:shape w14:anchorId="41CDD0C8" id="Rectángulo: una sola esquina cortada 10" o:spid="_x0000_s1026" style="position:absolute;margin-left:800.6pt;margin-top:289.95pt;width:12pt;height:8.7pt;z-index:251714560;visibility:visible;mso-wrap-style:square;mso-wrap-distance-left:9pt;mso-wrap-distance-top:0;mso-wrap-distance-right:9pt;mso-wrap-distance-bottom:0;mso-position-horizontal:absolute;mso-position-horizontal-relative:text;mso-position-vertical:absolute;mso-position-vertical-relative:text;v-text-anchor:middle" coordsize="152400,110490" o:gfxdata="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" path="m,l124460,r27940,27940l152400,110490,,110490,,xe" fillcolor="#c1f0c7 [662]" strokecolor="#030e13 [484]" strokeweight=".5pt">
                 <v:stroke joinstyle="miter"/>
                 <v:path arrowok="t" o:connecttype="custom" o:connectlocs="0,0;124460,0;152400,27940;152400,110490;0,110490;0,0" o:connectangles="0,0,0,0,0,0"/>
               </v:shape>
@@ -6929,7 +7147,7 @@
         <mc:AlternateContent>
           <mc:Choice Requires="wps">
             <w:drawing>
-              <wp:anchor distT="0" distB="0" distL="114300" distR="114300" simplePos="0" relativeHeight="251720704" behindDoc="0" locked="0" layoutInCell="1" allowOverlap="1" wp14:anchorId="6A8AAFD7" wp14:editId="1664E33C">
+              <wp:anchor distT="0" distB="0" distL="114300" distR="114300" simplePos="0" relativeHeight="251715584" behindDoc="0" locked="0" layoutInCell="1" allowOverlap="1" wp14:anchorId="6A8AAFD7" wp14:editId="592EF123">
                 <wp:simplePos x="0" y="0"/>
                 <wp:positionH relativeFrom="column">
                   <wp:posOffset>10167620</wp:posOffset>
@@ -6994,7 +7212,7 @@
           </mc:Choice>
           <mc:Fallback>
             <w:pict>
-              <v:shape w14:anchorId="0B663D04" id="Rectángulo: una sola esquina cortada 10" o:spid="_x0000_s1026" style="position:absolute;margin-left:800.6pt;margin-top:306.8pt;width:12pt;height:8.7pt;z-index:251720704;visibility:visible;mso-wrap-style:square;mso-wrap-distance-left:9pt;mso-wrap-distance-top:0;mso-wrap-distance-right:9pt;mso-wrap-distance-bottom:0;mso-position-horizontal:absolute;mso-position-horizontal-relative:text;mso-position-vertical:absolute;mso-position-vertical-relative:text;v-text-anchor:middle" coordsize="152400,110490" o:gfxdata="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" path="m,l124460,r27940,27940l152400,110490,,110490,,xe" fillcolor="#c1f0c7 [662]" strokecolor="#030e13 [484]" strokeweight=".5pt">
+              <v:shape w14:anchorId="63497033" id="Rectángulo: una sola esquina cortada 10" o:spid="_x0000_s1026" style="position:absolute;margin-left:800.6pt;margin-top:306.8pt;width:12pt;height:8.7pt;z-index:251715584;visibility:visible;mso-wrap-style:square;mso-wrap-distance-left:9pt;mso-wrap-distance-top:0;mso-wrap-distance-right:9pt;mso-wrap-distance-bottom:0;mso-position-horizontal:absolute;mso-position-horizontal-relative:text;mso-position-vertical:absolute;mso-position-vertical-relative:text;v-text-anchor:middle" coordsize="152400,110490" o:gfxdata="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" path="m,l124460,r27940,27940l152400,110490,,110490,,xe" fillcolor="#c1f0c7 [662]" strokecolor="#030e13 [484]" strokeweight=".5pt">
                 <v:stroke joinstyle="miter"/>
                 <v:path arrowok="t" o:connecttype="custom" o:connectlocs="0,0;124460,0;152400,27940;152400,110490;0,110490;0,0" o:connectangles="0,0,0,0,0,0"/>
               </v:shape>
@@ -7011,7 +7229,7 @@
         <mc:AlternateContent>
           <mc:Choice Requires="wps">
             <w:drawing>
-              <wp:anchor distT="0" distB="0" distL="114300" distR="114300" simplePos="0" relativeHeight="251721728" behindDoc="0" locked="0" layoutInCell="1" allowOverlap="1" wp14:anchorId="23552758" wp14:editId="376E32B0">
+              <wp:anchor distT="0" distB="0" distL="114300" distR="114300" simplePos="0" relativeHeight="251716608" behindDoc="0" locked="0" layoutInCell="1" allowOverlap="1" wp14:anchorId="23552758" wp14:editId="78E5C03A">
                 <wp:simplePos x="0" y="0"/>
                 <wp:positionH relativeFrom="column">
                   <wp:posOffset>10250805</wp:posOffset>
@@ -7076,7 +7294,7 @@
           </mc:Choice>
           <mc:Fallback>
             <w:pict>
-              <v:shape w14:anchorId="440EEEF3" id="Rectángulo: una sola esquina cortada 10" o:spid="_x0000_s1026" style="position:absolute;margin-left:807.15pt;margin-top:262.85pt;width:12pt;height:8.7pt;z-index:251721728;visibility:visible;mso-wrap-style:square;mso-wrap-distance-left:9pt;mso-wrap-distance-top:0;mso-wrap-distance-right:9pt;mso-wrap-distance-bottom:0;mso-position-horizontal:absolute;mso-position-horizontal-relative:text;mso-position-vertical:absolute;mso-position-vertical-relative:text;v-text-anchor:middle" coordsize="152400,110490" o:gfxdata="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" path="m,l124460,r27940,27940l152400,110490,,110490,,xe" fillcolor="#c1f0c7 [662]" strokecolor="#030e13 [484]" strokeweight=".5pt">
+              <v:shape w14:anchorId="0939EB66" id="Rectángulo: una sola esquina cortada 10" o:spid="_x0000_s1026" style="position:absolute;margin-left:807.15pt;margin-top:262.85pt;width:12pt;height:8.7pt;z-index:251716608;visibility:visible;mso-wrap-style:square;mso-wrap-distance-left:9pt;mso-wrap-distance-top:0;mso-wrap-distance-right:9pt;mso-wrap-distance-bottom:0;mso-position-horizontal:absolute;mso-position-horizontal-relative:text;mso-position-vertical:absolute;mso-position-vertical-relative:text;v-text-anchor:middle" coordsize="152400,110490" o:gfxdata="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" path="m,l124460,r27940,27940l152400,110490,,110490,,xe" fillcolor="#c1f0c7 [662]" strokecolor="#030e13 [484]" strokeweight=".5pt">
                 <v:stroke joinstyle="miter"/>
                 <v:path arrowok="t" o:connecttype="custom" o:connectlocs="0,0;124460,0;152400,27940;152400,110490;0,110490;0,0" o:connectangles="0,0,0,0,0,0"/>
               </v:shape>
@@ -7093,7 +7311,7 @@
         <mc:AlternateContent>
           <mc:Choice Requires="wps">
             <w:drawing>
-              <wp:anchor distT="0" distB="0" distL="114300" distR="114300" simplePos="0" relativeHeight="251722752" behindDoc="0" locked="0" layoutInCell="1" allowOverlap="1" wp14:anchorId="55B0B8E0" wp14:editId="199B6521">
+              <wp:anchor distT="0" distB="0" distL="114300" distR="114300" simplePos="0" relativeHeight="251717632" behindDoc="0" locked="0" layoutInCell="1" allowOverlap="1" wp14:anchorId="55B0B8E0" wp14:editId="210C5C38">
                 <wp:simplePos x="0" y="0"/>
                 <wp:positionH relativeFrom="column">
                   <wp:posOffset>10250805</wp:posOffset>
@@ -7158,7 +7376,7 @@
           </mc:Choice>
           <mc:Fallback>
             <w:pict>
-              <v:shape w14:anchorId="01D166D2" id="Rectángulo: una sola esquina cortada 10" o:spid="_x0000_s1026" style="position:absolute;margin-left:807.15pt;margin-top:278.7pt;width:12pt;height:8.7pt;z-index:251722752;visibility:visible;mso-wrap-style:square;mso-wrap-distance-left:9pt;mso-wrap-distance-top:0;mso-wrap-distance-right:9pt;mso-wrap-distance-bottom:0;mso-position-horizontal:absolute;mso-position-horizontal-relative:text;mso-position-vertical:absolute;mso-position-vertical-relative:text;v-text-anchor:middle" coordsize="152400,110490" o:gfxdata="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" path="m,l124460,r27940,27940l152400,110490,,110490,,xe" fillcolor="#c1f0c7 [662]" strokecolor="#030e13 [484]" strokeweight=".5pt">
+              <v:shape w14:anchorId="4A4E3D72" id="Rectángulo: una sola esquina cortada 10" o:spid="_x0000_s1026" style="position:absolute;margin-left:807.15pt;margin-top:278.7pt;width:12pt;height:8.7pt;z-index:251717632;visibility:visible;mso-wrap-style:square;mso-wrap-distance-left:9pt;mso-wrap-distance-top:0;mso-wrap-distance-right:9pt;mso-wrap-distance-bottom:0;mso-position-horizontal:absolute;mso-position-horizontal-relative:text;mso-position-vertical:absolute;mso-position-vertical-relative:text;v-text-anchor:middle" coordsize="152400,110490" o:gfxdata="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" path="m,l124460,r27940,27940l152400,110490,,110490,,xe" fillcolor="#c1f0c7 [662]" strokecolor="#030e13 [484]" strokeweight=".5pt">
                 <v:stroke joinstyle="miter"/>
                 <v:path arrowok="t" o:connecttype="custom" o:connectlocs="0,0;124460,0;152400,27940;152400,110490;0,110490;0,0" o:connectangles="0,0,0,0,0,0"/>
               </v:shape>
@@ -7175,7 +7393,7 @@
         <mc:AlternateContent>
           <mc:Choice Requires="wps">
             <w:drawing>
-              <wp:anchor distT="0" distB="0" distL="114300" distR="114300" simplePos="0" relativeHeight="251723776" behindDoc="0" locked="0" layoutInCell="1" allowOverlap="1" wp14:anchorId="078A651A" wp14:editId="798358A2">
+              <wp:anchor distT="0" distB="0" distL="114300" distR="114300" simplePos="0" relativeHeight="251718656" behindDoc="0" locked="0" layoutInCell="1" allowOverlap="1" wp14:anchorId="078A651A" wp14:editId="723AA097">
                 <wp:simplePos x="0" y="0"/>
                 <wp:positionH relativeFrom="column">
                   <wp:posOffset>10250805</wp:posOffset>
@@ -7240,7 +7458,7 @@
           </mc:Choice>
           <mc:Fallback>
             <w:pict>
-              <v:shape w14:anchorId="587281A2" id="Rectángulo: una sola esquina cortada 10" o:spid="_x0000_s1026" style="position:absolute;margin-left:807.15pt;margin-top:294.6pt;width:12pt;height:8.7pt;z-index:251723776;visibility:visible;mso-wrap-style:square;mso-wrap-distance-left:9pt;mso-wrap-distance-top:0;mso-wrap-distance-right:9pt;mso-wrap-distance-bottom:0;mso-position-horizontal:absolute;mso-position-horizontal-relative:text;mso-position-vertical:absolute;mso-position-vertical-relative:text;v-text-anchor:middle" coordsize="152400,110490" o:gfxdata="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" path="m,l124460,r27940,27940l152400,110490,,110490,,xe" fillcolor="#c1f0c7 [662]" strokecolor="#030e13 [484]" strokeweight=".5pt">
+              <v:shape w14:anchorId="6F4086B4" id="Rectángulo: una sola esquina cortada 10" o:spid="_x0000_s1026" style="position:absolute;margin-left:807.15pt;margin-top:294.6pt;width:12pt;height:8.7pt;z-index:251718656;visibility:visible;mso-wrap-style:square;mso-wrap-distance-left:9pt;mso-wrap-distance-top:0;mso-wrap-distance-right:9pt;mso-wrap-distance-bottom:0;mso-position-horizontal:absolute;mso-position-horizontal-relative:text;mso-position-vertical:absolute;mso-position-vertical-relative:text;v-text-anchor:middle" coordsize="152400,110490" o:gfxdata="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" path="m,l124460,r27940,27940l152400,110490,,110490,,xe" fillcolor="#c1f0c7 [662]" strokecolor="#030e13 [484]" strokeweight=".5pt">
                 <v:stroke joinstyle="miter"/>
                 <v:path arrowok="t" o:connecttype="custom" o:connectlocs="0,0;124460,0;152400,27940;152400,110490;0,110490;0,0" o:connectangles="0,0,0,0,0,0"/>
               </v:shape>
@@ -7257,7 +7475,7 @@
         <mc:AlternateContent>
           <mc:Choice Requires="wps">
             <w:drawing>
-              <wp:anchor distT="0" distB="0" distL="114300" distR="114300" simplePos="0" relativeHeight="251724800" behindDoc="0" locked="0" layoutInCell="1" allowOverlap="1" wp14:anchorId="1F34B71D" wp14:editId="3EEC4127">
+              <wp:anchor distT="0" distB="0" distL="114300" distR="114300" simplePos="0" relativeHeight="251719680" behindDoc="0" locked="0" layoutInCell="1" allowOverlap="1" wp14:anchorId="1F34B71D" wp14:editId="4E2FAF4D">
                 <wp:simplePos x="0" y="0"/>
                 <wp:positionH relativeFrom="column">
                   <wp:posOffset>10250805</wp:posOffset>
@@ -7322,7 +7540,7 @@
           </mc:Choice>
           <mc:Fallback>
             <w:pict>
-              <v:shape w14:anchorId="4FAEECC6" id="Rectángulo: una sola esquina cortada 10" o:spid="_x0000_s1026" style="position:absolute;margin-left:807.15pt;margin-top:310.5pt;width:12pt;height:8.7pt;z-index:251724800;visibility:visible;mso-wrap-style:square;mso-wrap-distance-left:9pt;mso-wrap-distance-top:0;mso-wrap-distance-right:9pt;mso-wrap-distance-bottom:0;mso-position-horizontal:absolute;mso-position-horizontal-relative:text;mso-position-vertical:absolute;mso-position-vertical-relative:text;v-text-anchor:middle" coordsize="152400,110490" o:gfxdata="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" path="m,l124460,r27940,27940l152400,110490,,110490,,xe" fillcolor="#c1f0c7 [662]" strokecolor="#030e13 [484]" strokeweight=".5pt">
+              <v:shape w14:anchorId="6D101E0B" id="Rectángulo: una sola esquina cortada 10" o:spid="_x0000_s1026" style="position:absolute;margin-left:807.15pt;margin-top:310.5pt;width:12pt;height:8.7pt;z-index:251719680;visibility:visible;mso-wrap-style:square;mso-wrap-distance-left:9pt;mso-wrap-distance-top:0;mso-wrap-distance-right:9pt;mso-wrap-distance-bottom:0;mso-position-horizontal:absolute;mso-position-horizontal-relative:text;mso-position-vertical:absolute;mso-position-vertical-relative:text;v-text-anchor:middle" coordsize="152400,110490" o:gfxdata="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" path="m,l124460,r27940,27940l152400,110490,,110490,,xe" fillcolor="#c1f0c7 [662]" strokecolor="#030e13 [484]" strokeweight=".5pt">
                 <v:stroke joinstyle="miter"/>
                 <v:path arrowok="t" o:connecttype="custom" o:connectlocs="0,0;124460,0;152400,27940;152400,110490;0,110490;0,0" o:connectangles="0,0,0,0,0,0"/>
               </v:shape>
@@ -7339,7 +7557,7 @@
         <mc:AlternateContent>
           <mc:Choice Requires="wps">
             <w:drawing>
-              <wp:anchor distT="0" distB="0" distL="114300" distR="114300" simplePos="0" relativeHeight="251725824" behindDoc="0" locked="0" layoutInCell="1" allowOverlap="1" wp14:anchorId="65DF26B7" wp14:editId="088C4A37">
+              <wp:anchor distT="0" distB="0" distL="114300" distR="114300" simplePos="0" relativeHeight="251720704" behindDoc="0" locked="0" layoutInCell="1" allowOverlap="1" wp14:anchorId="65DF26B7" wp14:editId="1664ECED">
                 <wp:simplePos x="0" y="0"/>
                 <wp:positionH relativeFrom="column">
                   <wp:posOffset>10476230</wp:posOffset>
@@ -7404,7 +7622,7 @@
           </mc:Choice>
           <mc:Fallback>
             <w:pict>
-              <v:shape w14:anchorId="0997283B" id="Rectángulo: una sola esquina cortada 10" o:spid="_x0000_s1026" style="position:absolute;margin-left:824.9pt;margin-top:259.1pt;width:12pt;height:8.7pt;z-index:251725824;visibility:visible;mso-wrap-style:square;mso-wrap-distance-left:9pt;mso-wrap-distance-top:0;mso-wrap-distance-right:9pt;mso-wrap-distance-bottom:0;mso-position-horizontal:absolute;mso-position-horizontal-relative:text;mso-position-vertical:absolute;mso-position-vertical-relative:text;v-text-anchor:middle" coordsize="152400,110490" o:gfxdata="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" path="m,l124460,r27940,27940l152400,110490,,110490,,xe" fillcolor="#c1f0c7 [662]" strokecolor="#030e13 [484]" strokeweight=".5pt">
+              <v:shape w14:anchorId="5104F7B3" id="Rectángulo: una sola esquina cortada 10" o:spid="_x0000_s1026" style="position:absolute;margin-left:824.9pt;margin-top:259.1pt;width:12pt;height:8.7pt;z-index:251720704;visibility:visible;mso-wrap-style:square;mso-wrap-distance-left:9pt;mso-wrap-distance-top:0;mso-wrap-distance-right:9pt;mso-wrap-distance-bottom:0;mso-position-horizontal:absolute;mso-position-horizontal-relative:text;mso-position-vertical:absolute;mso-position-vertical-relative:text;v-text-anchor:middle" coordsize="152400,110490" o:gfxdata="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" path="m,l124460,r27940,27940l152400,110490,,110490,,xe" fillcolor="#c1f0c7 [662]" strokecolor="#030e13 [484]" strokeweight=".5pt">
                 <v:stroke joinstyle="miter"/>
                 <v:path arrowok="t" o:connecttype="custom" o:connectlocs="0,0;124460,0;152400,27940;152400,110490;0,110490;0,0" o:connectangles="0,0,0,0,0,0"/>
               </v:shape>
@@ -7421,7 +7639,7 @@
         <mc:AlternateContent>
           <mc:Choice Requires="wps">
             <w:drawing>
-              <wp:anchor distT="0" distB="0" distL="114300" distR="114300" simplePos="0" relativeHeight="251726848" behindDoc="0" locked="0" layoutInCell="1" allowOverlap="1" wp14:anchorId="4DEDDD73" wp14:editId="0907D9AE">
+              <wp:anchor distT="0" distB="0" distL="114300" distR="114300" simplePos="0" relativeHeight="251721728" behindDoc="0" locked="0" layoutInCell="1" allowOverlap="1" wp14:anchorId="4DEDDD73" wp14:editId="38E1EC4E">
                 <wp:simplePos x="0" y="0"/>
                 <wp:positionH relativeFrom="column">
                   <wp:posOffset>10476230</wp:posOffset>
@@ -7486,7 +7704,7 @@
           </mc:Choice>
           <mc:Fallback>
             <w:pict>
-              <v:shape w14:anchorId="7D049679" id="Rectángulo: una sola esquina cortada 10" o:spid="_x0000_s1026" style="position:absolute;margin-left:824.9pt;margin-top:275pt;width:12pt;height:8.7pt;z-index:251726848;visibility:visible;mso-wrap-style:square;mso-wrap-distance-left:9pt;mso-wrap-distance-top:0;mso-wrap-distance-right:9pt;mso-wrap-distance-bottom:0;mso-position-horizontal:absolute;mso-position-horizontal-relative:text;mso-position-vertical:absolute;mso-position-vertical-relative:text;v-text-anchor:middle" coordsize="152400,110490" o:gfxdata="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" path="m,l124460,r27940,27940l152400,110490,,110490,,xe" fillcolor="#c1f0c7 [662]" strokecolor="#030e13 [484]" strokeweight=".5pt">
+              <v:shape w14:anchorId="3F0B58C1" id="Rectángulo: una sola esquina cortada 10" o:spid="_x0000_s1026" style="position:absolute;margin-left:824.9pt;margin-top:275pt;width:12pt;height:8.7pt;z-index:251721728;visibility:visible;mso-wrap-style:square;mso-wrap-distance-left:9pt;mso-wrap-distance-top:0;mso-wrap-distance-right:9pt;mso-wrap-distance-bottom:0;mso-position-horizontal:absolute;mso-position-horizontal-relative:text;mso-position-vertical:absolute;mso-position-vertical-relative:text;v-text-anchor:middle" coordsize="152400,110490" o:gfxdata="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" path="m,l124460,r27940,27940l152400,110490,,110490,,xe" fillcolor="#c1f0c7 [662]" strokecolor="#030e13 [484]" strokeweight=".5pt">
                 <v:stroke joinstyle="miter"/>
                 <v:path arrowok="t" o:connecttype="custom" o:connectlocs="0,0;124460,0;152400,27940;152400,110490;0,110490;0,0" o:connectangles="0,0,0,0,0,0"/>
               </v:shape>
@@ -7503,7 +7721,7 @@
         <mc:AlternateContent>
           <mc:Choice Requires="wps">
             <w:drawing>
-              <wp:anchor distT="0" distB="0" distL="114300" distR="114300" simplePos="0" relativeHeight="251727872" behindDoc="0" locked="0" layoutInCell="1" allowOverlap="1" wp14:anchorId="59E7B7AD" wp14:editId="0D369672">
+              <wp:anchor distT="0" distB="0" distL="114300" distR="114300" simplePos="0" relativeHeight="251722752" behindDoc="0" locked="0" layoutInCell="1" allowOverlap="1" wp14:anchorId="59E7B7AD" wp14:editId="4E334C9E">
                 <wp:simplePos x="0" y="0"/>
                 <wp:positionH relativeFrom="column">
                   <wp:posOffset>10476230</wp:posOffset>
@@ -7568,7 +7786,7 @@
           </mc:Choice>
           <mc:Fallback>
             <w:pict>
-              <v:shape w14:anchorId="0A5E11E7" id="Rectángulo: una sola esquina cortada 10" o:spid="_x0000_s1026" style="position:absolute;margin-left:824.9pt;margin-top:289.95pt;width:12pt;height:8.7pt;z-index:251727872;visibility:visible;mso-wrap-style:square;mso-wrap-distance-left:9pt;mso-wrap-distance-top:0;mso-wrap-distance-right:9pt;mso-wrap-distance-bottom:0;mso-position-horizontal:absolute;mso-position-horizontal-relative:text;mso-position-vertical:absolute;mso-position-vertical-relative:text;v-text-anchor:middle" coordsize="152400,110490" o:gfxdata="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" path="m,l124460,r27940,27940l152400,110490,,110490,,xe" fillcolor="#c1f0c7 [662]" strokecolor="#030e13 [484]" strokeweight=".5pt">
+              <v:shape w14:anchorId="021A64BC" id="Rectángulo: una sola esquina cortada 10" o:spid="_x0000_s1026" style="position:absolute;margin-left:824.9pt;margin-top:289.95pt;width:12pt;height:8.7pt;z-index:251722752;visibility:visible;mso-wrap-style:square;mso-wrap-distance-left:9pt;mso-wrap-distance-top:0;mso-wrap-distance-right:9pt;mso-wrap-distance-bottom:0;mso-position-horizontal:absolute;mso-position-horizontal-relative:text;mso-position-vertical:absolute;mso-position-vertical-relative:text;v-text-anchor:middle" coordsize="152400,110490" o:gfxdata="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" path="m,l124460,r27940,27940l152400,110490,,110490,,xe" fillcolor="#c1f0c7 [662]" strokecolor="#030e13 [484]" strokeweight=".5pt">
                 <v:stroke joinstyle="miter"/>
                 <v:path arrowok="t" o:connecttype="custom" o:connectlocs="0,0;124460,0;152400,27940;152400,110490;0,110490;0,0" o:connectangles="0,0,0,0,0,0"/>
               </v:shape>
@@ -7585,7 +7803,7 @@
         <mc:AlternateContent>
           <mc:Choice Requires="wps">
             <w:drawing>
-              <wp:anchor distT="0" distB="0" distL="114300" distR="114300" simplePos="0" relativeHeight="251728896" behindDoc="0" locked="0" layoutInCell="1" allowOverlap="1" wp14:anchorId="73D5F736" wp14:editId="023649AB">
+              <wp:anchor distT="0" distB="0" distL="114300" distR="114300" simplePos="0" relativeHeight="251723776" behindDoc="0" locked="0" layoutInCell="1" allowOverlap="1" wp14:anchorId="73D5F736" wp14:editId="210F32E6">
                 <wp:simplePos x="0" y="0"/>
                 <wp:positionH relativeFrom="column">
                   <wp:posOffset>10476230</wp:posOffset>
@@ -7650,7 +7868,7 @@
           </mc:Choice>
           <mc:Fallback>
             <w:pict>
-              <v:shape w14:anchorId="044F962E" id="Rectángulo: una sola esquina cortada 10" o:spid="_x0000_s1026" style="position:absolute;margin-left:824.9pt;margin-top:306.8pt;width:12pt;height:8.7pt;z-index:251728896;visibility:visible;mso-wrap-style:square;mso-wrap-distance-left:9pt;mso-wrap-distance-top:0;mso-wrap-distance-right:9pt;mso-wrap-distance-bottom:0;mso-position-horizontal:absolute;mso-position-horizontal-relative:text;mso-position-vertical:absolute;mso-position-vertical-relative:text;v-text-anchor:middle" coordsize="152400,110490" o:gfxdata="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" path="m,l124460,r27940,27940l152400,110490,,110490,,xe" fillcolor="#c1f0c7 [662]" strokecolor="#030e13 [484]" strokeweight=".5pt">
+              <v:shape w14:anchorId="1F13D18A" id="Rectángulo: una sola esquina cortada 10" o:spid="_x0000_s1026" style="position:absolute;margin-left:824.9pt;margin-top:306.8pt;width:12pt;height:8.7pt;z-index:251723776;visibility:visible;mso-wrap-style:square;mso-wrap-distance-left:9pt;mso-wrap-distance-top:0;mso-wrap-distance-right:9pt;mso-wrap-distance-bottom:0;mso-position-horizontal:absolute;mso-position-horizontal-relative:text;mso-position-vertical:absolute;mso-position-vertical-relative:text;v-text-anchor:middle" coordsize="152400,110490" o:gfxdata="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" path="m,l124460,r27940,27940l152400,110490,,110490,,xe" fillcolor="#c1f0c7 [662]" strokecolor="#030e13 [484]" strokeweight=".5pt">
                 <v:stroke joinstyle="miter"/>
                 <v:path arrowok="t" o:connecttype="custom" o:connectlocs="0,0;124460,0;152400,27940;152400,110490;0,110490;0,0" o:connectangles="0,0,0,0,0,0"/>
               </v:shape>
@@ -7667,7 +7885,7 @@
         <mc:AlternateContent>
           <mc:Choice Requires="wps">
             <w:drawing>
-              <wp:anchor distT="0" distB="0" distL="114300" distR="114300" simplePos="0" relativeHeight="251729920" behindDoc="0" locked="0" layoutInCell="1" allowOverlap="1" wp14:anchorId="025604B8" wp14:editId="77B4C5B6">
+              <wp:anchor distT="0" distB="0" distL="114300" distR="114300" simplePos="0" relativeHeight="251724800" behindDoc="0" locked="0" layoutInCell="1" allowOverlap="1" wp14:anchorId="025604B8" wp14:editId="5F2071CD">
                 <wp:simplePos x="0" y="0"/>
                 <wp:positionH relativeFrom="column">
                   <wp:posOffset>10547350</wp:posOffset>
@@ -7732,7 +7950,7 @@
           </mc:Choice>
           <mc:Fallback>
             <w:pict>
-              <v:shape w14:anchorId="13B217FA" id="Rectángulo: una sola esquina cortada 10" o:spid="_x0000_s1026" style="position:absolute;margin-left:830.5pt;margin-top:263.75pt;width:12pt;height:8.7pt;z-index:251729920;visibility:visible;mso-wrap-style:square;mso-wrap-distance-left:9pt;mso-wrap-distance-top:0;mso-wrap-distance-right:9pt;mso-wrap-distance-bottom:0;mso-position-horizontal:absolute;mso-position-horizontal-relative:text;mso-position-vertical:absolute;mso-position-vertical-relative:text;v-text-anchor:middle" coordsize="152400,110490" o:gfxdata="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" path="m,l124460,r27940,27940l152400,110490,,110490,,xe" fillcolor="#c1f0c7 [662]" strokecolor="#030e13 [484]" strokeweight=".5pt">
+              <v:shape w14:anchorId="5677D73C" id="Rectángulo: una sola esquina cortada 10" o:spid="_x0000_s1026" style="position:absolute;margin-left:830.5pt;margin-top:263.75pt;width:12pt;height:8.7pt;z-index:251724800;visibility:visible;mso-wrap-style:square;mso-wrap-distance-left:9pt;mso-wrap-distance-top:0;mso-wrap-distance-right:9pt;mso-wrap-distance-bottom:0;mso-position-horizontal:absolute;mso-position-horizontal-relative:text;mso-position-vertical:absolute;mso-position-vertical-relative:text;v-text-anchor:middle" coordsize="152400,110490" o:gfxdata="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" path="m,l124460,r27940,27940l152400,110490,,110490,,xe" fillcolor="#c1f0c7 [662]" strokecolor="#030e13 [484]" strokeweight=".5pt">
                 <v:stroke joinstyle="miter"/>
                 <v:path arrowok="t" o:connecttype="custom" o:connectlocs="0,0;124460,0;152400,27940;152400,110490;0,110490;0,0" o:connectangles="0,0,0,0,0,0"/>
               </v:shape>
@@ -7749,7 +7967,7 @@
         <mc:AlternateContent>
           <mc:Choice Requires="wps">
             <w:drawing>
-              <wp:anchor distT="0" distB="0" distL="114300" distR="114300" simplePos="0" relativeHeight="251730944" behindDoc="0" locked="0" layoutInCell="1" allowOverlap="1" wp14:anchorId="43D8254C" wp14:editId="6D11D7D8">
+              <wp:anchor distT="0" distB="0" distL="114300" distR="114300" simplePos="0" relativeHeight="251725824" behindDoc="0" locked="0" layoutInCell="1" allowOverlap="1" wp14:anchorId="43D8254C" wp14:editId="7ABAB3EA">
                 <wp:simplePos x="0" y="0"/>
                 <wp:positionH relativeFrom="column">
                   <wp:posOffset>10547350</wp:posOffset>
@@ -7814,7 +8032,7 @@
           </mc:Choice>
           <mc:Fallback>
             <w:pict>
-              <v:shape w14:anchorId="28108C37" id="Rectángulo: una sola esquina cortada 10" o:spid="_x0000_s1026" style="position:absolute;margin-left:830.5pt;margin-top:279.65pt;width:12pt;height:8.7pt;z-index:251730944;visibility:visible;mso-wrap-style:square;mso-wrap-distance-left:9pt;mso-wrap-distance-top:0;mso-wrap-distance-right:9pt;mso-wrap-distance-bottom:0;mso-position-horizontal:absolute;mso-position-horizontal-relative:text;mso-position-vertical:absolute;mso-position-vertical-relative:text;v-text-anchor:middle" coordsize="152400,110490" o:gfxdata="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" path="m,l124460,r27940,27940l152400,110490,,110490,,xe" fillcolor="#c1f0c7 [662]" strokecolor="#030e13 [484]" strokeweight=".5pt">
+              <v:shape w14:anchorId="47936E7D" id="Rectángulo: una sola esquina cortada 10" o:spid="_x0000_s1026" style="position:absolute;margin-left:830.5pt;margin-top:279.65pt;width:12pt;height:8.7pt;z-index:251725824;visibility:visible;mso-wrap-style:square;mso-wrap-distance-left:9pt;mso-wrap-distance-top:0;mso-wrap-distance-right:9pt;mso-wrap-distance-bottom:0;mso-position-horizontal:absolute;mso-position-horizontal-relative:text;mso-position-vertical:absolute;mso-position-vertical-relative:text;v-text-anchor:middle" coordsize="152400,110490" o:gfxdata="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" path="m,l124460,r27940,27940l152400,110490,,110490,,xe" fillcolor="#c1f0c7 [662]" strokecolor="#030e13 [484]" strokeweight=".5pt">
                 <v:stroke joinstyle="miter"/>
                 <v:path arrowok="t" o:connecttype="custom" o:connectlocs="0,0;124460,0;152400,27940;152400,110490;0,110490;0,0" o:connectangles="0,0,0,0,0,0"/>
               </v:shape>
@@ -7831,7 +8049,7 @@
         <mc:AlternateContent>
           <mc:Choice Requires="wps">
             <w:drawing>
-              <wp:anchor distT="0" distB="0" distL="114300" distR="114300" simplePos="0" relativeHeight="251731968" behindDoc="0" locked="0" layoutInCell="1" allowOverlap="1" wp14:anchorId="307F773A" wp14:editId="60926CA2">
+              <wp:anchor distT="0" distB="0" distL="114300" distR="114300" simplePos="0" relativeHeight="251726848" behindDoc="0" locked="0" layoutInCell="1" allowOverlap="1" wp14:anchorId="307F773A" wp14:editId="67950E2B">
                 <wp:simplePos x="0" y="0"/>
                 <wp:positionH relativeFrom="column">
                   <wp:posOffset>10547350</wp:posOffset>
@@ -7896,7 +8114,7 @@
           </mc:Choice>
           <mc:Fallback>
             <w:pict>
-              <v:shape w14:anchorId="6A0918AF" id="Rectángulo: una sola esquina cortada 10" o:spid="_x0000_s1026" style="position:absolute;margin-left:830.5pt;margin-top:294.6pt;width:12pt;height:8.7pt;z-index:251731968;visibility:visible;mso-wrap-style:square;mso-wrap-distance-left:9pt;mso-wrap-distance-top:0;mso-wrap-distance-right:9pt;mso-wrap-distance-bottom:0;mso-position-horizontal:absolute;mso-position-horizontal-relative:text;mso-position-vertical:absolute;mso-position-vertical-relative:text;v-text-anchor:middle" coordsize="152400,110490" o:gfxdata="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" path="m,l124460,r27940,27940l152400,110490,,110490,,xe" fillcolor="#c1f0c7 [662]" strokecolor="#030e13 [484]" strokeweight=".5pt">
+              <v:shape w14:anchorId="43D78C6B" id="Rectángulo: una sola esquina cortada 10" o:spid="_x0000_s1026" style="position:absolute;margin-left:830.5pt;margin-top:294.6pt;width:12pt;height:8.7pt;z-index:251726848;visibility:visible;mso-wrap-style:square;mso-wrap-distance-left:9pt;mso-wrap-distance-top:0;mso-wrap-distance-right:9pt;mso-wrap-distance-bottom:0;mso-position-horizontal:absolute;mso-position-horizontal-relative:text;mso-position-vertical:absolute;mso-position-vertical-relative:text;v-text-anchor:middle" coordsize="152400,110490" o:gfxdata="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" path="m,l124460,r27940,27940l152400,110490,,110490,,xe" fillcolor="#c1f0c7 [662]" strokecolor="#030e13 [484]" strokeweight=".5pt">
                 <v:stroke joinstyle="miter"/>
                 <v:path arrowok="t" o:connecttype="custom" o:connectlocs="0,0;124460,0;152400,27940;152400,110490;0,110490;0,0" o:connectangles="0,0,0,0,0,0"/>
               </v:shape>
@@ -7913,7 +8131,7 @@
         <mc:AlternateContent>
           <mc:Choice Requires="wps">
             <w:drawing>
-              <wp:anchor distT="0" distB="0" distL="114300" distR="114300" simplePos="0" relativeHeight="251732992" behindDoc="0" locked="0" layoutInCell="1" allowOverlap="1" wp14:anchorId="47F89499" wp14:editId="6C5E63BB">
+              <wp:anchor distT="0" distB="0" distL="114300" distR="114300" simplePos="0" relativeHeight="251727872" behindDoc="0" locked="0" layoutInCell="1" allowOverlap="1" wp14:anchorId="47F89499" wp14:editId="5C4D72B1">
                 <wp:simplePos x="0" y="0"/>
                 <wp:positionH relativeFrom="column">
                   <wp:posOffset>10547350</wp:posOffset>
@@ -7978,7 +8196,7 @@
           </mc:Choice>
           <mc:Fallback>
             <w:pict>
-              <v:shape w14:anchorId="02023035" id="Rectángulo: una sola esquina cortada 10" o:spid="_x0000_s1026" style="position:absolute;margin-left:830.5pt;margin-top:311.45pt;width:12pt;height:8.7pt;z-index:251732992;visibility:visible;mso-wrap-style:square;mso-wrap-distance-left:9pt;mso-wrap-distance-top:0;mso-wrap-distance-right:9pt;mso-wrap-distance-bottom:0;mso-position-horizontal:absolute;mso-position-horizontal-relative:text;mso-position-vertical:absolute;mso-position-vertical-relative:text;v-text-anchor:middle" coordsize="152400,110490" o:gfxdata="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" path="m,l124460,r27940,27940l152400,110490,,110490,,xe" fillcolor="#c1f0c7 [662]" strokecolor="#030e13 [484]" strokeweight=".5pt">
+              <v:shape w14:anchorId="43A83CE4" id="Rectángulo: una sola esquina cortada 10" o:spid="_x0000_s1026" style="position:absolute;margin-left:830.5pt;margin-top:311.45pt;width:12pt;height:8.7pt;z-index:251727872;visibility:visible;mso-wrap-style:square;mso-wrap-distance-left:9pt;mso-wrap-distance-top:0;mso-wrap-distance-right:9pt;mso-wrap-distance-bottom:0;mso-position-horizontal:absolute;mso-position-horizontal-relative:text;mso-position-vertical:absolute;mso-position-vertical-relative:text;v-text-anchor:middle" coordsize="152400,110490" o:gfxdata="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" path="m,l124460,r27940,27940l152400,110490,,110490,,xe" fillcolor="#c1f0c7 [662]" strokecolor="#030e13 [484]" strokeweight=".5pt">
                 <v:stroke joinstyle="miter"/>
                 <v:path arrowok="t" o:connecttype="custom" o:connectlocs="0,0;124460,0;152400,27940;152400,110490;0,110490;0,0" o:connectangles="0,0,0,0,0,0"/>
               </v:shape>
@@ -7995,7 +8213,7 @@
         <mc:AlternateContent>
           <mc:Choice Requires="wps">
             <w:drawing>
-              <wp:anchor distT="0" distB="0" distL="114300" distR="114300" simplePos="0" relativeHeight="251734016" behindDoc="0" locked="0" layoutInCell="1" allowOverlap="1" wp14:anchorId="09C0588F" wp14:editId="7C24F7D0">
+              <wp:anchor distT="0" distB="0" distL="114300" distR="114300" simplePos="0" relativeHeight="251728896" behindDoc="0" locked="0" layoutInCell="1" allowOverlap="1" wp14:anchorId="09C0588F" wp14:editId="2235DFCC">
                 <wp:simplePos x="0" y="0"/>
                 <wp:positionH relativeFrom="column">
                   <wp:posOffset>11057890</wp:posOffset>
@@ -8054,7 +8272,7 @@
           </mc:Choice>
           <mc:Fallback>
             <w:pict>
-              <v:rect w14:anchorId="0BF083D4" id="Rectángulo 11" o:spid="_x0000_s1026" style="position:absolute;margin-left:870.7pt;margin-top:260.95pt;width:14.95pt;height:3.55pt;z-index:251734016;visibility:visible;mso-wrap-style:square;mso-wrap-distance-left:9pt;mso-wrap-distance-top:0;mso-wrap-distance-right:9pt;mso-wrap-distance-bottom:0;mso-position-horizontal:absolute;mso-position-horizontal-relative:text;mso-position-vertical:absolute;mso-position-vertical-relative:text;v-text-anchor:middle" o:gfxdata="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" fillcolor="#156082 [3204]" stroked="f" strokeweight="1pt"/>
+              <v:rect w14:anchorId="37835909" id="Rectángulo 11" o:spid="_x0000_s1026" style="position:absolute;margin-left:870.7pt;margin-top:260.95pt;width:14.95pt;height:3.55pt;z-index:251728896;visibility:visible;mso-wrap-style:square;mso-wrap-distance-left:9pt;mso-wrap-distance-top:0;mso-wrap-distance-right:9pt;mso-wrap-distance-bottom:0;mso-position-horizontal:absolute;mso-position-horizontal-relative:text;mso-position-vertical:absolute;mso-position-vertical-relative:text;v-text-anchor:middle" o:gfxdata="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" fillcolor="#156082 [3204]" stroked="f" strokeweight="1pt"/>
             </w:pict>
           </mc:Fallback>
         </mc:AlternateContent>
@@ -8068,7 +8286,7 @@
         <mc:AlternateContent>
           <mc:Choice Requires="wps">
             <w:drawing>
-              <wp:anchor distT="0" distB="0" distL="114300" distR="114300" simplePos="0" relativeHeight="251735040" behindDoc="0" locked="0" layoutInCell="1" allowOverlap="1" wp14:anchorId="18B0AD51" wp14:editId="3143E292">
+              <wp:anchor distT="0" distB="0" distL="114300" distR="114300" simplePos="0" relativeHeight="251729920" behindDoc="0" locked="0" layoutInCell="1" allowOverlap="1" wp14:anchorId="18B0AD51" wp14:editId="07D75361">
                 <wp:simplePos x="0" y="0"/>
                 <wp:positionH relativeFrom="column">
                   <wp:posOffset>11057890</wp:posOffset>
@@ -8127,7 +8345,7 @@
           </mc:Choice>
           <mc:Fallback>
             <w:pict>
-              <v:rect w14:anchorId="0824332A" id="Rectángulo 11" o:spid="_x0000_s1026" style="position:absolute;margin-left:870.7pt;margin-top:276.85pt;width:26.8pt;height:3.55pt;z-index:251735040;visibility:visible;mso-wrap-style:square;mso-wrap-distance-left:9pt;mso-wrap-distance-top:0;mso-wrap-distance-right:9pt;mso-wrap-distance-bottom:0;mso-position-horizontal:absolute;mso-position-horizontal-relative:text;mso-position-vertical:absolute;mso-position-vertical-relative:text;v-text-anchor:middle" o:gfxdata="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" fillcolor="#156082 [3204]" stroked="f" strokeweight="1pt"/>
+              <v:rect w14:anchorId="6A1FA2D3" id="Rectángulo 11" o:spid="_x0000_s1026" style="position:absolute;margin-left:870.7pt;margin-top:276.85pt;width:26.8pt;height:3.55pt;z-index:251729920;visibility:visible;mso-wrap-style:square;mso-wrap-distance-left:9pt;mso-wrap-distance-top:0;mso-wrap-distance-right:9pt;mso-wrap-distance-bottom:0;mso-position-horizontal:absolute;mso-position-horizontal-relative:text;mso-position-vertical:absolute;mso-position-vertical-relative:text;v-text-anchor:middle" o:gfxdata="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" fillcolor="#156082 [3204]" stroked="f" strokeweight="1pt"/>
             </w:pict>
           </mc:Fallback>
         </mc:AlternateContent>
@@ -8141,7 +8359,7 @@
         <mc:AlternateContent>
           <mc:Choice Requires="wps">
             <w:drawing>
-              <wp:anchor distT="0" distB="0" distL="114300" distR="114300" simplePos="0" relativeHeight="251736064" behindDoc="0" locked="0" layoutInCell="1" allowOverlap="1" wp14:anchorId="3343F039" wp14:editId="1457C632">
+              <wp:anchor distT="0" distB="0" distL="114300" distR="114300" simplePos="0" relativeHeight="251730944" behindDoc="0" locked="0" layoutInCell="1" allowOverlap="1" wp14:anchorId="3343F039" wp14:editId="6AA6618A">
                 <wp:simplePos x="0" y="0"/>
                 <wp:positionH relativeFrom="column">
                   <wp:posOffset>11057890</wp:posOffset>
@@ -8200,7 +8418,7 @@
           </mc:Choice>
           <mc:Fallback>
             <w:pict>
-              <v:rect w14:anchorId="4D545694" id="Rectángulo 11" o:spid="_x0000_s1026" style="position:absolute;margin-left:870.7pt;margin-top:293.7pt;width:19.3pt;height:3.55pt;z-index:251736064;visibility:visible;mso-wrap-style:square;mso-wrap-distance-left:9pt;mso-wrap-distance-top:0;mso-wrap-distance-right:9pt;mso-wrap-distance-bottom:0;mso-position-horizontal:absolute;mso-position-horizontal-relative:text;mso-position-vertical:absolute;mso-position-vertical-relative:text;v-text-anchor:middle" o:gfxdata="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" fillcolor="#156082 [3204]" stroked="f" strokeweight="1pt"/>
+              <v:rect w14:anchorId="2F937CBD" id="Rectángulo 11" o:spid="_x0000_s1026" style="position:absolute;margin-left:870.7pt;margin-top:293.7pt;width:19.3pt;height:3.55pt;z-index:251730944;visibility:visible;mso-wrap-style:square;mso-wrap-distance-left:9pt;mso-wrap-distance-top:0;mso-wrap-distance-right:9pt;mso-wrap-distance-bottom:0;mso-position-horizontal:absolute;mso-position-horizontal-relative:text;mso-position-vertical:absolute;mso-position-vertical-relative:text;v-text-anchor:middle" o:gfxdata="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" fillcolor="#156082 [3204]" stroked="f" strokeweight="1pt"/>
             </w:pict>
           </mc:Fallback>
         </mc:AlternateContent>
@@ -8214,7 +8432,7 @@
         <mc:AlternateContent>
           <mc:Choice Requires="wps">
             <w:drawing>
-              <wp:anchor distT="0" distB="0" distL="114300" distR="114300" simplePos="0" relativeHeight="251737088" behindDoc="0" locked="0" layoutInCell="1" allowOverlap="1" wp14:anchorId="28FDC973" wp14:editId="065B26C3">
+              <wp:anchor distT="0" distB="0" distL="114300" distR="114300" simplePos="0" relativeHeight="251731968" behindDoc="0" locked="0" layoutInCell="1" allowOverlap="1" wp14:anchorId="28FDC973" wp14:editId="0BF8D8E8">
                 <wp:simplePos x="0" y="0"/>
                 <wp:positionH relativeFrom="column">
                   <wp:posOffset>11057890</wp:posOffset>
@@ -8273,7 +8491,7 @@
           </mc:Choice>
           <mc:Fallback>
             <w:pict>
-              <v:rect w14:anchorId="34D022D3" id="Rectángulo 11" o:spid="_x0000_s1026" style="position:absolute;margin-left:870.7pt;margin-top:308.65pt;width:26.8pt;height:3.55pt;z-index:251737088;visibility:visible;mso-wrap-style:square;mso-wrap-distance-left:9pt;mso-wrap-distance-top:0;mso-wrap-distance-right:9pt;mso-wrap-distance-bottom:0;mso-position-horizontal:absolute;mso-position-horizontal-relative:text;mso-position-vertical:absolute;mso-position-vertical-relative:text;v-text-anchor:middle" o:gfxdata="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" fillcolor="#156082 [3204]" stroked="f" strokeweight="1pt"/>
+              <v:rect w14:anchorId="42DEE8E1" id="Rectángulo 11" o:spid="_x0000_s1026" style="position:absolute;margin-left:870.7pt;margin-top:308.65pt;width:26.8pt;height:3.55pt;z-index:251731968;visibility:visible;mso-wrap-style:square;mso-wrap-distance-left:9pt;mso-wrap-distance-top:0;mso-wrap-distance-right:9pt;mso-wrap-distance-bottom:0;mso-position-horizontal:absolute;mso-position-horizontal-relative:text;mso-position-vertical:absolute;mso-position-vertical-relative:text;v-text-anchor:middle" o:gfxdata="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" fillcolor="#156082 [3204]" stroked="f" strokeweight="1pt"/>
             </w:pict>
           </mc:Fallback>
         </mc:AlternateContent>
@@ -8287,7 +8505,7 @@
         <mc:AlternateContent>
           <mc:Choice Requires="wps">
             <w:drawing>
-              <wp:anchor distT="0" distB="0" distL="114300" distR="114300" simplePos="0" relativeHeight="251738112" behindDoc="0" locked="0" layoutInCell="1" allowOverlap="1" wp14:anchorId="04F4BE9E" wp14:editId="71EABBF6">
+              <wp:anchor distT="0" distB="0" distL="114300" distR="114300" simplePos="0" relativeHeight="251732992" behindDoc="0" locked="0" layoutInCell="1" allowOverlap="1" wp14:anchorId="04F4BE9E" wp14:editId="64A5F3BA">
                 <wp:simplePos x="0" y="0"/>
                 <wp:positionH relativeFrom="column">
                   <wp:posOffset>12696825</wp:posOffset>
@@ -8352,7 +8570,7 @@
           </mc:Choice>
           <mc:Fallback>
             <w:pict>
-              <v:shape w14:anchorId="2A7B0EEF" id="Rectángulo: una sola esquina cortada 10" o:spid="_x0000_s1026" style="position:absolute;margin-left:999.75pt;margin-top:266.55pt;width:12pt;height:8.7pt;z-index:251738112;visibility:visible;mso-wrap-style:square;mso-wrap-distance-left:9pt;mso-wrap-distance-top:0;mso-wrap-distance-right:9pt;mso-wrap-distance-bottom:0;mso-position-horizontal:absolute;mso-position-horizontal-relative:text;mso-position-vertical:absolute;mso-position-vertical-relative:text;v-text-anchor:middle" coordsize="152400,110490" o:gfxdata="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" path="m,l124460,r27940,27940l152400,110490,,110490,,xe" fillcolor="#c1f0c7 [662]" strokecolor="#030e13 [484]" strokeweight=".5pt">
+              <v:shape w14:anchorId="0633ECD2" id="Rectángulo: una sola esquina cortada 10" o:spid="_x0000_s1026" style="position:absolute;margin-left:999.75pt;margin-top:266.55pt;width:12pt;height:8.7pt;z-index:251732992;visibility:visible;mso-wrap-style:square;mso-wrap-distance-left:9pt;mso-wrap-distance-top:0;mso-wrap-distance-right:9pt;mso-wrap-distance-bottom:0;mso-position-horizontal:absolute;mso-position-horizontal-relative:text;mso-position-vertical:absolute;mso-position-vertical-relative:text;v-text-anchor:middle" coordsize="152400,110490" o:gfxdata="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" path="m,l124460,r27940,27940l152400,110490,,110490,,xe" fillcolor="#c1f0c7 [662]" strokecolor="#030e13 [484]" strokeweight=".5pt">
                 <v:stroke joinstyle="miter"/>
                 <v:path arrowok="t" o:connecttype="custom" o:connectlocs="0,0;124460,0;152400,27940;152400,110490;0,110490;0,0" o:connectangles="0,0,0,0,0,0"/>
               </v:shape>
@@ -8369,7 +8587,7 @@
         <mc:AlternateContent>
           <mc:Choice Requires="wps">
             <w:drawing>
-              <wp:anchor distT="0" distB="0" distL="114300" distR="114300" simplePos="0" relativeHeight="251739136" behindDoc="0" locked="0" layoutInCell="1" allowOverlap="1" wp14:anchorId="110A7916" wp14:editId="5539C440">
+              <wp:anchor distT="0" distB="0" distL="114300" distR="114300" simplePos="0" relativeHeight="251734016" behindDoc="0" locked="0" layoutInCell="1" allowOverlap="1" wp14:anchorId="110A7916" wp14:editId="4D84104B">
                 <wp:simplePos x="0" y="0"/>
                 <wp:positionH relativeFrom="column">
                   <wp:posOffset>12767945</wp:posOffset>
@@ -8434,7 +8652,7 @@
           </mc:Choice>
           <mc:Fallback>
             <w:pict>
-              <v:shape w14:anchorId="25E84FD2" id="Rectángulo: una sola esquina cortada 10" o:spid="_x0000_s1026" style="position:absolute;margin-left:1005.35pt;margin-top:271.25pt;width:12pt;height:8.7pt;z-index:251739136;visibility:visible;mso-wrap-style:square;mso-wrap-distance-left:9pt;mso-wrap-distance-top:0;mso-wrap-distance-right:9pt;mso-wrap-distance-bottom:0;mso-position-horizontal:absolute;mso-position-horizontal-relative:text;mso-position-vertical:absolute;mso-position-vertical-relative:text;v-text-anchor:middle" coordsize="152400,110490" o:gfxdata="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" path="m,l124460,r27940,27940l152400,110490,,110490,,xe" fillcolor="#c1f0c7 [662]" strokecolor="#030e13 [484]" strokeweight=".5pt">
+              <v:shape w14:anchorId="508DCA8C" id="Rectángulo: una sola esquina cortada 10" o:spid="_x0000_s1026" style="position:absolute;margin-left:1005.35pt;margin-top:271.25pt;width:12pt;height:8.7pt;z-index:251734016;visibility:visible;mso-wrap-style:square;mso-wrap-distance-left:9pt;mso-wrap-distance-top:0;mso-wrap-distance-right:9pt;mso-wrap-distance-bottom:0;mso-position-horizontal:absolute;mso-position-horizontal-relative:text;mso-position-vertical:absolute;mso-position-vertical-relative:text;v-text-anchor:middle" coordsize="152400,110490" o:gfxdata="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" path="m,l124460,r27940,27940l152400,110490,,110490,,xe" fillcolor="#c1f0c7 [662]" strokecolor="#030e13 [484]" strokeweight=".5pt">
                 <v:stroke joinstyle="miter"/>
                 <v:path arrowok="t" o:connecttype="custom" o:connectlocs="0,0;124460,0;152400,27940;152400,110490;0,110490;0,0" o:connectangles="0,0,0,0,0,0"/>
               </v:shape>
@@ -8451,7 +8669,7 @@
         <mc:AlternateContent>
           <mc:Choice Requires="wps">
             <w:drawing>
-              <wp:anchor distT="0" distB="0" distL="114300" distR="114300" simplePos="0" relativeHeight="251740160" behindDoc="0" locked="0" layoutInCell="1" allowOverlap="1" wp14:anchorId="730B4ED6" wp14:editId="242ABD11">
+              <wp:anchor distT="0" distB="0" distL="114300" distR="114300" simplePos="0" relativeHeight="251735040" behindDoc="0" locked="0" layoutInCell="1" allowOverlap="1" wp14:anchorId="730B4ED6" wp14:editId="5E71F266">
                 <wp:simplePos x="0" y="0"/>
                 <wp:positionH relativeFrom="column">
                   <wp:posOffset>12780010</wp:posOffset>
@@ -8516,7 +8734,7 @@
           </mc:Choice>
           <mc:Fallback>
             <w:pict>
-              <v:shape w14:anchorId="5F21C7EA" id="Rectángulo: una sola esquina cortada 10" o:spid="_x0000_s1026" style="position:absolute;margin-left:1006.3pt;margin-top:289.95pt;width:12pt;height:8.7pt;z-index:251740160;visibility:visible;mso-wrap-style:square;mso-wrap-distance-left:9pt;mso-wrap-distance-top:0;mso-wrap-distance-right:9pt;mso-wrap-distance-bottom:0;mso-position-horizontal:absolute;mso-position-horizontal-relative:text;mso-position-vertical:absolute;mso-position-vertical-relative:text;v-text-anchor:middle" coordsize="152400,110490" o:gfxdata="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" path="m,l124460,r27940,27940l152400,110490,,110490,,xe" fillcolor="#c1f0c7 [662]" strokecolor="#030e13 [484]" strokeweight=".5pt">
+              <v:shape w14:anchorId="7778157E" id="Rectángulo: una sola esquina cortada 10" o:spid="_x0000_s1026" style="position:absolute;margin-left:1006.3pt;margin-top:289.95pt;width:12pt;height:8.7pt;z-index:251735040;visibility:visible;mso-wrap-style:square;mso-wrap-distance-left:9pt;mso-wrap-distance-top:0;mso-wrap-distance-right:9pt;mso-wrap-distance-bottom:0;mso-position-horizontal:absolute;mso-position-horizontal-relative:text;mso-position-vertical:absolute;mso-position-vertical-relative:text;v-text-anchor:middle" coordsize="152400,110490" o:gfxdata="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" path="m,l124460,r27940,27940l152400,110490,,110490,,xe" fillcolor="#c1f0c7 [662]" strokecolor="#030e13 [484]" strokeweight=".5pt">
                 <v:stroke joinstyle="miter"/>
                 <v:path arrowok="t" o:connecttype="custom" o:connectlocs="0,0;124460,0;152400,27940;152400,110490;0,110490;0,0" o:connectangles="0,0,0,0,0,0"/>
               </v:shape>
@@ -8533,7 +8751,7 @@
         <mc:AlternateContent>
           <mc:Choice Requires="wps">
             <w:drawing>
-              <wp:anchor distT="0" distB="0" distL="114300" distR="114300" simplePos="0" relativeHeight="251741184" behindDoc="0" locked="0" layoutInCell="1" allowOverlap="1" wp14:anchorId="26267F5A" wp14:editId="16A40BA5">
+              <wp:anchor distT="0" distB="0" distL="114300" distR="114300" simplePos="0" relativeHeight="251736064" behindDoc="0" locked="0" layoutInCell="1" allowOverlap="1" wp14:anchorId="26267F5A" wp14:editId="546D1523">
                 <wp:simplePos x="0" y="0"/>
                 <wp:positionH relativeFrom="column">
                   <wp:posOffset>12851130</wp:posOffset>
@@ -8598,7 +8816,7 @@
           </mc:Choice>
           <mc:Fallback>
             <w:pict>
-              <v:shape w14:anchorId="52B0AFF3" id="Rectángulo: una sola esquina cortada 10" o:spid="_x0000_s1026" style="position:absolute;margin-left:1011.9pt;margin-top:294.6pt;width:12pt;height:8.7pt;z-index:251741184;visibility:visible;mso-wrap-style:square;mso-wrap-distance-left:9pt;mso-wrap-distance-top:0;mso-wrap-distance-right:9pt;mso-wrap-distance-bottom:0;mso-position-horizontal:absolute;mso-position-horizontal-relative:text;mso-position-vertical:absolute;mso-position-vertical-relative:text;v-text-anchor:middle" coordsize="152400,110490" o:gfxdata="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" path="m,l124460,r27940,27940l152400,110490,,110490,,xe" fillcolor="#c1f0c7 [662]" strokecolor="#030e13 [484]" strokeweight=".5pt">
+              <v:shape w14:anchorId="0B507CE7" id="Rectángulo: una sola esquina cortada 10" o:spid="_x0000_s1026" style="position:absolute;margin-left:1011.9pt;margin-top:294.6pt;width:12pt;height:8.7pt;z-index:251736064;visibility:visible;mso-wrap-style:square;mso-wrap-distance-left:9pt;mso-wrap-distance-top:0;mso-wrap-distance-right:9pt;mso-wrap-distance-bottom:0;mso-position-horizontal:absolute;mso-position-horizontal-relative:text;mso-position-vertical:absolute;mso-position-vertical-relative:text;v-text-anchor:middle" coordsize="152400,110490" o:gfxdata="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" path="m,l124460,r27940,27940l152400,110490,,110490,,xe" fillcolor="#c1f0c7 [662]" strokecolor="#030e13 [484]" strokeweight=".5pt">
                 <v:stroke joinstyle="miter"/>
                 <v:path arrowok="t" o:connecttype="custom" o:connectlocs="0,0;124460,0;152400,27940;152400,110490;0,110490;0,0" o:connectangles="0,0,0,0,0,0"/>
               </v:shape>
@@ -8615,7 +8833,7 @@
         <mc:AlternateContent>
           <mc:Choice Requires="wps">
             <w:drawing>
-              <wp:anchor distT="0" distB="0" distL="114300" distR="114300" simplePos="0" relativeHeight="251742208" behindDoc="0" locked="0" layoutInCell="1" allowOverlap="1" wp14:anchorId="2D4C4049" wp14:editId="2E5F83F2">
+              <wp:anchor distT="0" distB="0" distL="114300" distR="114300" simplePos="0" relativeHeight="251737088" behindDoc="0" locked="0" layoutInCell="1" allowOverlap="1" wp14:anchorId="2D4C4049" wp14:editId="77D0B0A2">
                 <wp:simplePos x="0" y="0"/>
                 <wp:positionH relativeFrom="column">
                   <wp:posOffset>13028930</wp:posOffset>
@@ -8680,7 +8898,7 @@
           </mc:Choice>
           <mc:Fallback>
             <w:pict>
-              <v:shape w14:anchorId="76A5CC02" id="Rectángulo: una sola esquina cortada 10" o:spid="_x0000_s1026" style="position:absolute;margin-left:1025.9pt;margin-top:279.65pt;width:12pt;height:8.7pt;z-index:251742208;visibility:visible;mso-wrap-style:square;mso-wrap-distance-left:9pt;mso-wrap-distance-top:0;mso-wrap-distance-right:9pt;mso-wrap-distance-bottom:0;mso-position-horizontal:absolute;mso-position-horizontal-relative:text;mso-position-vertical:absolute;mso-position-vertical-relative:text;v-text-anchor:middle" coordsize="152400,110490" o:gfxdata="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" path="m,l124460,r27940,27940l152400,110490,,110490,,xe" fillcolor="#c1f0c7 [662]" strokecolor="#030e13 [484]" strokeweight=".5pt">
+              <v:shape w14:anchorId="4A358090" id="Rectángulo: una sola esquina cortada 10" o:spid="_x0000_s1026" style="position:absolute;margin-left:1025.9pt;margin-top:279.65pt;width:12pt;height:8.7pt;z-index:251737088;visibility:visible;mso-wrap-style:square;mso-wrap-distance-left:9pt;mso-wrap-distance-top:0;mso-wrap-distance-right:9pt;mso-wrap-distance-bottom:0;mso-position-horizontal:absolute;mso-position-horizontal-relative:text;mso-position-vertical:absolute;mso-position-vertical-relative:text;v-text-anchor:middle" coordsize="152400,110490" o:gfxdata="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" path="m,l124460,r27940,27940l152400,110490,,110490,,xe" fillcolor="#c1f0c7 [662]" strokecolor="#030e13 [484]" strokeweight=".5pt">
                 <v:stroke joinstyle="miter"/>
                 <v:path arrowok="t" o:connecttype="custom" o:connectlocs="0,0;124460,0;152400,27940;152400,110490;0,110490;0,0" o:connectangles="0,0,0,0,0,0"/>
               </v:shape>
@@ -8697,7 +8915,7 @@
         <mc:AlternateContent>
           <mc:Choice Requires="wps">
             <w:drawing>
-              <wp:anchor distT="0" distB="0" distL="114300" distR="114300" simplePos="0" relativeHeight="251743232" behindDoc="0" locked="0" layoutInCell="1" allowOverlap="1" wp14:anchorId="710AA195" wp14:editId="2155ADF0">
+              <wp:anchor distT="0" distB="0" distL="114300" distR="114300" simplePos="0" relativeHeight="251738112" behindDoc="0" locked="0" layoutInCell="1" allowOverlap="1" wp14:anchorId="710AA195" wp14:editId="1C153DA6">
                 <wp:simplePos x="0" y="0"/>
                 <wp:positionH relativeFrom="column">
                   <wp:posOffset>13100685</wp:posOffset>
@@ -8762,7 +8980,7 @@
           </mc:Choice>
           <mc:Fallback>
             <w:pict>
-              <v:shape w14:anchorId="6E5BEF43" id="Rectángulo: una sola esquina cortada 10" o:spid="_x0000_s1026" style="position:absolute;margin-left:1031.55pt;margin-top:284.35pt;width:12pt;height:8.7pt;z-index:251743232;visibility:visible;mso-wrap-style:square;mso-wrap-distance-left:9pt;mso-wrap-distance-top:0;mso-wrap-distance-right:9pt;mso-wrap-distance-bottom:0;mso-position-horizontal:absolute;mso-position-horizontal-relative:text;mso-position-vertical:absolute;mso-position-vertical-relative:text;v-text-anchor:middle" coordsize="152400,110490" o:gfxdata="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" path="m,l124460,r27940,27940l152400,110490,,110490,,xe" fillcolor="#c1f0c7 [662]" strokecolor="#030e13 [484]" strokeweight=".5pt">
+              <v:shape w14:anchorId="689168C3" id="Rectángulo: una sola esquina cortada 10" o:spid="_x0000_s1026" style="position:absolute;margin-left:1031.55pt;margin-top:284.35pt;width:12pt;height:8.7pt;z-index:251738112;visibility:visible;mso-wrap-style:square;mso-wrap-distance-left:9pt;mso-wrap-distance-top:0;mso-wrap-distance-right:9pt;mso-wrap-distance-bottom:0;mso-position-horizontal:absolute;mso-position-horizontal-relative:text;mso-position-vertical:absolute;mso-position-vertical-relative:text;v-text-anchor:middle" coordsize="152400,110490" o:gfxdata="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" path="m,l124460,r27940,27940l152400,110490,,110490,,xe" fillcolor="#c1f0c7 [662]" strokecolor="#030e13 [484]" strokeweight=".5pt">
                 <v:stroke joinstyle="miter"/>
                 <v:path arrowok="t" o:connecttype="custom" o:connectlocs="0,0;124460,0;152400,27940;152400,110490;0,110490;0,0" o:connectangles="0,0,0,0,0,0"/>
               </v:shape>
@@ -8779,7 +8997,7 @@
         <mc:AlternateContent>
           <mc:Choice Requires="wpg">
             <w:drawing>
-              <wp:anchor distT="0" distB="0" distL="114300" distR="114300" simplePos="0" relativeHeight="251744256" behindDoc="0" locked="0" layoutInCell="1" allowOverlap="1" wp14:anchorId="2928BCE8" wp14:editId="6EFE8D8D">
+              <wp:anchor distT="0" distB="0" distL="114300" distR="114300" simplePos="0" relativeHeight="251739136" behindDoc="0" locked="0" layoutInCell="1" allowOverlap="1" wp14:anchorId="2928BCE8" wp14:editId="75EADA73">
                 <wp:simplePos x="0" y="0"/>
                 <wp:positionH relativeFrom="column">
                   <wp:posOffset>11687175</wp:posOffset>
@@ -9214,13 +9432,13 @@
           </mc:Choice>
           <mc:Fallback>
             <w:pict>
-              <v:group w14:anchorId="2928BCE8" id="Grupo 14" o:spid="_x0000_s1039" style="position:absolute;margin-left:920.25pt;margin-top:260.05pt;width:65.25pt;height:52.95pt;z-index:251744256" coordsize="8290,6728" o:gfxdata="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">
+              <v:group w14:anchorId="2928BCE8" id="Grupo 14" o:spid="_x0000_s1039" style="position:absolute;margin-left:920.25pt;margin-top:260.05pt;width:65.25pt;height:52.95pt;z-index:251739136" coordsize="8290,6728" o:gfxdata="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">
                 <v:group id="Grupo 13" o:spid="_x0000_s1040" style="position:absolute;width:8290;height:1873" coordsize="8290,1873" o:gfxdata="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">
                   <v:shape id="Rectángulo: una sola esquina cortada 10" o:spid="_x0000_s1041" style="position:absolute;top:357;width:1530;height:1105;visibility:visible;mso-wrap-style:square;v-text-anchor:middle" coordsize="153035,110490" o:gfxdata="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" path="m,l125095,r27940,27940l153035,110490,,110490,,xe" fillcolor="#c1f0c7 [662]" strokecolor="#030e13 [484]" strokeweight=".5pt">
                     <v:stroke joinstyle="miter"/>
                     <v:path arrowok="t" o:connecttype="custom" o:connectlocs="0,0;125095,0;153035,27940;153035,110490;0,110490;0,0" o:connectangles="0,0,0,0,0,0"/>
                   </v:shape>
-                  <v:shape id="Gráfico 12" o:spid="_x0000_s1042" type="#_x0000_t75" alt="Checkmark con relleno sólido" style="position:absolute;left:2084;top:208;width:1461;height:1461;visibility:visible;mso-wrap-style:square" o:gfxdata="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">
+                  <v:shape id="Gráfico 12" o:spid="_x0000_s1042" type="#_x0000_t75" alt="Checkmark con relleno sólido" style="position:absolute;left:2084;top:208;width:1461;height:1461;visibility:visible;mso-wrap-style:square" o:gfxdata="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">
                     <v:imagedata r:id="rId20" o:title="Checkmark con relleno sólido"/>
                   </v:shape>
                   <v:shape id="_x0000_s1043" type="#_x0000_t202" style="position:absolute;left:4080;width:4210;height:1873;visibility:visible;mso-wrap-style:square;v-text-anchor:top" o:gfxdata="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" filled="f" stroked="f" strokeweight=".5pt">
@@ -9257,7 +9475,7 @@
                     <v:stroke joinstyle="miter"/>
                     <v:path arrowok="t" o:connecttype="custom" o:connectlocs="0,0;125095,0;153035,27940;153035,110490;0,110490;0,0" o:connectangles="0,0,0,0,0,0"/>
                   </v:shape>
-                  <v:shape id="Gráfico 12" o:spid="_x0000_s1046" type="#_x0000_t75" alt="Checkmark con relleno sólido" style="position:absolute;left:2084;top:208;width:1461;height:1461;visibility:visible;mso-wrap-style:square" o:gfxdata="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">
+                  <v:shape id="Gráfico 12" o:spid="_x0000_s1046" type="#_x0000_t75" alt="Checkmark con relleno sólido" style="position:absolute;left:2084;top:208;width:1461;height:1461;visibility:visible;mso-wrap-style:square" o:gfxdata="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">
                     <v:imagedata r:id="rId20" o:title="Checkmark con relleno sólido"/>
                   </v:shape>
                   <v:shape id="_x0000_s1047" type="#_x0000_t202" style="position:absolute;left:4080;width:4210;height:1873;visibility:visible;mso-wrap-style:square;v-text-anchor:top" o:gfxdata="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" filled="f" stroked="f" strokeweight=".5pt">
@@ -9294,7 +9512,7 @@
                     <v:stroke joinstyle="miter"/>
                     <v:path arrowok="t" o:connecttype="custom" o:connectlocs="0,0;125095,0;153035,27940;153035,110490;0,110490;0,0" o:connectangles="0,0,0,0,0,0"/>
                   </v:shape>
-                  <v:shape id="Gráfico 12" o:spid="_x0000_s1050" type="#_x0000_t75" alt="Checkmark con relleno sólido" style="position:absolute;left:2084;top:208;width:1461;height:1461;visibility:visible;mso-wrap-style:square" o:gfxdata="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">
+                  <v:shape id="Gráfico 12" o:spid="_x0000_s1050" type="#_x0000_t75" alt="Checkmark con relleno sólido" style="position:absolute;left:2084;top:208;width:1461;height:1461;visibility:visible;mso-wrap-style:square" o:gfxdata="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">
                     <v:imagedata r:id="rId20" o:title="Checkmark con relleno sólido"/>
                   </v:shape>
                   <v:shape id="_x0000_s1051" type="#_x0000_t202" style="position:absolute;left:4080;width:4210;height:1873;visibility:visible;mso-wrap-style:square;v-text-anchor:top" o:gfxdata="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" filled="f" stroked="f" strokeweight=".5pt">
@@ -9340,7 +9558,7 @@
         <mc:AlternateContent>
           <mc:Choice Requires="wps">
             <w:drawing>
-              <wp:anchor distT="0" distB="0" distL="114300" distR="114300" simplePos="0" relativeHeight="251704320" behindDoc="0" locked="0" layoutInCell="1" allowOverlap="1" wp14:anchorId="41E0969E" wp14:editId="4B0B5103">
+              <wp:anchor distT="0" distB="0" distL="114300" distR="114300" simplePos="0" relativeHeight="251699200" behindDoc="0" locked="0" layoutInCell="1" allowOverlap="1" wp14:anchorId="41E0969E" wp14:editId="4F743D13">
                 <wp:simplePos x="0" y="0"/>
                 <wp:positionH relativeFrom="column">
                   <wp:posOffset>10065819</wp:posOffset>
@@ -9408,7 +9626,7 @@
           </mc:Choice>
           <mc:Fallback>
             <w:pict>
-              <v:rect w14:anchorId="6D831149" id="Rectángulo 6" o:spid="_x0000_s1026" style="position:absolute;margin-left:792.6pt;margin-top:219.75pt;width:256.15pt;height:108pt;z-index:251704320;visibility:visible;mso-wrap-style:square;mso-wrap-distance-left:9pt;mso-wrap-distance-top:0;mso-wrap-distance-right:9pt;mso-wrap-distance-bottom:0;mso-position-horizontal:absolute;mso-position-horizontal-relative:text;mso-position-vertical:absolute;mso-position-vertical-relative:text;v-text-anchor:middle" o:gfxdata="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" fillcolor="#d0d0d0 [2894]" strokecolor="#030e13 [484]" strokeweight="1pt">
+              <v:rect w14:anchorId="1A8026E7" id="Rectángulo 6" o:spid="_x0000_s1026" style="position:absolute;margin-left:792.6pt;margin-top:219.75pt;width:256.15pt;height:108pt;z-index:251699200;visibility:visible;mso-wrap-style:square;mso-wrap-distance-left:9pt;mso-wrap-distance-top:0;mso-wrap-distance-right:9pt;mso-wrap-distance-bottom:0;mso-position-horizontal:absolute;mso-position-horizontal-relative:text;mso-position-vertical:absolute;mso-position-vertical-relative:text;v-text-anchor:middle" o:gfxdata="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" fillcolor="#d0d0d0 [2894]" strokecolor="#030e13 [484]" strokeweight="1pt">
                 <v:shadow on="t" color="black" opacity="28270f" offset=".81072mm,.68028mm"/>
               </v:rect>
             </w:pict>
@@ -9424,7 +9642,7 @@
         <mc:AlternateContent>
           <mc:Choice Requires="wpg">
             <w:drawing>
-              <wp:anchor distT="0" distB="0" distL="114300" distR="114300" simplePos="0" relativeHeight="251750400" behindDoc="0" locked="0" layoutInCell="1" allowOverlap="1" wp14:anchorId="3B1AA554" wp14:editId="0DFC1329">
+              <wp:anchor distT="0" distB="0" distL="114300" distR="114300" simplePos="0" relativeHeight="251745280" behindDoc="0" locked="0" layoutInCell="1" allowOverlap="1" wp14:anchorId="3B1AA554" wp14:editId="0EA63AC3">
                 <wp:simplePos x="0" y="0"/>
                 <wp:positionH relativeFrom="column">
                   <wp:posOffset>10329245</wp:posOffset>
@@ -9675,7 +9893,7 @@
           </mc:Choice>
           <mc:Fallback>
             <w:pict>
-              <v:group w14:anchorId="3B1AA554" id="Grupo 53" o:spid="_x0000_s1052" style="position:absolute;margin-left:813.35pt;margin-top:372.7pt;width:224.5pt;height:121.5pt;z-index:251750400;mso-width-relative:margin;mso-height-relative:margin" coordorigin="1906" coordsize="28509,15430" o:gfxdata="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">
+              <v:group w14:anchorId="3B1AA554" id="Grupo 53" o:spid="_x0000_s1052" style="position:absolute;margin-left:813.35pt;margin-top:372.7pt;width:224.5pt;height:121.5pt;z-index:251745280;mso-width-relative:margin;mso-height-relative:margin" coordorigin="1906" coordsize="28509,15430" o:gfxdata="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">
                 <v:shape id="Rectángulo: una sola esquina cortada 10" o:spid="_x0000_s1053" style="position:absolute;left:1906;width:10758;height:13430;visibility:visible;mso-wrap-style:square;v-text-anchor:middle" coordsize="1075789,1343025" o:gfxdata="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" path="m,l803754,r272035,272035l1075789,1343025,,1343025,,xe" fillcolor="#c1f0c7 [662]" strokecolor="#030e13 [484]" strokeweight=".5pt">
                   <v:stroke joinstyle="miter"/>
                   <v:path arrowok="t" o:connecttype="custom" o:connectlocs="0,0;803754,0;1075789,272035;1075789,1343025;0,1343025;0,0" o:connectangles="0,0,0,0,0,0"/>
@@ -9841,7 +10059,7 @@
         <mc:AlternateContent>
           <mc:Choice Requires="wpg">
             <w:drawing>
-              <wp:anchor distT="0" distB="0" distL="114300" distR="114300" simplePos="0" relativeHeight="251766784" behindDoc="0" locked="0" layoutInCell="1" allowOverlap="1" wp14:anchorId="62A5251C" wp14:editId="665ED657">
+              <wp:anchor distT="0" distB="0" distL="114300" distR="114300" simplePos="0" relativeHeight="251761664" behindDoc="0" locked="0" layoutInCell="1" allowOverlap="1" wp14:anchorId="62A5251C" wp14:editId="4E64E3AE">
                 <wp:simplePos x="0" y="0"/>
                 <wp:positionH relativeFrom="column">
                   <wp:posOffset>12574136</wp:posOffset>
@@ -9974,7 +10192,7 @@
           </mc:Choice>
           <mc:Fallback>
             <w:pict>
-              <v:group w14:anchorId="62A5251C" id="Grupo 55" o:spid="_x0000_s1055" style="position:absolute;margin-left:990.1pt;margin-top:190.55pt;width:42.05pt;height:24.1pt;z-index:251766784" coordsize="5343,3060" o:gfxdata="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">
+              <v:group w14:anchorId="62A5251C" id="Grupo 55" o:spid="_x0000_s1055" style="position:absolute;margin-left:990.1pt;margin-top:190.55pt;width:42.05pt;height:24.1pt;z-index:251761664" coordsize="5343,3060" o:gfxdata="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">
                 <v:shapetype id="_x0000_t15" coordsize="21600,21600" o:spt="15" adj="16200" path="m@0,l,,,21600@0,21600,21600,10800xe">
                   <v:stroke joinstyle="miter"/>
                   <v:formulas>
@@ -10029,7 +10247,7 @@
         <mc:AlternateContent>
           <mc:Choice Requires="wpg">
             <w:drawing>
-              <wp:anchor distT="0" distB="0" distL="114300" distR="114300" simplePos="0" relativeHeight="251764736" behindDoc="0" locked="0" layoutInCell="1" allowOverlap="1" wp14:anchorId="283F3DDD" wp14:editId="1874A60E">
+              <wp:anchor distT="0" distB="0" distL="114300" distR="114300" simplePos="0" relativeHeight="251759616" behindDoc="0" locked="0" layoutInCell="1" allowOverlap="1" wp14:anchorId="283F3DDD" wp14:editId="0707B985">
                 <wp:simplePos x="0" y="0"/>
                 <wp:positionH relativeFrom="column">
                   <wp:posOffset>11754721</wp:posOffset>
@@ -10162,7 +10380,7 @@
           </mc:Choice>
           <mc:Fallback>
             <w:pict>
-              <v:group w14:anchorId="283F3DDD" id="_x0000_s1058" style="position:absolute;margin-left:925.55pt;margin-top:190.65pt;width:42.05pt;height:24.1pt;z-index:251764736" coordsize="5343,3060" o:gfxdata="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">
+              <v:group w14:anchorId="283F3DDD" id="_x0000_s1058" style="position:absolute;margin-left:925.55pt;margin-top:190.65pt;width:42.05pt;height:24.1pt;z-index:251759616" coordsize="5343,3060" o:gfxdata="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">
                 <v:shape id="Flecha: pentágono 54" o:spid="_x0000_s1059" type="#_x0000_t15" style="position:absolute;left:1142;top:-1142;width:3060;height:5343;rotation:90;visibility:visible;mso-wrap-style:square;v-text-anchor:middle" o:gfxdata="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" adj="16348" fillcolor="#f2ceed [664]" strokecolor="#e59edc [1304]" strokeweight="1pt"/>
                 <v:shape id="_x0000_s1060" type="#_x0000_t202" style="position:absolute;left:590;top:319;width:4210;height:1872;visibility:visible;mso-wrap-style:square;v-text-anchor:top" o:gfxdata="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" filled="f" stroked="f" strokeweight=".5pt">
                   <v:textbox>
@@ -10206,7 +10424,7 @@
         <mc:AlternateContent>
           <mc:Choice Requires="wpg">
             <w:drawing>
-              <wp:anchor distT="0" distB="0" distL="114300" distR="114300" simplePos="0" relativeHeight="251762688" behindDoc="0" locked="0" layoutInCell="1" allowOverlap="1" wp14:anchorId="6A45F216" wp14:editId="01E99975">
+              <wp:anchor distT="0" distB="0" distL="114300" distR="114300" simplePos="0" relativeHeight="251757568" behindDoc="0" locked="0" layoutInCell="1" allowOverlap="1" wp14:anchorId="6A45F216" wp14:editId="3146DFE2">
                 <wp:simplePos x="0" y="0"/>
                 <wp:positionH relativeFrom="column">
                   <wp:posOffset>10907263</wp:posOffset>
@@ -10339,7 +10557,7 @@
           </mc:Choice>
           <mc:Fallback>
             <w:pict>
-              <v:group w14:anchorId="6A45F216" id="_x0000_s1061" style="position:absolute;margin-left:858.85pt;margin-top:190.65pt;width:42.05pt;height:24.1pt;z-index:251762688" coordsize="5343,3060" o:gfxdata="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">
+              <v:group w14:anchorId="6A45F216" id="_x0000_s1061" style="position:absolute;margin-left:858.85pt;margin-top:190.65pt;width:42.05pt;height:24.1pt;z-index:251757568" coordsize="5343,3060" o:gfxdata="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">
                 <v:shape id="Flecha: pentágono 54" o:spid="_x0000_s1062" type="#_x0000_t15" style="position:absolute;left:1142;top:-1142;width:3060;height:5343;rotation:90;visibility:visible;mso-wrap-style:square;v-text-anchor:middle" o:gfxdata="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" adj="16348" fillcolor="#f2ceed [664]" strokecolor="#e59edc [1304]" strokeweight="1pt"/>
                 <v:shape id="_x0000_s1063" type="#_x0000_t202" style="position:absolute;left:590;top:319;width:4210;height:1872;visibility:visible;mso-wrap-style:square;v-text-anchor:top" o:gfxdata="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" filled="f" stroked="f" strokeweight=".5pt">
                   <v:textbox>
@@ -10383,7 +10601,7 @@
         <mc:AlternateContent>
           <mc:Choice Requires="wpg">
             <w:drawing>
-              <wp:anchor distT="0" distB="0" distL="114300" distR="114300" simplePos="0" relativeHeight="251760640" behindDoc="0" locked="0" layoutInCell="1" allowOverlap="1" wp14:anchorId="3A93D04F" wp14:editId="5A3ED2A5">
+              <wp:anchor distT="0" distB="0" distL="114300" distR="114300" simplePos="0" relativeHeight="251755520" behindDoc="0" locked="0" layoutInCell="1" allowOverlap="1" wp14:anchorId="3A93D04F" wp14:editId="1A28FB8C">
                 <wp:simplePos x="0" y="0"/>
                 <wp:positionH relativeFrom="column">
                   <wp:posOffset>10170500</wp:posOffset>
@@ -10516,7 +10734,7 @@
           </mc:Choice>
           <mc:Fallback>
             <w:pict>
-              <v:group w14:anchorId="3A93D04F" id="_x0000_s1064" style="position:absolute;margin-left:800.85pt;margin-top:190.7pt;width:42.05pt;height:24.1pt;z-index:251760640" coordsize="5343,3060" o:gfxdata="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">
+              <v:group w14:anchorId="3A93D04F" id="_x0000_s1064" style="position:absolute;margin-left:800.85pt;margin-top:190.7pt;width:42.05pt;height:24.1pt;z-index:251755520" coordsize="5343,3060" o:gfxdata="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">
                 <v:shape id="Flecha: pentágono 54" o:spid="_x0000_s1065" type="#_x0000_t15" style="position:absolute;left:1142;top:-1142;width:3060;height:5343;rotation:90;visibility:visible;mso-wrap-style:square;v-text-anchor:middle" o:gfxdata="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" adj="16348" fillcolor="#f2ceed [664]" strokecolor="#e59edc [1304]" strokeweight="1pt"/>
                 <v:shape id="_x0000_s1066" type="#_x0000_t202" style="position:absolute;left:590;top:319;width:4210;height:1872;visibility:visible;mso-wrap-style:square;v-text-anchor:top" o:gfxdata="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" filled="f" stroked="f" strokeweight=".5pt">
                   <v:textbox>
@@ -10560,7 +10778,7 @@
         <mc:AlternateContent>
           <mc:Choice Requires="wps">
             <w:drawing>
-              <wp:anchor distT="0" distB="0" distL="114300" distR="114300" simplePos="0" relativeHeight="251745280" behindDoc="0" locked="0" layoutInCell="1" allowOverlap="1" wp14:anchorId="1C384A42" wp14:editId="0D7E20D9">
+              <wp:anchor distT="0" distB="0" distL="114300" distR="114300" simplePos="0" relativeHeight="251740160" behindDoc="0" locked="0" layoutInCell="1" allowOverlap="1" wp14:anchorId="1C384A42" wp14:editId="4DCB631D">
                 <wp:simplePos x="0" y="0"/>
                 <wp:positionH relativeFrom="column">
                   <wp:posOffset>10353097</wp:posOffset>
@@ -10627,7 +10845,7 @@
           </mc:Choice>
           <mc:Fallback>
             <w:pict>
-              <v:shape w14:anchorId="1C384A42" id="_x0000_s1067" type="#_x0000_t202" style="position:absolute;margin-left:815.2pt;margin-top:58pt;width:213.05pt;height:84.5pt;z-index:251745280;visibility:visible;mso-wrap-style:square;mso-width-percent:0;mso-wrap-distance-left:9pt;mso-wrap-distance-top:0;mso-wrap-distance-right:9pt;mso-wrap-distance-bottom:0;mso-position-horizontal:absolute;mso-position-horizontal-relative:text;mso-position-vertical:absolute;mso-position-vertical-relative:text;mso-width-percent:0;mso-width-relative:margin;v-text-anchor:top" o:gfxdata="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" filled="f" stroked="f" strokeweight=".5pt">
+              <v:shape w14:anchorId="1C384A42" id="_x0000_s1067" type="#_x0000_t202" style="position:absolute;margin-left:815.2pt;margin-top:58pt;width:213.05pt;height:84.5pt;z-index:251740160;visibility:visible;mso-wrap-style:square;mso-width-percent:0;mso-wrap-distance-left:9pt;mso-wrap-distance-top:0;mso-wrap-distance-right:9pt;mso-wrap-distance-bottom:0;mso-position-horizontal:absolute;mso-position-horizontal-relative:text;mso-position-vertical:absolute;mso-position-vertical-relative:text;mso-width-percent:0;mso-width-relative:margin;v-text-anchor:top" o:gfxdata="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" filled="f" stroked="f" strokeweight=".5pt">
                 <v:textbox>
                   <w:txbxContent>
                     <w:p>
@@ -10660,14 +10878,38 @@
         </w:rPr>
         <w:br w:type="textWrapping" w:clear="all"/>
       </w:r>
+      <w:r>
+        <w:rPr>
+          <w:rFonts w:ascii="Arial" w:hAnsi="Arial" w:cs="Arial"/>
+          <w:lang w:val="es-US"/>
+        </w:rPr>
+        <w:t xml:space="preserve">     </w:t>
+      </w:r>
     </w:p>
     <w:p>
       <w:pPr>
-        <w:rPr>
-          <w:rFonts w:ascii="Arial" w:hAnsi="Arial" w:cs="Arial"/>
+        <w:pStyle w:val="Ttulo2"/>
+        <w:rPr>
           <w:lang w:val="es-US"/>
         </w:rPr>
       </w:pPr>
+      <w:bookmarkStart w:id="3" w:name="_Toc220314505"/>
+      <w:r>
+        <w:rPr>
+          <w:lang w:val="es-US"/>
+        </w:rPr>
+        <w:lastRenderedPageBreak/>
+        <w:t>Tablero Kanvan – Ejemplificación de desarrollo de tienda E-</w:t>
+      </w:r>
+      <w:proofErr w:type="spellStart"/>
+      <w:r>
+        <w:rPr>
+          <w:lang w:val="es-US"/>
+        </w:rPr>
+        <w:t>commerce</w:t>
+      </w:r>
+      <w:bookmarkEnd w:id="3"/>
+      <w:proofErr w:type="spellEnd"/>
     </w:p>
     <w:p>
       <w:pPr>
@@ -10692,6 +10934,229 @@
           <w:lang w:val="es-US"/>
         </w:rPr>
       </w:pPr>
+      <w:r>
+        <w:rPr>
+          <w:rFonts w:ascii="Arial" w:hAnsi="Arial" w:cs="Arial"/>
+          <w:noProof/>
+          <w:lang w:val="es-US"/>
+        </w:rPr>
+        <mc:AlternateContent>
+          <mc:Choice Requires="wpg">
+            <w:drawing>
+              <wp:anchor distT="0" distB="0" distL="114300" distR="114300" simplePos="0" relativeHeight="251833344" behindDoc="0" locked="0" layoutInCell="1" allowOverlap="1" wp14:anchorId="4A237980" wp14:editId="648739F3">
+                <wp:simplePos x="0" y="0"/>
+                <wp:positionH relativeFrom="column">
+                  <wp:posOffset>11865629</wp:posOffset>
+                </wp:positionH>
+                <wp:positionV relativeFrom="paragraph">
+                  <wp:posOffset>169460</wp:posOffset>
+                </wp:positionV>
+                <wp:extent cx="4387416" cy="1952632"/>
+                <wp:effectExtent l="19050" t="0" r="13335" b="28575"/>
+                <wp:wrapNone/>
+                <wp:docPr id="428635111" name="Grupo 85"/>
+                <wp:cNvGraphicFramePr/>
+                <a:graphic xmlns:a="http://schemas.openxmlformats.org/drawingml/2006/main">
+                  <a:graphicData uri="http://schemas.microsoft.com/office/word/2010/wordprocessingGroup">
+                    <wpg:wgp>
+                      <wpg:cNvGrpSpPr/>
+                      <wpg:grpSpPr>
+                        <a:xfrm>
+                          <a:off x="0" y="0"/>
+                          <a:ext cx="4387416" cy="1952632"/>
+                          <a:chOff x="549953" y="-354685"/>
+                          <a:chExt cx="4387905" cy="1953133"/>
+                        </a:xfrm>
+                      </wpg:grpSpPr>
+                      <wps:wsp>
+                        <wps:cNvPr id="1614955082" name="Rectángulo 83"/>
+                        <wps:cNvSpPr/>
+                        <wps:spPr>
+                          <a:xfrm>
+                            <a:off x="549953" y="1123435"/>
+                            <a:ext cx="4387905" cy="475013"/>
+                          </a:xfrm>
+                          <a:prstGeom prst="rect">
+                            <a:avLst/>
+                          </a:prstGeom>
+                          <a:noFill/>
+                          <a:ln w="38100">
+                            <a:solidFill>
+                              <a:schemeClr val="accent3">
+                                <a:lumMod val="60000"/>
+                                <a:lumOff val="40000"/>
+                              </a:schemeClr>
+                            </a:solidFill>
+                          </a:ln>
+                        </wps:spPr>
+                        <wps:style>
+                          <a:lnRef idx="2">
+                            <a:schemeClr val="accent1">
+                              <a:shade val="15000"/>
+                            </a:schemeClr>
+                          </a:lnRef>
+                          <a:fillRef idx="1">
+                            <a:schemeClr val="accent1"/>
+                          </a:fillRef>
+                          <a:effectRef idx="0">
+                            <a:schemeClr val="accent1"/>
+                          </a:effectRef>
+                          <a:fontRef idx="minor">
+                            <a:schemeClr val="lt1"/>
+                          </a:fontRef>
+                        </wps:style>
+                        <wps:bodyPr rot="0" spcFirstLastPara="0" vertOverflow="overflow" horzOverflow="overflow" vert="horz" wrap="square" lIns="91440" tIns="45720" rIns="91440" bIns="45720" numCol="1" spcCol="0" rtlCol="0" fromWordArt="0" anchor="ctr" anchorCtr="0" forceAA="0" compatLnSpc="1">
+                          <a:prstTxWarp prst="textNoShape">
+                            <a:avLst/>
+                          </a:prstTxWarp>
+                          <a:noAutofit/>
+                        </wps:bodyPr>
+                      </wps:wsp>
+                      <wps:wsp>
+                        <wps:cNvPr id="1652349713" name="Forma libre: forma 84"/>
+                        <wps:cNvSpPr/>
+                        <wps:spPr>
+                          <a:xfrm>
+                            <a:off x="2768810" y="555914"/>
+                            <a:ext cx="0" cy="546265"/>
+                          </a:xfrm>
+                          <a:custGeom>
+                            <a:avLst/>
+                            <a:gdLst>
+                              <a:gd name="csX0" fmla="*/ 0 w 0"/>
+                              <a:gd name="csY0" fmla="*/ 546265 h 546265"/>
+                              <a:gd name="csX1" fmla="*/ 0 w 0"/>
+                              <a:gd name="csY1" fmla="*/ 0 h 546265"/>
+                            </a:gdLst>
+                            <a:ahLst/>
+                            <a:cxnLst>
+                              <a:cxn ang="0">
+                                <a:pos x="csX0" y="csY0"/>
+                              </a:cxn>
+                              <a:cxn ang="0">
+                                <a:pos x="csX1" y="csY1"/>
+                              </a:cxn>
+                            </a:cxnLst>
+                            <a:rect l="l" t="t" r="r" b="b"/>
+                            <a:pathLst>
+                              <a:path h="546265">
+                                <a:moveTo>
+                                  <a:pt x="0" y="546265"/>
+                                </a:moveTo>
+                                <a:lnTo>
+                                  <a:pt x="0" y="0"/>
+                                </a:lnTo>
+                              </a:path>
+                            </a:pathLst>
+                          </a:custGeom>
+                          <a:noFill/>
+                          <a:ln w="38100">
+                            <a:solidFill>
+                              <a:schemeClr val="accent3">
+                                <a:lumMod val="60000"/>
+                                <a:lumOff val="40000"/>
+                              </a:schemeClr>
+                            </a:solidFill>
+                            <a:tailEnd type="oval"/>
+                          </a:ln>
+                        </wps:spPr>
+                        <wps:style>
+                          <a:lnRef idx="2">
+                            <a:schemeClr val="accent1">
+                              <a:shade val="15000"/>
+                            </a:schemeClr>
+                          </a:lnRef>
+                          <a:fillRef idx="1">
+                            <a:schemeClr val="accent1"/>
+                          </a:fillRef>
+                          <a:effectRef idx="0">
+                            <a:schemeClr val="accent1"/>
+                          </a:effectRef>
+                          <a:fontRef idx="minor">
+                            <a:schemeClr val="lt1"/>
+                          </a:fontRef>
+                        </wps:style>
+                        <wps:bodyPr rot="0" spcFirstLastPara="0" vertOverflow="overflow" horzOverflow="overflow" vert="horz" wrap="square" lIns="91440" tIns="45720" rIns="91440" bIns="45720" numCol="1" spcCol="0" rtlCol="0" fromWordArt="0" anchor="ctr" anchorCtr="0" forceAA="0" compatLnSpc="1">
+                          <a:prstTxWarp prst="textNoShape">
+                            <a:avLst/>
+                          </a:prstTxWarp>
+                          <a:noAutofit/>
+                        </wps:bodyPr>
+                      </wps:wsp>
+                      <wps:wsp>
+                        <wps:cNvPr id="1352764228" name="Cuadro de texto 81"/>
+                        <wps:cNvSpPr txBox="1"/>
+                        <wps:spPr>
+                          <a:xfrm>
+                            <a:off x="1213366" y="-354685"/>
+                            <a:ext cx="3148611" cy="917984"/>
+                          </a:xfrm>
+                          <a:prstGeom prst="rect">
+                            <a:avLst/>
+                          </a:prstGeom>
+                          <a:noFill/>
+                          <a:ln w="6350">
+                            <a:noFill/>
+                          </a:ln>
+                        </wps:spPr>
+                        <wps:txbx>
+                          <w:txbxContent>
+                            <w:p>
+                              <w:pPr>
+                                <w:jc w:val="center"/>
+                              </w:pPr>
+                              <w:r>
+                                <w:t>Los Tableros pueden ser físicos o electrónicos permitiendo visibilidad interactiva en sus iteraciones, así como asignación de asignación de tareas virtuales</w:t>
+                              </w:r>
+                            </w:p>
+                          </w:txbxContent>
+                        </wps:txbx>
+                        <wps:bodyPr rot="0" spcFirstLastPara="0" vertOverflow="overflow" horzOverflow="overflow" vert="horz" wrap="square" lIns="91440" tIns="45720" rIns="91440" bIns="45720" numCol="1" spcCol="0" rtlCol="0" fromWordArt="0" anchor="t" anchorCtr="0" forceAA="0" compatLnSpc="1">
+                          <a:prstTxWarp prst="textNoShape">
+                            <a:avLst/>
+                          </a:prstTxWarp>
+                          <a:noAutofit/>
+                        </wps:bodyPr>
+                      </wps:wsp>
+                    </wpg:wgp>
+                  </a:graphicData>
+                </a:graphic>
+                <wp14:sizeRelH relativeFrom="margin">
+                  <wp14:pctWidth>0</wp14:pctWidth>
+                </wp14:sizeRelH>
+                <wp14:sizeRelV relativeFrom="margin">
+                  <wp14:pctHeight>0</wp14:pctHeight>
+                </wp14:sizeRelV>
+              </wp:anchor>
+            </w:drawing>
+          </mc:Choice>
+          <mc:Fallback>
+            <w:pict>
+              <v:group w14:anchorId="4A237980" id="Grupo 85" o:spid="_x0000_s1068" style="position:absolute;margin-left:934.3pt;margin-top:13.35pt;width:345.45pt;height:153.75pt;z-index:251833344;mso-width-relative:margin;mso-height-relative:margin" coordorigin="5499,-3546" coordsize="43879,19531" o:gfxdata="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">
+                <v:rect id="Rectángulo 83" o:spid="_x0000_s1069" style="position:absolute;left:5499;top:11234;width:43879;height:4750;visibility:visible;mso-wrap-style:square;v-text-anchor:middle" o:gfxdata="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" filled="f" strokecolor="#47d459 [1942]" strokeweight="3pt"/>
+                <v:shape id="Forma libre: forma 84" o:spid="_x0000_s1070" style="position:absolute;left:27688;top:5559;width:0;height:5462;visibility:visible;mso-wrap-style:square;v-text-anchor:middle" coordsize="0,546265" o:gfxdata="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" path="m,546265l,e" filled="f" strokecolor="#47d459 [1942]" strokeweight="3pt">
+                  <v:stroke endarrow="oval" joinstyle="miter"/>
+                  <v:path arrowok="t" o:connecttype="custom" o:connectlocs="0,546265;0,0" o:connectangles="0,0"/>
+                </v:shape>
+                <v:shape id="_x0000_s1071" type="#_x0000_t202" style="position:absolute;left:12133;top:-3546;width:31486;height:9178;visibility:visible;mso-wrap-style:square;v-text-anchor:top" o:gfxdata="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" filled="f" stroked="f" strokeweight=".5pt">
+                  <v:textbox>
+                    <w:txbxContent>
+                      <w:p>
+                        <w:pPr>
+                          <w:jc w:val="center"/>
+                        </w:pPr>
+                        <w:r>
+                          <w:t>Los Tableros pueden ser físicos o electrónicos permitiendo visibilidad interactiva en sus iteraciones, así como asignación de asignación de tareas virtuales</w:t>
+                        </w:r>
+                      </w:p>
+                    </w:txbxContent>
+                  </v:textbox>
+                </v:shape>
+              </v:group>
+            </w:pict>
+          </mc:Fallback>
+        </mc:AlternateContent>
+      </w:r>
     </w:p>
     <w:p>
       <w:pPr>
@@ -10700,6 +11165,464 @@
           <w:lang w:val="es-US"/>
         </w:rPr>
       </w:pPr>
+      <w:r>
+        <w:rPr>
+          <w:rFonts w:ascii="Arial" w:hAnsi="Arial" w:cs="Arial"/>
+          <w:noProof/>
+          <w:lang w:val="es-US"/>
+        </w:rPr>
+        <mc:AlternateContent>
+          <mc:Choice Requires="wpg">
+            <w:drawing>
+              <wp:anchor distT="0" distB="0" distL="114300" distR="114300" simplePos="0" relativeHeight="251796480" behindDoc="0" locked="0" layoutInCell="1" allowOverlap="1" wp14:anchorId="6BA58F3F" wp14:editId="24A7DEFD">
+                <wp:simplePos x="0" y="0"/>
+                <wp:positionH relativeFrom="column">
+                  <wp:posOffset>-61983</wp:posOffset>
+                </wp:positionH>
+                <wp:positionV relativeFrom="paragraph">
+                  <wp:posOffset>242611</wp:posOffset>
+                </wp:positionV>
+                <wp:extent cx="5456536" cy="1598468"/>
+                <wp:effectExtent l="19050" t="0" r="11430" b="20955"/>
+                <wp:wrapNone/>
+                <wp:docPr id="789681322" name="Grupo 85"/>
+                <wp:cNvGraphicFramePr/>
+                <a:graphic xmlns:a="http://schemas.openxmlformats.org/drawingml/2006/main">
+                  <a:graphicData uri="http://schemas.microsoft.com/office/word/2010/wordprocessingGroup">
+                    <wpg:wgp>
+                      <wpg:cNvGrpSpPr/>
+                      <wpg:grpSpPr>
+                        <a:xfrm>
+                          <a:off x="0" y="0"/>
+                          <a:ext cx="5456536" cy="1598468"/>
+                          <a:chOff x="0" y="0"/>
+                          <a:chExt cx="5456536" cy="1598468"/>
+                        </a:xfrm>
+                      </wpg:grpSpPr>
+                      <wps:wsp>
+                        <wps:cNvPr id="421943759" name="Rectángulo 83"/>
+                        <wps:cNvSpPr/>
+                        <wps:spPr>
+                          <a:xfrm>
+                            <a:off x="0" y="1123455"/>
+                            <a:ext cx="5456536" cy="475013"/>
+                          </a:xfrm>
+                          <a:prstGeom prst="rect">
+                            <a:avLst/>
+                          </a:prstGeom>
+                          <a:noFill/>
+                          <a:ln w="38100">
+                            <a:solidFill>
+                              <a:schemeClr val="accent3">
+                                <a:lumMod val="60000"/>
+                                <a:lumOff val="40000"/>
+                              </a:schemeClr>
+                            </a:solidFill>
+                          </a:ln>
+                        </wps:spPr>
+                        <wps:style>
+                          <a:lnRef idx="2">
+                            <a:schemeClr val="accent1">
+                              <a:shade val="15000"/>
+                            </a:schemeClr>
+                          </a:lnRef>
+                          <a:fillRef idx="1">
+                            <a:schemeClr val="accent1"/>
+                          </a:fillRef>
+                          <a:effectRef idx="0">
+                            <a:schemeClr val="accent1"/>
+                          </a:effectRef>
+                          <a:fontRef idx="minor">
+                            <a:schemeClr val="lt1"/>
+                          </a:fontRef>
+                        </wps:style>
+                        <wps:bodyPr rot="0" spcFirstLastPara="0" vertOverflow="overflow" horzOverflow="overflow" vert="horz" wrap="square" lIns="91440" tIns="45720" rIns="91440" bIns="45720" numCol="1" spcCol="0" rtlCol="0" fromWordArt="0" anchor="ctr" anchorCtr="0" forceAA="0" compatLnSpc="1">
+                          <a:prstTxWarp prst="textNoShape">
+                            <a:avLst/>
+                          </a:prstTxWarp>
+                          <a:noAutofit/>
+                        </wps:bodyPr>
+                      </wps:wsp>
+                      <wps:wsp>
+                        <wps:cNvPr id="1272559998" name="Forma libre: forma 84"/>
+                        <wps:cNvSpPr/>
+                        <wps:spPr>
+                          <a:xfrm>
+                            <a:off x="3505695" y="555914"/>
+                            <a:ext cx="0" cy="546265"/>
+                          </a:xfrm>
+                          <a:custGeom>
+                            <a:avLst/>
+                            <a:gdLst>
+                              <a:gd name="csX0" fmla="*/ 0 w 0"/>
+                              <a:gd name="csY0" fmla="*/ 546265 h 546265"/>
+                              <a:gd name="csX1" fmla="*/ 0 w 0"/>
+                              <a:gd name="csY1" fmla="*/ 0 h 546265"/>
+                            </a:gdLst>
+                            <a:ahLst/>
+                            <a:cxnLst>
+                              <a:cxn ang="0">
+                                <a:pos x="csX0" y="csY0"/>
+                              </a:cxn>
+                              <a:cxn ang="0">
+                                <a:pos x="csX1" y="csY1"/>
+                              </a:cxn>
+                            </a:cxnLst>
+                            <a:rect l="l" t="t" r="r" b="b"/>
+                            <a:pathLst>
+                              <a:path h="546265">
+                                <a:moveTo>
+                                  <a:pt x="0" y="546265"/>
+                                </a:moveTo>
+                                <a:lnTo>
+                                  <a:pt x="0" y="0"/>
+                                </a:lnTo>
+                              </a:path>
+                            </a:pathLst>
+                          </a:custGeom>
+                          <a:noFill/>
+                          <a:ln w="38100">
+                            <a:solidFill>
+                              <a:schemeClr val="accent3">
+                                <a:lumMod val="60000"/>
+                                <a:lumOff val="40000"/>
+                              </a:schemeClr>
+                            </a:solidFill>
+                            <a:tailEnd type="oval"/>
+                          </a:ln>
+                        </wps:spPr>
+                        <wps:style>
+                          <a:lnRef idx="2">
+                            <a:schemeClr val="accent1">
+                              <a:shade val="15000"/>
+                            </a:schemeClr>
+                          </a:lnRef>
+                          <a:fillRef idx="1">
+                            <a:schemeClr val="accent1"/>
+                          </a:fillRef>
+                          <a:effectRef idx="0">
+                            <a:schemeClr val="accent1"/>
+                          </a:effectRef>
+                          <a:fontRef idx="minor">
+                            <a:schemeClr val="lt1"/>
+                          </a:fontRef>
+                        </wps:style>
+                        <wps:bodyPr rot="0" spcFirstLastPara="0" vertOverflow="overflow" horzOverflow="overflow" vert="horz" wrap="square" lIns="91440" tIns="45720" rIns="91440" bIns="45720" numCol="1" spcCol="0" rtlCol="0" fromWordArt="0" anchor="ctr" anchorCtr="0" forceAA="0" compatLnSpc="1">
+                          <a:prstTxWarp prst="textNoShape">
+                            <a:avLst/>
+                          </a:prstTxWarp>
+                          <a:noAutofit/>
+                        </wps:bodyPr>
+                      </wps:wsp>
+                      <wps:wsp>
+                        <wps:cNvPr id="1778899409" name="Cuadro de texto 81"/>
+                        <wps:cNvSpPr txBox="1"/>
+                        <wps:spPr>
+                          <a:xfrm>
+                            <a:off x="2736026" y="0"/>
+                            <a:ext cx="1555668" cy="481072"/>
+                          </a:xfrm>
+                          <a:prstGeom prst="rect">
+                            <a:avLst/>
+                          </a:prstGeom>
+                          <a:noFill/>
+                          <a:ln w="6350">
+                            <a:noFill/>
+                          </a:ln>
+                        </wps:spPr>
+                        <wps:txbx>
+                          <w:txbxContent>
+                            <w:p>
+                              <w:pPr>
+                                <w:jc w:val="center"/>
+                              </w:pPr>
+                              <w:r>
+                                <w:t>Nombre del Proyecto</w:t>
+                              </w:r>
+                              <w:r>
+                                <w:br/>
+                                <w:t>iteración en proceso</w:t>
+                              </w:r>
+                            </w:p>
+                          </w:txbxContent>
+                        </wps:txbx>
+                        <wps:bodyPr rot="0" spcFirstLastPara="0" vertOverflow="overflow" horzOverflow="overflow" vert="horz" wrap="square" lIns="91440" tIns="45720" rIns="91440" bIns="45720" numCol="1" spcCol="0" rtlCol="0" fromWordArt="0" anchor="t" anchorCtr="0" forceAA="0" compatLnSpc="1">
+                          <a:prstTxWarp prst="textNoShape">
+                            <a:avLst/>
+                          </a:prstTxWarp>
+                          <a:noAutofit/>
+                        </wps:bodyPr>
+                      </wps:wsp>
+                    </wpg:wgp>
+                  </a:graphicData>
+                </a:graphic>
+              </wp:anchor>
+            </w:drawing>
+          </mc:Choice>
+          <mc:Fallback>
+            <w:pict>
+              <v:group w14:anchorId="6BA58F3F" id="_x0000_s1072" style="position:absolute;margin-left:-4.9pt;margin-top:19.1pt;width:429.65pt;height:125.85pt;z-index:251796480" coordsize="54565,15984" o:gfxdata="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">
+                <v:rect id="Rectángulo 83" o:spid="_x0000_s1073" style="position:absolute;top:11234;width:54565;height:4750;visibility:visible;mso-wrap-style:square;v-text-anchor:middle" o:gfxdata="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" filled="f" strokecolor="#47d459 [1942]" strokeweight="3pt"/>
+                <v:shape id="Forma libre: forma 84" o:spid="_x0000_s1074" style="position:absolute;left:35056;top:5559;width:0;height:5462;visibility:visible;mso-wrap-style:square;v-text-anchor:middle" coordsize="0,546265" o:gfxdata="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" path="m,546265l,e" filled="f" strokecolor="#47d459 [1942]" strokeweight="3pt">
+                  <v:stroke endarrow="oval" joinstyle="miter"/>
+                  <v:path arrowok="t" o:connecttype="custom" o:connectlocs="0,546265;0,0" o:connectangles="0,0"/>
+                </v:shape>
+                <v:shape id="_x0000_s1075" type="#_x0000_t202" style="position:absolute;left:27360;width:15556;height:4810;visibility:visible;mso-wrap-style:square;v-text-anchor:top" o:gfxdata="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" filled="f" stroked="f" strokeweight=".5pt">
+                  <v:textbox>
+                    <w:txbxContent>
+                      <w:p>
+                        <w:pPr>
+                          <w:jc w:val="center"/>
+                        </w:pPr>
+                        <w:r>
+                          <w:t>Nombre del Proyecto</w:t>
+                        </w:r>
+                        <w:r>
+                          <w:br/>
+                          <w:t>iteración en proceso</w:t>
+                        </w:r>
+                      </w:p>
+                    </w:txbxContent>
+                  </v:textbox>
+                </v:shape>
+              </v:group>
+            </w:pict>
+          </mc:Fallback>
+        </mc:AlternateContent>
+      </w:r>
+      <w:r>
+        <w:rPr>
+          <w:rFonts w:ascii="Arial" w:hAnsi="Arial" w:cs="Arial"/>
+          <w:noProof/>
+          <w:lang w:val="es-US"/>
+        </w:rPr>
+        <mc:AlternateContent>
+          <mc:Choice Requires="wpg">
+            <w:drawing>
+              <wp:anchor distT="0" distB="0" distL="114300" distR="114300" simplePos="0" relativeHeight="251791360" behindDoc="0" locked="0" layoutInCell="1" allowOverlap="1" wp14:anchorId="6B098EEC" wp14:editId="51E6F73E">
+                <wp:simplePos x="0" y="0"/>
+                <wp:positionH relativeFrom="column">
+                  <wp:posOffset>-346990</wp:posOffset>
+                </wp:positionH>
+                <wp:positionV relativeFrom="paragraph">
+                  <wp:posOffset>284175</wp:posOffset>
+                </wp:positionV>
+                <wp:extent cx="14949372" cy="2124075"/>
+                <wp:effectExtent l="19050" t="0" r="24130" b="28575"/>
+                <wp:wrapNone/>
+                <wp:docPr id="640295629" name="Grupo 82"/>
+                <wp:cNvGraphicFramePr/>
+                <a:graphic xmlns:a="http://schemas.openxmlformats.org/drawingml/2006/main">
+                  <a:graphicData uri="http://schemas.microsoft.com/office/word/2010/wordprocessingGroup">
+                    <wpg:wgp>
+                      <wpg:cNvGrpSpPr/>
+                      <wpg:grpSpPr>
+                        <a:xfrm>
+                          <a:off x="0" y="0"/>
+                          <a:ext cx="14949372" cy="2124075"/>
+                          <a:chOff x="0" y="0"/>
+                          <a:chExt cx="14949372" cy="2124075"/>
+                        </a:xfrm>
+                      </wpg:grpSpPr>
+                      <wps:wsp>
+                        <wps:cNvPr id="445273475" name="Rectángulo 77"/>
+                        <wps:cNvSpPr/>
+                        <wps:spPr>
+                          <a:xfrm>
+                            <a:off x="350869" y="1638795"/>
+                            <a:ext cx="14598503" cy="485280"/>
+                          </a:xfrm>
+                          <a:prstGeom prst="rect">
+                            <a:avLst/>
+                          </a:prstGeom>
+                          <a:noFill/>
+                          <a:ln w="38100">
+                            <a:solidFill>
+                              <a:schemeClr val="accent3">
+                                <a:lumMod val="60000"/>
+                                <a:lumOff val="40000"/>
+                              </a:schemeClr>
+                            </a:solidFill>
+                          </a:ln>
+                        </wps:spPr>
+                        <wps:style>
+                          <a:lnRef idx="2">
+                            <a:schemeClr val="accent1">
+                              <a:shade val="15000"/>
+                            </a:schemeClr>
+                          </a:lnRef>
+                          <a:fillRef idx="1">
+                            <a:schemeClr val="accent1"/>
+                          </a:fillRef>
+                          <a:effectRef idx="0">
+                            <a:schemeClr val="accent1"/>
+                          </a:effectRef>
+                          <a:fontRef idx="minor">
+                            <a:schemeClr val="lt1"/>
+                          </a:fontRef>
+                        </wps:style>
+                        <wps:bodyPr rot="0" spcFirstLastPara="0" vertOverflow="overflow" horzOverflow="overflow" vert="horz" wrap="square" lIns="91440" tIns="45720" rIns="91440" bIns="45720" numCol="1" spcCol="0" rtlCol="0" fromWordArt="0" anchor="ctr" anchorCtr="0" forceAA="0" compatLnSpc="1">
+                          <a:prstTxWarp prst="textNoShape">
+                            <a:avLst/>
+                          </a:prstTxWarp>
+                          <a:noAutofit/>
+                        </wps:bodyPr>
+                      </wps:wsp>
+                      <wps:wsp>
+                        <wps:cNvPr id="19071851" name="Forma libre: forma 80"/>
+                        <wps:cNvSpPr/>
+                        <wps:spPr>
+                          <a:xfrm>
+                            <a:off x="0" y="291067"/>
+                            <a:ext cx="882502" cy="1509823"/>
+                          </a:xfrm>
+                          <a:custGeom>
+                            <a:avLst/>
+                            <a:gdLst>
+                              <a:gd name="csX0" fmla="*/ 340242 w 882502"/>
+                              <a:gd name="csY0" fmla="*/ 1509823 h 1509823"/>
+                              <a:gd name="csX1" fmla="*/ 0 w 882502"/>
+                              <a:gd name="csY1" fmla="*/ 1509823 h 1509823"/>
+                              <a:gd name="csX2" fmla="*/ 0 w 882502"/>
+                              <a:gd name="csY2" fmla="*/ 0 h 1509823"/>
+                              <a:gd name="csX3" fmla="*/ 882502 w 882502"/>
+                              <a:gd name="csY3" fmla="*/ 0 h 1509823"/>
+                            </a:gdLst>
+                            <a:ahLst/>
+                            <a:cxnLst>
+                              <a:cxn ang="0">
+                                <a:pos x="csX0" y="csY0"/>
+                              </a:cxn>
+                              <a:cxn ang="0">
+                                <a:pos x="csX1" y="csY1"/>
+                              </a:cxn>
+                              <a:cxn ang="0">
+                                <a:pos x="csX2" y="csY2"/>
+                              </a:cxn>
+                              <a:cxn ang="0">
+                                <a:pos x="csX3" y="csY3"/>
+                              </a:cxn>
+                            </a:cxnLst>
+                            <a:rect l="l" t="t" r="r" b="b"/>
+                            <a:pathLst>
+                              <a:path w="882502" h="1509823">
+                                <a:moveTo>
+                                  <a:pt x="340242" y="1509823"/>
+                                </a:moveTo>
+                                <a:lnTo>
+                                  <a:pt x="0" y="1509823"/>
+                                </a:lnTo>
+                                <a:lnTo>
+                                  <a:pt x="0" y="0"/>
+                                </a:lnTo>
+                                <a:lnTo>
+                                  <a:pt x="882502" y="0"/>
+                                </a:lnTo>
+                              </a:path>
+                            </a:pathLst>
+                          </a:custGeom>
+                          <a:noFill/>
+                          <a:ln w="38100">
+                            <a:solidFill>
+                              <a:schemeClr val="accent3">
+                                <a:lumMod val="60000"/>
+                                <a:lumOff val="40000"/>
+                              </a:schemeClr>
+                            </a:solidFill>
+                            <a:tailEnd type="oval"/>
+                          </a:ln>
+                        </wps:spPr>
+                        <wps:style>
+                          <a:lnRef idx="2">
+                            <a:schemeClr val="accent1">
+                              <a:shade val="15000"/>
+                            </a:schemeClr>
+                          </a:lnRef>
+                          <a:fillRef idx="1">
+                            <a:schemeClr val="accent1"/>
+                          </a:fillRef>
+                          <a:effectRef idx="0">
+                            <a:schemeClr val="accent1"/>
+                          </a:effectRef>
+                          <a:fontRef idx="minor">
+                            <a:schemeClr val="lt1"/>
+                          </a:fontRef>
+                        </wps:style>
+                        <wps:bodyPr rot="0" spcFirstLastPara="0" vertOverflow="overflow" horzOverflow="overflow" vert="horz" wrap="square" lIns="91440" tIns="45720" rIns="91440" bIns="45720" numCol="1" spcCol="0" rtlCol="0" fromWordArt="0" anchor="ctr" anchorCtr="0" forceAA="0" compatLnSpc="1">
+                          <a:prstTxWarp prst="textNoShape">
+                            <a:avLst/>
+                          </a:prstTxWarp>
+                          <a:noAutofit/>
+                        </wps:bodyPr>
+                      </wps:wsp>
+                      <wps:wsp>
+                        <wps:cNvPr id="985742662" name="Cuadro de texto 81"/>
+                        <wps:cNvSpPr txBox="1"/>
+                        <wps:spPr>
+                          <a:xfrm>
+                            <a:off x="895350" y="0"/>
+                            <a:ext cx="1382233" cy="606056"/>
+                          </a:xfrm>
+                          <a:prstGeom prst="rect">
+                            <a:avLst/>
+                          </a:prstGeom>
+                          <a:noFill/>
+                          <a:ln w="6350">
+                            <a:noFill/>
+                          </a:ln>
+                        </wps:spPr>
+                        <wps:txbx>
+                          <w:txbxContent>
+                            <w:p>
+                              <w:pPr>
+                                <w:jc w:val="center"/>
+                              </w:pPr>
+                              <w:r>
+                                <w:t>Títulos de columnas de tablero</w:t>
+                              </w:r>
+                            </w:p>
+                          </w:txbxContent>
+                        </wps:txbx>
+                        <wps:bodyPr rot="0" spcFirstLastPara="0" vertOverflow="overflow" horzOverflow="overflow" vert="horz" wrap="square" lIns="91440" tIns="45720" rIns="91440" bIns="45720" numCol="1" spcCol="0" rtlCol="0" fromWordArt="0" anchor="t" anchorCtr="0" forceAA="0" compatLnSpc="1">
+                          <a:prstTxWarp prst="textNoShape">
+                            <a:avLst/>
+                          </a:prstTxWarp>
+                          <a:noAutofit/>
+                        </wps:bodyPr>
+                      </wps:wsp>
+                    </wpg:wgp>
+                  </a:graphicData>
+                </a:graphic>
+              </wp:anchor>
+            </w:drawing>
+          </mc:Choice>
+          <mc:Fallback>
+            <w:pict>
+              <v:group w14:anchorId="6B098EEC" id="Grupo 82" o:spid="_x0000_s1076" style="position:absolute;margin-left:-27.3pt;margin-top:22.4pt;width:1177.1pt;height:167.25pt;z-index:251791360" coordsize="149493,21240" o:gfxdata="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">
+                <v:rect id="Rectángulo 77" o:spid="_x0000_s1077" style="position:absolute;left:3508;top:16387;width:145985;height:4853;visibility:visible;mso-wrap-style:square;v-text-anchor:middle" o:gfxdata="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" filled="f" strokecolor="#47d459 [1942]" strokeweight="3pt"/>
+                <v:shape id="Forma libre: forma 80" o:spid="_x0000_s1078" style="position:absolute;top:2910;width:8825;height:15098;visibility:visible;mso-wrap-style:square;v-text-anchor:middle" coordsize="882502,1509823" o:gfxdata="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" path="m340242,1509823l,1509823,,,882502,e" filled="f" strokecolor="#47d459 [1942]" strokeweight="3pt">
+                  <v:stroke endarrow="oval" joinstyle="miter"/>
+                  <v:path arrowok="t" o:connecttype="custom" o:connectlocs="340242,1509823;0,1509823;0,0;882502,0" o:connectangles="0,0,0,0"/>
+                </v:shape>
+                <v:shape id="_x0000_s1079" type="#_x0000_t202" style="position:absolute;left:8953;width:13822;height:6060;visibility:visible;mso-wrap-style:square;v-text-anchor:top" o:gfxdata="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" filled="f" stroked="f" strokeweight=".5pt">
+                  <v:textbox>
+                    <w:txbxContent>
+                      <w:p>
+                        <w:pPr>
+                          <w:jc w:val="center"/>
+                        </w:pPr>
+                        <w:r>
+                          <w:t>Títulos de columnas de tablero</w:t>
+                        </w:r>
+                      </w:p>
+                    </w:txbxContent>
+                  </v:textbox>
+                </v:shape>
+              </v:group>
+            </w:pict>
+          </mc:Fallback>
+        </mc:AlternateContent>
+      </w:r>
     </w:p>
     <w:p>
       <w:pPr>
@@ -10716,6 +11639,90 @@
           <w:lang w:val="es-US"/>
         </w:rPr>
       </w:pPr>
+      <w:r>
+        <w:rPr>
+          <w:noProof/>
+        </w:rPr>
+        <mc:AlternateContent>
+          <mc:Choice Requires="wps">
+            <w:drawing>
+              <wp:anchor distT="0" distB="0" distL="114300" distR="114300" simplePos="0" relativeHeight="251837440" behindDoc="0" locked="0" layoutInCell="1" allowOverlap="1" wp14:anchorId="0C9F50F5" wp14:editId="6DED74C5">
+                <wp:simplePos x="0" y="0"/>
+                <wp:positionH relativeFrom="column">
+                  <wp:posOffset>6891020</wp:posOffset>
+                </wp:positionH>
+                <wp:positionV relativeFrom="paragraph">
+                  <wp:posOffset>22462</wp:posOffset>
+                </wp:positionV>
+                <wp:extent cx="2602865" cy="481020"/>
+                <wp:effectExtent l="0" t="0" r="0" b="0"/>
+                <wp:wrapNone/>
+                <wp:docPr id="410166488" name="Cuadro de texto 81"/>
+                <wp:cNvGraphicFramePr/>
+                <a:graphic xmlns:a="http://schemas.openxmlformats.org/drawingml/2006/main">
+                  <a:graphicData uri="http://schemas.microsoft.com/office/word/2010/wordprocessingShape">
+                    <wps:wsp>
+                      <wps:cNvSpPr txBox="1"/>
+                      <wps:spPr>
+                        <a:xfrm>
+                          <a:off x="0" y="0"/>
+                          <a:ext cx="2602865" cy="481020"/>
+                        </a:xfrm>
+                        <a:prstGeom prst="rect">
+                          <a:avLst/>
+                        </a:prstGeom>
+                        <a:noFill/>
+                        <a:ln w="6350">
+                          <a:noFill/>
+                        </a:ln>
+                      </wps:spPr>
+                      <wps:txbx>
+                        <w:txbxContent>
+                          <w:p>
+                            <w:pPr>
+                              <w:jc w:val="center"/>
+                            </w:pPr>
+                            <w:r>
+                              <w:t>Número máximo de tareas asignadas a las columnas de procesos</w:t>
+                            </w:r>
+                          </w:p>
+                        </w:txbxContent>
+                      </wps:txbx>
+                      <wps:bodyPr rot="0" spcFirstLastPara="0" vertOverflow="overflow" horzOverflow="overflow" vert="horz" wrap="square" lIns="91440" tIns="45720" rIns="91440" bIns="45720" numCol="1" spcCol="0" rtlCol="0" fromWordArt="0" anchor="t" anchorCtr="0" forceAA="0" compatLnSpc="1">
+                        <a:prstTxWarp prst="textNoShape">
+                          <a:avLst/>
+                        </a:prstTxWarp>
+                        <a:noAutofit/>
+                      </wps:bodyPr>
+                    </wps:wsp>
+                  </a:graphicData>
+                </a:graphic>
+                <wp14:sizeRelH relativeFrom="margin">
+                  <wp14:pctWidth>0</wp14:pctWidth>
+                </wp14:sizeRelH>
+              </wp:anchor>
+            </w:drawing>
+          </mc:Choice>
+          <mc:Fallback>
+            <w:pict>
+              <v:shape w14:anchorId="0C9F50F5" id="Cuadro de texto 81" o:spid="_x0000_s1080" type="#_x0000_t202" style="position:absolute;margin-left:542.6pt;margin-top:1.75pt;width:204.95pt;height:37.9pt;z-index:251837440;visibility:visible;mso-wrap-style:square;mso-width-percent:0;mso-wrap-distance-left:9pt;mso-wrap-distance-top:0;mso-wrap-distance-right:9pt;mso-wrap-distance-bottom:0;mso-position-horizontal:absolute;mso-position-horizontal-relative:text;mso-position-vertical:absolute;mso-position-vertical-relative:text;mso-width-percent:0;mso-width-relative:margin;v-text-anchor:top" o:gfxdata="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" filled="f" stroked="f" strokeweight=".5pt">
+                <v:textbox>
+                  <w:txbxContent>
+                    <w:p>
+                      <w:pPr>
+                        <w:jc w:val="center"/>
+                      </w:pPr>
+                      <w:r>
+                        <w:t>Número máximo de tareas asignadas a las columnas de procesos</w:t>
+                      </w:r>
+                    </w:p>
+                  </w:txbxContent>
+                </v:textbox>
+              </v:shape>
+            </w:pict>
+          </mc:Fallback>
+        </mc:AlternateContent>
+      </w:r>
     </w:p>
     <w:p>
       <w:pPr>
@@ -10732,6 +11739,80 @@
           <w:lang w:val="es-US"/>
         </w:rPr>
       </w:pPr>
+      <w:r>
+        <w:rPr>
+          <w:rFonts w:ascii="Arial" w:hAnsi="Arial" w:cs="Arial"/>
+          <w:noProof/>
+          <w:lang w:val="es-US"/>
+        </w:rPr>
+        <mc:AlternateContent>
+          <mc:Choice Requires="wps">
+            <w:drawing>
+              <wp:anchor distT="0" distB="0" distL="114300" distR="114300" simplePos="0" relativeHeight="251835392" behindDoc="0" locked="0" layoutInCell="1" allowOverlap="1" wp14:anchorId="503AA8F8" wp14:editId="35A6AE18">
+                <wp:simplePos x="0" y="0"/>
+                <wp:positionH relativeFrom="column">
+                  <wp:posOffset>8264042</wp:posOffset>
+                </wp:positionH>
+                <wp:positionV relativeFrom="paragraph">
+                  <wp:posOffset>142941</wp:posOffset>
+                </wp:positionV>
+                <wp:extent cx="0" cy="776501"/>
+                <wp:effectExtent l="57150" t="57150" r="57150" b="5080"/>
+                <wp:wrapNone/>
+                <wp:docPr id="1704622320" name="Conector recto 107"/>
+                <wp:cNvGraphicFramePr/>
+                <a:graphic xmlns:a="http://schemas.openxmlformats.org/drawingml/2006/main">
+                  <a:graphicData uri="http://schemas.microsoft.com/office/word/2010/wordprocessingShape">
+                    <wps:wsp>
+                      <wps:cNvCnPr/>
+                      <wps:spPr>
+                        <a:xfrm flipV="1">
+                          <a:off x="0" y="0"/>
+                          <a:ext cx="0" cy="776501"/>
+                        </a:xfrm>
+                        <a:prstGeom prst="line">
+                          <a:avLst/>
+                        </a:prstGeom>
+                        <a:ln w="38100">
+                          <a:solidFill>
+                            <a:schemeClr val="accent2">
+                              <a:lumMod val="60000"/>
+                              <a:lumOff val="40000"/>
+                            </a:schemeClr>
+                          </a:solidFill>
+                          <a:tailEnd type="oval"/>
+                        </a:ln>
+                      </wps:spPr>
+                      <wps:style>
+                        <a:lnRef idx="1">
+                          <a:schemeClr val="accent1"/>
+                        </a:lnRef>
+                        <a:fillRef idx="0">
+                          <a:schemeClr val="accent1"/>
+                        </a:fillRef>
+                        <a:effectRef idx="0">
+                          <a:schemeClr val="accent1"/>
+                        </a:effectRef>
+                        <a:fontRef idx="minor">
+                          <a:schemeClr val="tx1"/>
+                        </a:fontRef>
+                      </wps:style>
+                      <wps:bodyPr/>
+                    </wps:wsp>
+                  </a:graphicData>
+                </a:graphic>
+              </wp:anchor>
+            </w:drawing>
+          </mc:Choice>
+          <mc:Fallback>
+            <w:pict>
+              <v:line w14:anchorId="7B75564B" id="Conector recto 107" o:spid="_x0000_s1026" style="position:absolute;flip:y;z-index:251835392;visibility:visible;mso-wrap-style:square;mso-wrap-distance-left:9pt;mso-wrap-distance-top:0;mso-wrap-distance-right:9pt;mso-wrap-distance-bottom:0;mso-position-horizontal:absolute;mso-position-horizontal-relative:text;mso-position-vertical:absolute;mso-position-vertical-relative:text" from="650.7pt,11.25pt" to="650.7pt,72.4pt" o:gfxdata="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" strokecolor="#f1a983 [1941]" strokeweight="3pt">
+                <v:stroke endarrow="oval" joinstyle="miter"/>
+              </v:line>
+            </w:pict>
+          </mc:Fallback>
+        </mc:AlternateContent>
+      </w:r>
     </w:p>
     <w:p>
       <w:pPr>
@@ -10743,21 +11824,1736 @@
       <w:r>
         <w:rPr>
           <w:rFonts w:ascii="Arial" w:hAnsi="Arial" w:cs="Arial"/>
+          <w:noProof/>
           <w:lang w:val="es-US"/>
         </w:rPr>
+        <mc:AlternateContent>
+          <mc:Choice Requires="wps">
+            <w:drawing>
+              <wp:anchor distT="0" distB="0" distL="114300" distR="114300" simplePos="0" relativeHeight="251808768" behindDoc="0" locked="0" layoutInCell="1" allowOverlap="1" wp14:anchorId="56E20171" wp14:editId="261D4C38">
+                <wp:simplePos x="0" y="0"/>
+                <wp:positionH relativeFrom="column">
+                  <wp:posOffset>7006310</wp:posOffset>
+                </wp:positionH>
+                <wp:positionV relativeFrom="paragraph">
+                  <wp:posOffset>3346294</wp:posOffset>
+                </wp:positionV>
+                <wp:extent cx="1596390" cy="4099214"/>
+                <wp:effectExtent l="57150" t="57150" r="41910" b="130175"/>
+                <wp:wrapNone/>
+                <wp:docPr id="286647830" name="Forma libre: forma 96"/>
+                <wp:cNvGraphicFramePr/>
+                <a:graphic xmlns:a="http://schemas.openxmlformats.org/drawingml/2006/main">
+                  <a:graphicData uri="http://schemas.microsoft.com/office/word/2010/wordprocessingShape">
+                    <wps:wsp>
+                      <wps:cNvSpPr/>
+                      <wps:spPr>
+                        <a:xfrm>
+                          <a:off x="0" y="0"/>
+                          <a:ext cx="1596390" cy="4099214"/>
+                        </a:xfrm>
+                        <a:custGeom>
+                          <a:avLst/>
+                          <a:gdLst>
+                            <a:gd name="csX0" fmla="*/ 0 w 1596788"/>
+                            <a:gd name="csY0" fmla="*/ 0 h 4585648"/>
+                            <a:gd name="csX1" fmla="*/ 0 w 1596788"/>
+                            <a:gd name="csY1" fmla="*/ 4585648 h 4585648"/>
+                            <a:gd name="csX2" fmla="*/ 1596788 w 1596788"/>
+                            <a:gd name="csY2" fmla="*/ 4585648 h 4585648"/>
+                          </a:gdLst>
+                          <a:ahLst/>
+                          <a:cxnLst>
+                            <a:cxn ang="0">
+                              <a:pos x="csX0" y="csY0"/>
+                            </a:cxn>
+                            <a:cxn ang="0">
+                              <a:pos x="csX1" y="csY1"/>
+                            </a:cxn>
+                            <a:cxn ang="0">
+                              <a:pos x="csX2" y="csY2"/>
+                            </a:cxn>
+                          </a:cxnLst>
+                          <a:rect l="l" t="t" r="r" b="b"/>
+                          <a:pathLst>
+                            <a:path w="1596788" h="4585648">
+                              <a:moveTo>
+                                <a:pt x="0" y="0"/>
+                              </a:moveTo>
+                              <a:lnTo>
+                                <a:pt x="0" y="4585648"/>
+                              </a:lnTo>
+                              <a:lnTo>
+                                <a:pt x="1596788" y="4585648"/>
+                              </a:lnTo>
+                            </a:path>
+                          </a:pathLst>
+                        </a:custGeom>
+                        <a:noFill/>
+                        <a:ln w="38100">
+                          <a:solidFill>
+                            <a:schemeClr val="accent3">
+                              <a:lumMod val="60000"/>
+                              <a:lumOff val="40000"/>
+                            </a:schemeClr>
+                          </a:solidFill>
+                          <a:prstDash val="lgDash"/>
+                          <a:headEnd type="oval"/>
+                          <a:tailEnd type="triangle" w="lg" len="lg"/>
+                        </a:ln>
+                      </wps:spPr>
+                      <wps:style>
+                        <a:lnRef idx="2">
+                          <a:schemeClr val="accent1">
+                            <a:shade val="15000"/>
+                          </a:schemeClr>
+                        </a:lnRef>
+                        <a:fillRef idx="1">
+                          <a:schemeClr val="accent1"/>
+                        </a:fillRef>
+                        <a:effectRef idx="0">
+                          <a:schemeClr val="accent1"/>
+                        </a:effectRef>
+                        <a:fontRef idx="minor">
+                          <a:schemeClr val="lt1"/>
+                        </a:fontRef>
+                      </wps:style>
+                      <wps:bodyPr rot="0" spcFirstLastPara="0" vertOverflow="overflow" horzOverflow="overflow" vert="horz" wrap="square" lIns="91440" tIns="45720" rIns="91440" bIns="45720" numCol="1" spcCol="0" rtlCol="0" fromWordArt="0" anchor="ctr" anchorCtr="0" forceAA="0" compatLnSpc="1">
+                        <a:prstTxWarp prst="textNoShape">
+                          <a:avLst/>
+                        </a:prstTxWarp>
+                        <a:noAutofit/>
+                      </wps:bodyPr>
+                    </wps:wsp>
+                  </a:graphicData>
+                </a:graphic>
+                <wp14:sizeRelV relativeFrom="margin">
+                  <wp14:pctHeight>0</wp14:pctHeight>
+                </wp14:sizeRelV>
+              </wp:anchor>
+            </w:drawing>
+          </mc:Choice>
+          <mc:Fallback>
+            <w:pict>
+              <v:shape w14:anchorId="1EF1665D" id="Forma libre: forma 96" o:spid="_x0000_s1026" style="position:absolute;margin-left:551.7pt;margin-top:263.5pt;width:125.7pt;height:322.75pt;z-index:251808768;visibility:visible;mso-wrap-style:square;mso-height-percent:0;mso-wrap-distance-left:9pt;mso-wrap-distance-top:0;mso-wrap-distance-right:9pt;mso-wrap-distance-bottom:0;mso-position-horizontal:absolute;mso-position-horizontal-relative:text;mso-position-vertical:absolute;mso-position-vertical-relative:text;mso-height-percent:0;mso-height-relative:margin;v-text-anchor:middle" coordsize="1596788,4585648" o:gfxdata="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" path="m,l,4585648r1596788,e" filled="f" strokecolor="#47d459 [1942]" strokeweight="3pt">
+                <v:stroke dashstyle="longDash" startarrow="oval" endarrow="block" endarrowwidth="wide" endarrowlength="long" joinstyle="miter"/>
+                <v:path arrowok="t" o:connecttype="custom" o:connectlocs="0,0;0,4099214;1596390,4099214" o:connectangles="0,0,0"/>
+              </v:shape>
+            </w:pict>
+          </mc:Fallback>
+        </mc:AlternateContent>
+      </w:r>
+      <w:r>
+        <w:rPr>
+          <w:noProof/>
+        </w:rPr>
+        <mc:AlternateContent>
+          <mc:Choice Requires="wpg">
+            <w:drawing>
+              <wp:anchor distT="0" distB="0" distL="114300" distR="114300" simplePos="0" relativeHeight="251831296" behindDoc="0" locked="0" layoutInCell="1" allowOverlap="1" wp14:anchorId="15DE8CC8" wp14:editId="6DB59C66">
+                <wp:simplePos x="0" y="0"/>
+                <wp:positionH relativeFrom="column">
+                  <wp:posOffset>6616065</wp:posOffset>
+                </wp:positionH>
+                <wp:positionV relativeFrom="paragraph">
+                  <wp:posOffset>5251640</wp:posOffset>
+                </wp:positionV>
+                <wp:extent cx="7279021" cy="4506430"/>
+                <wp:effectExtent l="0" t="0" r="0" b="0"/>
+                <wp:wrapNone/>
+                <wp:docPr id="487937136" name="Grupo 108"/>
+                <wp:cNvGraphicFramePr/>
+                <a:graphic xmlns:a="http://schemas.openxmlformats.org/drawingml/2006/main">
+                  <a:graphicData uri="http://schemas.microsoft.com/office/word/2010/wordprocessingGroup">
+                    <wpg:wgp>
+                      <wpg:cNvGrpSpPr/>
+                      <wpg:grpSpPr>
+                        <a:xfrm>
+                          <a:off x="0" y="0"/>
+                          <a:ext cx="7279021" cy="4506430"/>
+                          <a:chOff x="0" y="0"/>
+                          <a:chExt cx="7279021" cy="4506430"/>
+                        </a:xfrm>
+                      </wpg:grpSpPr>
+                      <pic:pic xmlns:pic="http://schemas.openxmlformats.org/drawingml/2006/picture">
+                        <pic:nvPicPr>
+                          <pic:cNvPr id="682905722" name="Imagen 1" descr="Interfaz de usuario gráfica, Texto, Aplicación, Chat o mensaje de texto&#10;&#10;El contenido generado por IA puede ser incorrecto."/>
+                          <pic:cNvPicPr>
+                            <a:picLocks noChangeAspect="1"/>
+                          </pic:cNvPicPr>
+                        </pic:nvPicPr>
+                        <pic:blipFill>
+                          <a:blip r:embed="rId21">
+                            <a:extLst>
+                              <a:ext uri="{28A0092B-C50C-407E-A947-70E740481C1C}">
+                                <a14:useLocalDpi xmlns:a14="http://schemas.microsoft.com/office/drawing/2010/main" val="0"/>
+                              </a:ext>
+                            </a:extLst>
+                          </a:blip>
+                          <a:stretch>
+                            <a:fillRect/>
+                          </a:stretch>
+                        </pic:blipFill>
+                        <pic:spPr>
+                          <a:xfrm>
+                            <a:off x="1995054" y="795647"/>
+                            <a:ext cx="3257550" cy="2571750"/>
+                          </a:xfrm>
+                          <a:prstGeom prst="rect">
+                            <a:avLst/>
+                          </a:prstGeom>
+                        </pic:spPr>
+                      </pic:pic>
+                      <wps:wsp>
+                        <wps:cNvPr id="1264512970" name="Conector recto 99"/>
+                        <wps:cNvCnPr/>
+                        <wps:spPr>
+                          <a:xfrm rot="10800000" flipV="1">
+                            <a:off x="2539092" y="3206337"/>
+                            <a:ext cx="0" cy="668655"/>
+                          </a:xfrm>
+                          <a:prstGeom prst="line">
+                            <a:avLst/>
+                          </a:prstGeom>
+                          <a:ln w="38100">
+                            <a:solidFill>
+                              <a:schemeClr val="tx2">
+                                <a:lumMod val="50000"/>
+                                <a:lumOff val="50000"/>
+                              </a:schemeClr>
+                            </a:solidFill>
+                            <a:tailEnd type="oval"/>
+                          </a:ln>
+                        </wps:spPr>
+                        <wps:style>
+                          <a:lnRef idx="1">
+                            <a:schemeClr val="accent1"/>
+                          </a:lnRef>
+                          <a:fillRef idx="0">
+                            <a:schemeClr val="accent1"/>
+                          </a:fillRef>
+                          <a:effectRef idx="0">
+                            <a:schemeClr val="accent1"/>
+                          </a:effectRef>
+                          <a:fontRef idx="minor">
+                            <a:schemeClr val="tx1"/>
+                          </a:fontRef>
+                        </wps:style>
+                        <wps:bodyPr/>
+                      </wps:wsp>
+                      <wps:wsp>
+                        <wps:cNvPr id="2142418355" name="Cuadro de texto 81"/>
+                        <wps:cNvSpPr txBox="1"/>
+                        <wps:spPr>
+                          <a:xfrm>
+                            <a:off x="2434441" y="0"/>
+                            <a:ext cx="1555468" cy="480994"/>
+                          </a:xfrm>
+                          <a:prstGeom prst="rect">
+                            <a:avLst/>
+                          </a:prstGeom>
+                          <a:noFill/>
+                          <a:ln w="6350">
+                            <a:noFill/>
+                          </a:ln>
+                        </wps:spPr>
+                        <wps:txbx>
+                          <w:txbxContent>
+                            <w:p>
+                              <w:pPr>
+                                <w:jc w:val="center"/>
+                              </w:pPr>
+                              <w:r>
+                                <w:t>Nombre</w:t>
+                              </w:r>
+                              <w:r>
+                                <w:br/>
+                                <w:t>de la tarea1</w:t>
+                              </w:r>
+                            </w:p>
+                          </w:txbxContent>
+                        </wps:txbx>
+                        <wps:bodyPr rot="0" spcFirstLastPara="0" vertOverflow="overflow" horzOverflow="overflow" vert="horz" wrap="square" lIns="91440" tIns="45720" rIns="91440" bIns="45720" numCol="1" spcCol="0" rtlCol="0" fromWordArt="0" anchor="t" anchorCtr="0" forceAA="0" compatLnSpc="1">
+                          <a:prstTxWarp prst="textNoShape">
+                            <a:avLst/>
+                          </a:prstTxWarp>
+                          <a:noAutofit/>
+                        </wps:bodyPr>
+                      </wps:wsp>
+                      <wps:wsp>
+                        <wps:cNvPr id="108101960" name="Conector recto 99"/>
+                        <wps:cNvCnPr/>
+                        <wps:spPr>
+                          <a:xfrm rot="5400000" flipV="1">
+                            <a:off x="5451153" y="819776"/>
+                            <a:ext cx="0" cy="668655"/>
+                          </a:xfrm>
+                          <a:prstGeom prst="line">
+                            <a:avLst/>
+                          </a:prstGeom>
+                          <a:ln w="38100">
+                            <a:solidFill>
+                              <a:schemeClr val="tx2">
+                                <a:lumMod val="50000"/>
+                                <a:lumOff val="50000"/>
+                              </a:schemeClr>
+                            </a:solidFill>
+                            <a:tailEnd type="oval"/>
+                          </a:ln>
+                        </wps:spPr>
+                        <wps:style>
+                          <a:lnRef idx="1">
+                            <a:schemeClr val="accent1"/>
+                          </a:lnRef>
+                          <a:fillRef idx="0">
+                            <a:schemeClr val="accent1"/>
+                          </a:fillRef>
+                          <a:effectRef idx="0">
+                            <a:schemeClr val="accent1"/>
+                          </a:effectRef>
+                          <a:fontRef idx="minor">
+                            <a:schemeClr val="tx1"/>
+                          </a:fontRef>
+                        </wps:style>
+                        <wps:bodyPr/>
+                      </wps:wsp>
+                      <wps:wsp>
+                        <wps:cNvPr id="567123661" name="Cuadro de texto 81"/>
+                        <wps:cNvSpPr txBox="1"/>
+                        <wps:spPr>
+                          <a:xfrm>
+                            <a:off x="5723906" y="902524"/>
+                            <a:ext cx="1555115" cy="480695"/>
+                          </a:xfrm>
+                          <a:prstGeom prst="rect">
+                            <a:avLst/>
+                          </a:prstGeom>
+                          <a:noFill/>
+                          <a:ln w="6350">
+                            <a:noFill/>
+                          </a:ln>
+                        </wps:spPr>
+                        <wps:txbx>
+                          <w:txbxContent>
+                            <w:p>
+                              <w:pPr>
+                                <w:jc w:val="center"/>
+                              </w:pPr>
+                              <w:r>
+                                <w:t>Prioridad de la</w:t>
+                              </w:r>
+                              <w:r>
+                                <w:br/>
+                              </w:r>
+                              <w:r>
+                                <w:t>tarea asignada</w:t>
+                              </w:r>
+                            </w:p>
+                          </w:txbxContent>
+                        </wps:txbx>
+                        <wps:bodyPr rot="0" spcFirstLastPara="0" vertOverflow="overflow" horzOverflow="overflow" vert="horz" wrap="square" lIns="91440" tIns="45720" rIns="91440" bIns="45720" numCol="1" spcCol="0" rtlCol="0" fromWordArt="0" anchor="t" anchorCtr="0" forceAA="0" compatLnSpc="1">
+                          <a:prstTxWarp prst="textNoShape">
+                            <a:avLst/>
+                          </a:prstTxWarp>
+                          <a:noAutofit/>
+                        </wps:bodyPr>
+                      </wps:wsp>
+                      <wps:wsp>
+                        <wps:cNvPr id="1259302611" name="Forma libre: forma 100"/>
+                        <wps:cNvSpPr/>
+                        <wps:spPr>
+                          <a:xfrm>
+                            <a:off x="2956955" y="532163"/>
+                            <a:ext cx="245660" cy="600501"/>
+                          </a:xfrm>
+                          <a:custGeom>
+                            <a:avLst/>
+                            <a:gdLst>
+                              <a:gd name="csX0" fmla="*/ 0 w 245660"/>
+                              <a:gd name="csY0" fmla="*/ 600501 h 600501"/>
+                              <a:gd name="csX1" fmla="*/ 245660 w 245660"/>
+                              <a:gd name="csY1" fmla="*/ 600501 h 600501"/>
+                              <a:gd name="csX2" fmla="*/ 245660 w 245660"/>
+                              <a:gd name="csY2" fmla="*/ 0 h 600501"/>
+                            </a:gdLst>
+                            <a:ahLst/>
+                            <a:cxnLst>
+                              <a:cxn ang="0">
+                                <a:pos x="csX0" y="csY0"/>
+                              </a:cxn>
+                              <a:cxn ang="0">
+                                <a:pos x="csX1" y="csY1"/>
+                              </a:cxn>
+                              <a:cxn ang="0">
+                                <a:pos x="csX2" y="csY2"/>
+                              </a:cxn>
+                            </a:cxnLst>
+                            <a:rect l="l" t="t" r="r" b="b"/>
+                            <a:pathLst>
+                              <a:path w="245660" h="600501">
+                                <a:moveTo>
+                                  <a:pt x="0" y="600501"/>
+                                </a:moveTo>
+                                <a:lnTo>
+                                  <a:pt x="245660" y="600501"/>
+                                </a:lnTo>
+                                <a:lnTo>
+                                  <a:pt x="245660" y="0"/>
+                                </a:lnTo>
+                              </a:path>
+                            </a:pathLst>
+                          </a:custGeom>
+                          <a:noFill/>
+                          <a:ln w="38100">
+                            <a:solidFill>
+                              <a:schemeClr val="tx2">
+                                <a:lumMod val="50000"/>
+                                <a:lumOff val="50000"/>
+                              </a:schemeClr>
+                            </a:solidFill>
+                            <a:tailEnd type="oval"/>
+                          </a:ln>
+                        </wps:spPr>
+                        <wps:style>
+                          <a:lnRef idx="2">
+                            <a:schemeClr val="accent1">
+                              <a:shade val="15000"/>
+                            </a:schemeClr>
+                          </a:lnRef>
+                          <a:fillRef idx="1">
+                            <a:schemeClr val="accent1"/>
+                          </a:fillRef>
+                          <a:effectRef idx="0">
+                            <a:schemeClr val="accent1"/>
+                          </a:effectRef>
+                          <a:fontRef idx="minor">
+                            <a:schemeClr val="lt1"/>
+                          </a:fontRef>
+                        </wps:style>
+                        <wps:bodyPr rot="0" spcFirstLastPara="0" vertOverflow="overflow" horzOverflow="overflow" vert="horz" wrap="square" lIns="91440" tIns="45720" rIns="91440" bIns="45720" numCol="1" spcCol="0" rtlCol="0" fromWordArt="0" anchor="ctr" anchorCtr="0" forceAA="0" compatLnSpc="1">
+                          <a:prstTxWarp prst="textNoShape">
+                            <a:avLst/>
+                          </a:prstTxWarp>
+                          <a:noAutofit/>
+                        </wps:bodyPr>
+                      </wps:wsp>
+                      <wps:wsp>
+                        <wps:cNvPr id="1644943772" name="Forma libre: forma 101"/>
+                        <wps:cNvSpPr/>
+                        <wps:spPr>
+                          <a:xfrm>
+                            <a:off x="1434687" y="876547"/>
+                            <a:ext cx="701749" cy="744279"/>
+                          </a:xfrm>
+                          <a:custGeom>
+                            <a:avLst/>
+                            <a:gdLst>
+                              <a:gd name="csX0" fmla="*/ 701749 w 701749"/>
+                              <a:gd name="csY0" fmla="*/ 744279 h 744279"/>
+                              <a:gd name="csX1" fmla="*/ 0 w 701749"/>
+                              <a:gd name="csY1" fmla="*/ 744279 h 744279"/>
+                              <a:gd name="csX2" fmla="*/ 0 w 701749"/>
+                              <a:gd name="csY2" fmla="*/ 0 h 744279"/>
+                            </a:gdLst>
+                            <a:ahLst/>
+                            <a:cxnLst>
+                              <a:cxn ang="0">
+                                <a:pos x="csX0" y="csY0"/>
+                              </a:cxn>
+                              <a:cxn ang="0">
+                                <a:pos x="csX1" y="csY1"/>
+                              </a:cxn>
+                              <a:cxn ang="0">
+                                <a:pos x="csX2" y="csY2"/>
+                              </a:cxn>
+                            </a:cxnLst>
+                            <a:rect l="l" t="t" r="r" b="b"/>
+                            <a:pathLst>
+                              <a:path w="701749" h="744279">
+                                <a:moveTo>
+                                  <a:pt x="701749" y="744279"/>
+                                </a:moveTo>
+                                <a:lnTo>
+                                  <a:pt x="0" y="744279"/>
+                                </a:lnTo>
+                                <a:lnTo>
+                                  <a:pt x="0" y="0"/>
+                                </a:lnTo>
+                              </a:path>
+                            </a:pathLst>
+                          </a:custGeom>
+                          <a:noFill/>
+                          <a:ln w="38100">
+                            <a:solidFill>
+                              <a:schemeClr val="tx2">
+                                <a:lumMod val="50000"/>
+                                <a:lumOff val="50000"/>
+                              </a:schemeClr>
+                            </a:solidFill>
+                            <a:tailEnd type="oval"/>
+                          </a:ln>
+                        </wps:spPr>
+                        <wps:style>
+                          <a:lnRef idx="2">
+                            <a:schemeClr val="accent1">
+                              <a:shade val="15000"/>
+                            </a:schemeClr>
+                          </a:lnRef>
+                          <a:fillRef idx="1">
+                            <a:schemeClr val="accent1"/>
+                          </a:fillRef>
+                          <a:effectRef idx="0">
+                            <a:schemeClr val="accent1"/>
+                          </a:effectRef>
+                          <a:fontRef idx="minor">
+                            <a:schemeClr val="lt1"/>
+                          </a:fontRef>
+                        </wps:style>
+                        <wps:bodyPr rot="0" spcFirstLastPara="0" vertOverflow="overflow" horzOverflow="overflow" vert="horz" wrap="square" lIns="91440" tIns="45720" rIns="91440" bIns="45720" numCol="1" spcCol="0" rtlCol="0" fromWordArt="0" anchor="ctr" anchorCtr="0" forceAA="0" compatLnSpc="1">
+                          <a:prstTxWarp prst="textNoShape">
+                            <a:avLst/>
+                          </a:prstTxWarp>
+                          <a:noAutofit/>
+                        </wps:bodyPr>
+                      </wps:wsp>
+                      <wps:wsp>
+                        <wps:cNvPr id="827593647" name="Cuadro de texto 81"/>
+                        <wps:cNvSpPr txBox="1"/>
+                        <wps:spPr>
+                          <a:xfrm>
+                            <a:off x="593766" y="201880"/>
+                            <a:ext cx="1555468" cy="480994"/>
+                          </a:xfrm>
+                          <a:prstGeom prst="rect">
+                            <a:avLst/>
+                          </a:prstGeom>
+                          <a:noFill/>
+                          <a:ln w="6350">
+                            <a:noFill/>
+                          </a:ln>
+                        </wps:spPr>
+                        <wps:txbx>
+                          <w:txbxContent>
+                            <w:p>
+                              <w:pPr>
+                                <w:jc w:val="center"/>
+                              </w:pPr>
+                              <w:r>
+                                <w:t>Descripción de la</w:t>
+                              </w:r>
+                              <w:r>
+                                <w:br/>
+                                <w:t>tarea asignada</w:t>
+                              </w:r>
+                            </w:p>
+                          </w:txbxContent>
+                        </wps:txbx>
+                        <wps:bodyPr rot="0" spcFirstLastPara="0" vertOverflow="overflow" horzOverflow="overflow" vert="horz" wrap="square" lIns="91440" tIns="45720" rIns="91440" bIns="45720" numCol="1" spcCol="0" rtlCol="0" fromWordArt="0" anchor="t" anchorCtr="0" forceAA="0" compatLnSpc="1">
+                          <a:prstTxWarp prst="textNoShape">
+                            <a:avLst/>
+                          </a:prstTxWarp>
+                          <a:noAutofit/>
+                        </wps:bodyPr>
+                      </wps:wsp>
+                      <wps:wsp>
+                        <wps:cNvPr id="2007527669" name="Cuadro de texto 81"/>
+                        <wps:cNvSpPr txBox="1"/>
+                        <wps:spPr>
+                          <a:xfrm>
+                            <a:off x="1769423" y="4025735"/>
+                            <a:ext cx="1555115" cy="480695"/>
+                          </a:xfrm>
+                          <a:prstGeom prst="rect">
+                            <a:avLst/>
+                          </a:prstGeom>
+                          <a:noFill/>
+                          <a:ln w="6350">
+                            <a:noFill/>
+                          </a:ln>
+                        </wps:spPr>
+                        <wps:txbx>
+                          <w:txbxContent>
+                            <w:p>
+                              <w:pPr>
+                                <w:jc w:val="center"/>
+                              </w:pPr>
+                              <w:r>
+                                <w:t>Id de tarea</w:t>
+                              </w:r>
+                              <w:r>
+                                <w:br/>
+                                <w:t>asignada</w:t>
+                              </w:r>
+                            </w:p>
+                          </w:txbxContent>
+                        </wps:txbx>
+                        <wps:bodyPr rot="0" spcFirstLastPara="0" vertOverflow="overflow" horzOverflow="overflow" vert="horz" wrap="square" lIns="91440" tIns="45720" rIns="91440" bIns="45720" numCol="1" spcCol="0" rtlCol="0" fromWordArt="0" anchor="t" anchorCtr="0" forceAA="0" compatLnSpc="1">
+                          <a:prstTxWarp prst="textNoShape">
+                            <a:avLst/>
+                          </a:prstTxWarp>
+                          <a:noAutofit/>
+                        </wps:bodyPr>
+                      </wps:wsp>
+                      <wps:wsp>
+                        <wps:cNvPr id="1102019379" name="Forma libre: forma 102"/>
+                        <wps:cNvSpPr/>
+                        <wps:spPr>
+                          <a:xfrm>
+                            <a:off x="1399061" y="2797876"/>
+                            <a:ext cx="750627" cy="232012"/>
+                          </a:xfrm>
+                          <a:custGeom>
+                            <a:avLst/>
+                            <a:gdLst>
+                              <a:gd name="csX0" fmla="*/ 750627 w 750627"/>
+                              <a:gd name="csY0" fmla="*/ 0 h 232012"/>
+                              <a:gd name="csX1" fmla="*/ 395785 w 750627"/>
+                              <a:gd name="csY1" fmla="*/ 0 h 232012"/>
+                              <a:gd name="csX2" fmla="*/ 395785 w 750627"/>
+                              <a:gd name="csY2" fmla="*/ 232012 h 232012"/>
+                              <a:gd name="csX3" fmla="*/ 0 w 750627"/>
+                              <a:gd name="csY3" fmla="*/ 232012 h 232012"/>
+                            </a:gdLst>
+                            <a:ahLst/>
+                            <a:cxnLst>
+                              <a:cxn ang="0">
+                                <a:pos x="csX0" y="csY0"/>
+                              </a:cxn>
+                              <a:cxn ang="0">
+                                <a:pos x="csX1" y="csY1"/>
+                              </a:cxn>
+                              <a:cxn ang="0">
+                                <a:pos x="csX2" y="csY2"/>
+                              </a:cxn>
+                              <a:cxn ang="0">
+                                <a:pos x="csX3" y="csY3"/>
+                              </a:cxn>
+                            </a:cxnLst>
+                            <a:rect l="l" t="t" r="r" b="b"/>
+                            <a:pathLst>
+                              <a:path w="750627" h="232012">
+                                <a:moveTo>
+                                  <a:pt x="750627" y="0"/>
+                                </a:moveTo>
+                                <a:lnTo>
+                                  <a:pt x="395785" y="0"/>
+                                </a:lnTo>
+                                <a:lnTo>
+                                  <a:pt x="395785" y="232012"/>
+                                </a:lnTo>
+                                <a:lnTo>
+                                  <a:pt x="0" y="232012"/>
+                                </a:lnTo>
+                              </a:path>
+                            </a:pathLst>
+                          </a:custGeom>
+                          <a:noFill/>
+                          <a:ln w="38100">
+                            <a:solidFill>
+                              <a:schemeClr val="tx2">
+                                <a:lumMod val="50000"/>
+                                <a:lumOff val="50000"/>
+                              </a:schemeClr>
+                            </a:solidFill>
+                            <a:tailEnd type="oval"/>
+                          </a:ln>
+                        </wps:spPr>
+                        <wps:style>
+                          <a:lnRef idx="2">
+                            <a:schemeClr val="accent1">
+                              <a:shade val="15000"/>
+                            </a:schemeClr>
+                          </a:lnRef>
+                          <a:fillRef idx="1">
+                            <a:schemeClr val="accent1"/>
+                          </a:fillRef>
+                          <a:effectRef idx="0">
+                            <a:schemeClr val="accent1"/>
+                          </a:effectRef>
+                          <a:fontRef idx="minor">
+                            <a:schemeClr val="lt1"/>
+                          </a:fontRef>
+                        </wps:style>
+                        <wps:bodyPr rot="0" spcFirstLastPara="0" vertOverflow="overflow" horzOverflow="overflow" vert="horz" wrap="square" lIns="91440" tIns="45720" rIns="91440" bIns="45720" numCol="1" spcCol="0" rtlCol="0" fromWordArt="0" anchor="ctr" anchorCtr="0" forceAA="0" compatLnSpc="1">
+                          <a:prstTxWarp prst="textNoShape">
+                            <a:avLst/>
+                          </a:prstTxWarp>
+                          <a:noAutofit/>
+                        </wps:bodyPr>
+                      </wps:wsp>
+                      <wps:wsp>
+                        <wps:cNvPr id="1123129779" name="Cuadro de texto 81"/>
+                        <wps:cNvSpPr txBox="1"/>
+                        <wps:spPr>
+                          <a:xfrm>
+                            <a:off x="0" y="2778826"/>
+                            <a:ext cx="1555115" cy="480695"/>
+                          </a:xfrm>
+                          <a:prstGeom prst="rect">
+                            <a:avLst/>
+                          </a:prstGeom>
+                          <a:noFill/>
+                          <a:ln w="6350">
+                            <a:noFill/>
+                          </a:ln>
+                        </wps:spPr>
+                        <wps:txbx>
+                          <w:txbxContent>
+                            <w:p>
+                              <w:pPr>
+                                <w:jc w:val="center"/>
+                              </w:pPr>
+                              <w:r>
+                                <w:t>Responsables</w:t>
+                              </w:r>
+                              <w:r>
+                                <w:br/>
+                                <w:t>asignados</w:t>
+                              </w:r>
+                            </w:p>
+                          </w:txbxContent>
+                        </wps:txbx>
+                        <wps:bodyPr rot="0" spcFirstLastPara="0" vertOverflow="overflow" horzOverflow="overflow" vert="horz" wrap="square" lIns="91440" tIns="45720" rIns="91440" bIns="45720" numCol="1" spcCol="0" rtlCol="0" fromWordArt="0" anchor="t" anchorCtr="0" forceAA="0" compatLnSpc="1">
+                          <a:prstTxWarp prst="textNoShape">
+                            <a:avLst/>
+                          </a:prstTxWarp>
+                          <a:noAutofit/>
+                        </wps:bodyPr>
+                      </wps:wsp>
+                      <wps:wsp>
+                        <wps:cNvPr id="1005698650" name="Forma libre: forma 103"/>
+                        <wps:cNvSpPr/>
+                        <wps:spPr>
+                          <a:xfrm>
+                            <a:off x="5130140" y="2337212"/>
+                            <a:ext cx="750626" cy="423080"/>
+                          </a:xfrm>
+                          <a:custGeom>
+                            <a:avLst/>
+                            <a:gdLst>
+                              <a:gd name="csX0" fmla="*/ 0 w 750626"/>
+                              <a:gd name="csY0" fmla="*/ 423080 h 423080"/>
+                              <a:gd name="csX1" fmla="*/ 0 w 750626"/>
+                              <a:gd name="csY1" fmla="*/ 423080 h 423080"/>
+                              <a:gd name="csX2" fmla="*/ 368489 w 750626"/>
+                              <a:gd name="csY2" fmla="*/ 423080 h 423080"/>
+                              <a:gd name="csX3" fmla="*/ 368489 w 750626"/>
+                              <a:gd name="csY3" fmla="*/ 0 h 423080"/>
+                              <a:gd name="csX4" fmla="*/ 750626 w 750626"/>
+                              <a:gd name="csY4" fmla="*/ 0 h 423080"/>
+                            </a:gdLst>
+                            <a:ahLst/>
+                            <a:cxnLst>
+                              <a:cxn ang="0">
+                                <a:pos x="csX0" y="csY0"/>
+                              </a:cxn>
+                              <a:cxn ang="0">
+                                <a:pos x="csX1" y="csY1"/>
+                              </a:cxn>
+                              <a:cxn ang="0">
+                                <a:pos x="csX2" y="csY2"/>
+                              </a:cxn>
+                              <a:cxn ang="0">
+                                <a:pos x="csX3" y="csY3"/>
+                              </a:cxn>
+                              <a:cxn ang="0">
+                                <a:pos x="csX4" y="csY4"/>
+                              </a:cxn>
+                            </a:cxnLst>
+                            <a:rect l="l" t="t" r="r" b="b"/>
+                            <a:pathLst>
+                              <a:path w="750626" h="423080">
+                                <a:moveTo>
+                                  <a:pt x="0" y="423080"/>
+                                </a:moveTo>
+                                <a:lnTo>
+                                  <a:pt x="0" y="423080"/>
+                                </a:lnTo>
+                                <a:lnTo>
+                                  <a:pt x="368489" y="423080"/>
+                                </a:lnTo>
+                                <a:lnTo>
+                                  <a:pt x="368489" y="0"/>
+                                </a:lnTo>
+                                <a:lnTo>
+                                  <a:pt x="750626" y="0"/>
+                                </a:lnTo>
+                              </a:path>
+                            </a:pathLst>
+                          </a:custGeom>
+                          <a:noFill/>
+                          <a:ln w="38100">
+                            <a:solidFill>
+                              <a:schemeClr val="tx2">
+                                <a:lumMod val="50000"/>
+                                <a:lumOff val="50000"/>
+                              </a:schemeClr>
+                            </a:solidFill>
+                            <a:tailEnd type="oval"/>
+                          </a:ln>
+                        </wps:spPr>
+                        <wps:style>
+                          <a:lnRef idx="2">
+                            <a:schemeClr val="accent1">
+                              <a:shade val="15000"/>
+                            </a:schemeClr>
+                          </a:lnRef>
+                          <a:fillRef idx="1">
+                            <a:schemeClr val="accent1"/>
+                          </a:fillRef>
+                          <a:effectRef idx="0">
+                            <a:schemeClr val="accent1"/>
+                          </a:effectRef>
+                          <a:fontRef idx="minor">
+                            <a:schemeClr val="lt1"/>
+                          </a:fontRef>
+                        </wps:style>
+                        <wps:bodyPr rot="0" spcFirstLastPara="0" vertOverflow="overflow" horzOverflow="overflow" vert="horz" wrap="square" lIns="91440" tIns="45720" rIns="91440" bIns="45720" numCol="1" spcCol="0" rtlCol="0" fromWordArt="0" anchor="ctr" anchorCtr="0" forceAA="0" compatLnSpc="1">
+                          <a:prstTxWarp prst="textNoShape">
+                            <a:avLst/>
+                          </a:prstTxWarp>
+                          <a:noAutofit/>
+                        </wps:bodyPr>
+                      </wps:wsp>
+                      <wps:wsp>
+                        <wps:cNvPr id="1955851605" name="Cuadro de texto 81"/>
+                        <wps:cNvSpPr txBox="1"/>
+                        <wps:spPr>
+                          <a:xfrm>
+                            <a:off x="5640779" y="2101932"/>
+                            <a:ext cx="1555115" cy="480695"/>
+                          </a:xfrm>
+                          <a:prstGeom prst="rect">
+                            <a:avLst/>
+                          </a:prstGeom>
+                          <a:noFill/>
+                          <a:ln w="6350">
+                            <a:noFill/>
+                          </a:ln>
+                        </wps:spPr>
+                        <wps:txbx>
+                          <w:txbxContent>
+                            <w:p>
+                              <w:pPr>
+                                <w:jc w:val="center"/>
+                              </w:pPr>
+                              <w:r>
+                                <w:t xml:space="preserve">Iteración </w:t>
+                              </w:r>
+                              <w:r>
+                                <w:br/>
+                                <w:t>en proceso</w:t>
+                              </w:r>
+                            </w:p>
+                          </w:txbxContent>
+                        </wps:txbx>
+                        <wps:bodyPr rot="0" spcFirstLastPara="0" vertOverflow="overflow" horzOverflow="overflow" vert="horz" wrap="square" lIns="91440" tIns="45720" rIns="91440" bIns="45720" numCol="1" spcCol="0" rtlCol="0" fromWordArt="0" anchor="t" anchorCtr="0" forceAA="0" compatLnSpc="1">
+                          <a:prstTxWarp prst="textNoShape">
+                            <a:avLst/>
+                          </a:prstTxWarp>
+                          <a:noAutofit/>
+                        </wps:bodyPr>
+                      </wps:wsp>
+                      <wps:wsp>
+                        <wps:cNvPr id="254165153" name="Forma libre: forma 104"/>
+                        <wps:cNvSpPr/>
+                        <wps:spPr>
+                          <a:xfrm>
+                            <a:off x="4222914" y="3170711"/>
+                            <a:ext cx="873456" cy="655093"/>
+                          </a:xfrm>
+                          <a:custGeom>
+                            <a:avLst/>
+                            <a:gdLst>
+                              <a:gd name="csX0" fmla="*/ 0 w 873456"/>
+                              <a:gd name="csY0" fmla="*/ 0 h 655093"/>
+                              <a:gd name="csX1" fmla="*/ 0 w 873456"/>
+                              <a:gd name="csY1" fmla="*/ 655093 h 655093"/>
+                              <a:gd name="csX2" fmla="*/ 873456 w 873456"/>
+                              <a:gd name="csY2" fmla="*/ 655093 h 655093"/>
+                            </a:gdLst>
+                            <a:ahLst/>
+                            <a:cxnLst>
+                              <a:cxn ang="0">
+                                <a:pos x="csX0" y="csY0"/>
+                              </a:cxn>
+                              <a:cxn ang="0">
+                                <a:pos x="csX1" y="csY1"/>
+                              </a:cxn>
+                              <a:cxn ang="0">
+                                <a:pos x="csX2" y="csY2"/>
+                              </a:cxn>
+                            </a:cxnLst>
+                            <a:rect l="l" t="t" r="r" b="b"/>
+                            <a:pathLst>
+                              <a:path w="873456" h="655093">
+                                <a:moveTo>
+                                  <a:pt x="0" y="0"/>
+                                </a:moveTo>
+                                <a:lnTo>
+                                  <a:pt x="0" y="655093"/>
+                                </a:lnTo>
+                                <a:lnTo>
+                                  <a:pt x="873456" y="655093"/>
+                                </a:lnTo>
+                              </a:path>
+                            </a:pathLst>
+                          </a:custGeom>
+                          <a:noFill/>
+                          <a:ln w="38100">
+                            <a:solidFill>
+                              <a:schemeClr val="tx2">
+                                <a:lumMod val="50000"/>
+                                <a:lumOff val="50000"/>
+                              </a:schemeClr>
+                            </a:solidFill>
+                            <a:tailEnd type="oval"/>
+                          </a:ln>
+                        </wps:spPr>
+                        <wps:style>
+                          <a:lnRef idx="2">
+                            <a:schemeClr val="accent1">
+                              <a:shade val="15000"/>
+                            </a:schemeClr>
+                          </a:lnRef>
+                          <a:fillRef idx="1">
+                            <a:schemeClr val="accent1"/>
+                          </a:fillRef>
+                          <a:effectRef idx="0">
+                            <a:schemeClr val="accent1"/>
+                          </a:effectRef>
+                          <a:fontRef idx="minor">
+                            <a:schemeClr val="lt1"/>
+                          </a:fontRef>
+                        </wps:style>
+                        <wps:bodyPr rot="0" spcFirstLastPara="0" vertOverflow="overflow" horzOverflow="overflow" vert="horz" wrap="square" lIns="91440" tIns="45720" rIns="91440" bIns="45720" numCol="1" spcCol="0" rtlCol="0" fromWordArt="0" anchor="ctr" anchorCtr="0" forceAA="0" compatLnSpc="1">
+                          <a:prstTxWarp prst="textNoShape">
+                            <a:avLst/>
+                          </a:prstTxWarp>
+                          <a:noAutofit/>
+                        </wps:bodyPr>
+                      </wps:wsp>
+                      <wps:wsp>
+                        <wps:cNvPr id="1536672746" name="Cuadro de texto 81"/>
+                        <wps:cNvSpPr txBox="1"/>
+                        <wps:spPr>
+                          <a:xfrm>
+                            <a:off x="5142015" y="3526971"/>
+                            <a:ext cx="1555115" cy="641444"/>
+                          </a:xfrm>
+                          <a:prstGeom prst="rect">
+                            <a:avLst/>
+                          </a:prstGeom>
+                          <a:noFill/>
+                          <a:ln w="6350">
+                            <a:noFill/>
+                          </a:ln>
+                        </wps:spPr>
+                        <wps:txbx>
+                          <w:txbxContent>
+                            <w:p>
+                              <w:pPr>
+                                <w:jc w:val="center"/>
+                              </w:pPr>
+                              <w:r>
+                                <w:t>Fecha de inicio y</w:t>
+                              </w:r>
+                              <w:r>
+                                <w:br/>
+                                <w:t>fecha estimada de termino de tarea</w:t>
+                              </w:r>
+                            </w:p>
+                          </w:txbxContent>
+                        </wps:txbx>
+                        <wps:bodyPr rot="0" spcFirstLastPara="0" vertOverflow="overflow" horzOverflow="overflow" vert="horz" wrap="square" lIns="91440" tIns="45720" rIns="91440" bIns="45720" numCol="1" spcCol="0" rtlCol="0" fromWordArt="0" anchor="t" anchorCtr="0" forceAA="0" compatLnSpc="1">
+                          <a:prstTxWarp prst="textNoShape">
+                            <a:avLst/>
+                          </a:prstTxWarp>
+                          <a:noAutofit/>
+                        </wps:bodyPr>
+                      </wps:wsp>
+                    </wpg:wgp>
+                  </a:graphicData>
+                </a:graphic>
+              </wp:anchor>
+            </w:drawing>
+          </mc:Choice>
+          <mc:Fallback>
+            <w:pict>
+              <v:group w14:anchorId="15DE8CC8" id="Grupo 108" o:spid="_x0000_s1081" style="position:absolute;margin-left:520.95pt;margin-top:413.5pt;width:573.15pt;height:354.85pt;z-index:251831296" coordsize="72790,45064" o:gfxdata="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">
+                <v:shape id="Imagen 1" o:spid="_x0000_s1082" type="#_x0000_t75" alt="Interfaz de usuario gráfica, Texto, Aplicación, Chat o mensaje de texto&#10;&#10;El contenido generado por IA puede ser incorrecto." style="position:absolute;left:19950;top:7956;width:32576;height:25717;visibility:visible;mso-wrap-style:square" o:gfxdata="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">
+                  <v:imagedata r:id="rId22" o:title="Interfaz de usuario gráfica, Texto, Aplicación, Chat o mensaje de texto&#10;&#10;El contenido generado por IA puede ser incorrecto"/>
+                </v:shape>
+                <v:line id="Conector recto 99" o:spid="_x0000_s1083" style="position:absolute;rotation:180;flip:y;visibility:visible;mso-wrap-style:square" from="25390,32063" to="25390,38749" o:connectortype="straight" o:gfxdata="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" strokecolor="#4e95d9 [1631]" strokeweight="3pt">
+                  <v:stroke endarrow="oval" joinstyle="miter"/>
+                </v:line>
+                <v:shape id="_x0000_s1084" type="#_x0000_t202" style="position:absolute;left:24344;width:15555;height:4809;visibility:visible;mso-wrap-style:square;v-text-anchor:top" o:gfxdata="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" filled="f" stroked="f" strokeweight=".5pt">
+                  <v:textbox>
+                    <w:txbxContent>
+                      <w:p>
+                        <w:pPr>
+                          <w:jc w:val="center"/>
+                        </w:pPr>
+                        <w:r>
+                          <w:t>Nombre</w:t>
+                        </w:r>
+                        <w:r>
+                          <w:br/>
+                          <w:t>de la tarea1</w:t>
+                        </w:r>
+                      </w:p>
+                    </w:txbxContent>
+                  </v:textbox>
+                </v:shape>
+                <v:line id="Conector recto 99" o:spid="_x0000_s1085" style="position:absolute;rotation:-90;flip:y;visibility:visible;mso-wrap-style:square" from="54511,8198" to="54511,14884" o:connectortype="straight" o:gfxdata="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" strokecolor="#4e95d9 [1631]" strokeweight="3pt">
+                  <v:stroke endarrow="oval" joinstyle="miter"/>
+                </v:line>
+                <v:shape id="_x0000_s1086" type="#_x0000_t202" style="position:absolute;left:57239;top:9025;width:15551;height:4807;visibility:visible;mso-wrap-style:square;v-text-anchor:top" o:gfxdata="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" filled="f" stroked="f" strokeweight=".5pt">
+                  <v:textbox>
+                    <w:txbxContent>
+                      <w:p>
+                        <w:pPr>
+                          <w:jc w:val="center"/>
+                        </w:pPr>
+                        <w:r>
+                          <w:t>Prioridad de la</w:t>
+                        </w:r>
+                        <w:r>
+                          <w:br/>
+                        </w:r>
+                        <w:r>
+                          <w:t>tarea asignada</w:t>
+                        </w:r>
+                      </w:p>
+                    </w:txbxContent>
+                  </v:textbox>
+                </v:shape>
+                <v:shape id="Forma libre: forma 100" o:spid="_x0000_s1087" style="position:absolute;left:29569;top:5321;width:2457;height:6005;visibility:visible;mso-wrap-style:square;v-text-anchor:middle" coordsize="245660,600501" o:gfxdata="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" path="m,600501r245660,l245660,e" filled="f" strokecolor="#4e95d9 [1631]" strokeweight="3pt">
+                  <v:stroke endarrow="oval" joinstyle="miter"/>
+                  <v:path arrowok="t" o:connecttype="custom" o:connectlocs="0,600501;245660,600501;245660,0" o:connectangles="0,0,0"/>
+                </v:shape>
+                <v:shape id="Forma libre: forma 101" o:spid="_x0000_s1088" style="position:absolute;left:14346;top:8765;width:7018;height:7443;visibility:visible;mso-wrap-style:square;v-text-anchor:middle" coordsize="701749,744279" o:gfxdata="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" path="m701749,744279l,744279,,e" filled="f" strokecolor="#4e95d9 [1631]" strokeweight="3pt">
+                  <v:stroke endarrow="oval" joinstyle="miter"/>
+                  <v:path arrowok="t" o:connecttype="custom" o:connectlocs="701749,744279;0,744279;0,0" o:connectangles="0,0,0"/>
+                </v:shape>
+                <v:shape id="_x0000_s1089" type="#_x0000_t202" style="position:absolute;left:5937;top:2018;width:15555;height:4810;visibility:visible;mso-wrap-style:square;v-text-anchor:top" o:gfxdata="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" filled="f" stroked="f" strokeweight=".5pt">
+                  <v:textbox>
+                    <w:txbxContent>
+                      <w:p>
+                        <w:pPr>
+                          <w:jc w:val="center"/>
+                        </w:pPr>
+                        <w:r>
+                          <w:t>Descripción de la</w:t>
+                        </w:r>
+                        <w:r>
+                          <w:br/>
+                          <w:t>tarea asignada</w:t>
+                        </w:r>
+                      </w:p>
+                    </w:txbxContent>
+                  </v:textbox>
+                </v:shape>
+                <v:shape id="_x0000_s1090" type="#_x0000_t202" style="position:absolute;left:17694;top:40257;width:15551;height:4807;visibility:visible;mso-wrap-style:square;v-text-anchor:top" o:gfxdata="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" filled="f" stroked="f" strokeweight=".5pt">
+                  <v:textbox>
+                    <w:txbxContent>
+                      <w:p>
+                        <w:pPr>
+                          <w:jc w:val="center"/>
+                        </w:pPr>
+                        <w:r>
+                          <w:t>Id de tarea</w:t>
+                        </w:r>
+                        <w:r>
+                          <w:br/>
+                          <w:t>asignada</w:t>
+                        </w:r>
+                      </w:p>
+                    </w:txbxContent>
+                  </v:textbox>
+                </v:shape>
+                <v:shape id="Forma libre: forma 102" o:spid="_x0000_s1091" style="position:absolute;left:13990;top:27978;width:7506;height:2320;visibility:visible;mso-wrap-style:square;v-text-anchor:middle" coordsize="750627,232012" o:gfxdata="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" path="m750627,l395785,r,232012l,232012e" filled="f" strokecolor="#4e95d9 [1631]" strokeweight="3pt">
+                  <v:stroke endarrow="oval" joinstyle="miter"/>
+                  <v:path arrowok="t" o:connecttype="custom" o:connectlocs="750627,0;395785,0;395785,232012;0,232012" o:connectangles="0,0,0,0"/>
+                </v:shape>
+                <v:shape id="_x0000_s1092" type="#_x0000_t202" style="position:absolute;top:27788;width:15551;height:4807;visibility:visible;mso-wrap-style:square;v-text-anchor:top" o:gfxdata="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" filled="f" stroked="f" strokeweight=".5pt">
+                  <v:textbox>
+                    <w:txbxContent>
+                      <w:p>
+                        <w:pPr>
+                          <w:jc w:val="center"/>
+                        </w:pPr>
+                        <w:r>
+                          <w:t>Responsables</w:t>
+                        </w:r>
+                        <w:r>
+                          <w:br/>
+                          <w:t>asignados</w:t>
+                        </w:r>
+                      </w:p>
+                    </w:txbxContent>
+                  </v:textbox>
+                </v:shape>
+                <v:shape id="Forma libre: forma 103" o:spid="_x0000_s1093" style="position:absolute;left:51301;top:23372;width:7506;height:4230;visibility:visible;mso-wrap-style:square;v-text-anchor:middle" coordsize="750626,423080" o:gfxdata="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" path="m,423080r,l368489,423080,368489,,750626,e" filled="f" strokecolor="#4e95d9 [1631]" strokeweight="3pt">
+                  <v:stroke endarrow="oval" joinstyle="miter"/>
+                  <v:path arrowok="t" o:connecttype="custom" o:connectlocs="0,423080;0,423080;368489,423080;368489,0;750626,0" o:connectangles="0,0,0,0,0"/>
+                </v:shape>
+                <v:shape id="_x0000_s1094" type="#_x0000_t202" style="position:absolute;left:56407;top:21019;width:15551;height:4807;visibility:visible;mso-wrap-style:square;v-text-anchor:top" o:gfxdata="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" filled="f" stroked="f" strokeweight=".5pt">
+                  <v:textbox>
+                    <w:txbxContent>
+                      <w:p>
+                        <w:pPr>
+                          <w:jc w:val="center"/>
+                        </w:pPr>
+                        <w:r>
+                          <w:t xml:space="preserve">Iteración </w:t>
+                        </w:r>
+                        <w:r>
+                          <w:br/>
+                          <w:t>en proceso</w:t>
+                        </w:r>
+                      </w:p>
+                    </w:txbxContent>
+                  </v:textbox>
+                </v:shape>
+                <v:shape id="Forma libre: forma 104" o:spid="_x0000_s1095" style="position:absolute;left:42229;top:31707;width:8734;height:6551;visibility:visible;mso-wrap-style:square;v-text-anchor:middle" coordsize="873456,655093" o:gfxdata="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" path="m,l,655093r873456,e" filled="f" strokecolor="#4e95d9 [1631]" strokeweight="3pt">
+                  <v:stroke endarrow="oval" joinstyle="miter"/>
+                  <v:path arrowok="t" o:connecttype="custom" o:connectlocs="0,0;0,655093;873456,655093" o:connectangles="0,0,0"/>
+                </v:shape>
+                <v:shape id="_x0000_s1096" type="#_x0000_t202" style="position:absolute;left:51420;top:35269;width:15551;height:6415;visibility:visible;mso-wrap-style:square;v-text-anchor:top" o:gfxdata="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" filled="f" stroked="f" strokeweight=".5pt">
+                  <v:textbox>
+                    <w:txbxContent>
+                      <w:p>
+                        <w:pPr>
+                          <w:jc w:val="center"/>
+                        </w:pPr>
+                        <w:r>
+                          <w:t>Fecha de inicio y</w:t>
+                        </w:r>
+                        <w:r>
+                          <w:br/>
+                          <w:t>fecha estimada de termino de tarea</w:t>
+                        </w:r>
+                      </w:p>
+                    </w:txbxContent>
+                  </v:textbox>
+                </v:shape>
+              </v:group>
+            </w:pict>
+          </mc:Fallback>
+        </mc:AlternateContent>
+      </w:r>
+      <w:r>
+        <w:rPr>
+          <w:noProof/>
+        </w:rPr>
+        <mc:AlternateContent>
+          <mc:Choice Requires="wps">
+            <w:drawing>
+              <wp:anchor distT="0" distB="0" distL="114300" distR="114300" simplePos="0" relativeHeight="251834368" behindDoc="0" locked="0" layoutInCell="1" allowOverlap="1" wp14:anchorId="144276C3" wp14:editId="45619608">
+                <wp:simplePos x="0" y="0"/>
+                <wp:positionH relativeFrom="column">
+                  <wp:posOffset>7880824</wp:posOffset>
+                </wp:positionH>
+                <wp:positionV relativeFrom="paragraph">
+                  <wp:posOffset>645795</wp:posOffset>
+                </wp:positionV>
+                <wp:extent cx="776176" cy="317215"/>
+                <wp:effectExtent l="19050" t="19050" r="24130" b="26035"/>
+                <wp:wrapNone/>
+                <wp:docPr id="1602457145" name="Rectángulo 106"/>
+                <wp:cNvGraphicFramePr/>
+                <a:graphic xmlns:a="http://schemas.openxmlformats.org/drawingml/2006/main">
+                  <a:graphicData uri="http://schemas.microsoft.com/office/word/2010/wordprocessingShape">
+                    <wps:wsp>
+                      <wps:cNvSpPr/>
+                      <wps:spPr>
+                        <a:xfrm>
+                          <a:off x="0" y="0"/>
+                          <a:ext cx="776176" cy="317215"/>
+                        </a:xfrm>
+                        <a:prstGeom prst="rect">
+                          <a:avLst/>
+                        </a:prstGeom>
+                        <a:noFill/>
+                        <a:ln w="38100">
+                          <a:solidFill>
+                            <a:schemeClr val="accent2">
+                              <a:lumMod val="60000"/>
+                              <a:lumOff val="40000"/>
+                            </a:schemeClr>
+                          </a:solidFill>
+                        </a:ln>
+                      </wps:spPr>
+                      <wps:style>
+                        <a:lnRef idx="2">
+                          <a:schemeClr val="accent1">
+                            <a:shade val="15000"/>
+                          </a:schemeClr>
+                        </a:lnRef>
+                        <a:fillRef idx="1">
+                          <a:schemeClr val="accent1"/>
+                        </a:fillRef>
+                        <a:effectRef idx="0">
+                          <a:schemeClr val="accent1"/>
+                        </a:effectRef>
+                        <a:fontRef idx="minor">
+                          <a:schemeClr val="lt1"/>
+                        </a:fontRef>
+                      </wps:style>
+                      <wps:bodyPr rot="0" spcFirstLastPara="0" vertOverflow="overflow" horzOverflow="overflow" vert="horz" wrap="square" lIns="91440" tIns="45720" rIns="91440" bIns="45720" numCol="1" spcCol="0" rtlCol="0" fromWordArt="0" anchor="ctr" anchorCtr="0" forceAA="0" compatLnSpc="1">
+                        <a:prstTxWarp prst="textNoShape">
+                          <a:avLst/>
+                        </a:prstTxWarp>
+                        <a:noAutofit/>
+                      </wps:bodyPr>
+                    </wps:wsp>
+                  </a:graphicData>
+                </a:graphic>
+                <wp14:sizeRelV relativeFrom="margin">
+                  <wp14:pctHeight>0</wp14:pctHeight>
+                </wp14:sizeRelV>
+              </wp:anchor>
+            </w:drawing>
+          </mc:Choice>
+          <mc:Fallback>
+            <w:pict>
+              <v:rect w14:anchorId="5A643E7C" id="Rectángulo 106" o:spid="_x0000_s1026" style="position:absolute;margin-left:620.55pt;margin-top:50.85pt;width:61.1pt;height:25pt;z-index:251834368;visibility:visible;mso-wrap-style:square;mso-height-percent:0;mso-wrap-distance-left:9pt;mso-wrap-distance-top:0;mso-wrap-distance-right:9pt;mso-wrap-distance-bottom:0;mso-position-horizontal:absolute;mso-position-horizontal-relative:text;mso-position-vertical:absolute;mso-position-vertical-relative:text;mso-height-percent:0;mso-height-relative:margin;v-text-anchor:middle" o:gfxdata="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" filled="f" strokecolor="#f1a983 [1941]" strokeweight="3pt"/>
+            </w:pict>
+          </mc:Fallback>
+        </mc:AlternateContent>
+      </w:r>
+      <w:r>
+        <w:rPr>
+          <w:rFonts w:ascii="Arial" w:hAnsi="Arial" w:cs="Arial"/>
+          <w:noProof/>
+          <w:lang w:val="es-US"/>
+        </w:rPr>
+        <mc:AlternateContent>
+          <mc:Choice Requires="wpg">
+            <w:drawing>
+              <wp:anchor distT="0" distB="0" distL="114300" distR="114300" simplePos="0" relativeHeight="251806720" behindDoc="0" locked="0" layoutInCell="1" allowOverlap="1" wp14:anchorId="2A79471D" wp14:editId="45D4D26B">
+                <wp:simplePos x="0" y="0"/>
+                <wp:positionH relativeFrom="column">
+                  <wp:posOffset>2953641</wp:posOffset>
+                </wp:positionH>
+                <wp:positionV relativeFrom="paragraph">
+                  <wp:posOffset>1705060</wp:posOffset>
+                </wp:positionV>
+                <wp:extent cx="2893325" cy="6930983"/>
+                <wp:effectExtent l="19050" t="19050" r="21590" b="3810"/>
+                <wp:wrapNone/>
+                <wp:docPr id="640951752" name="Grupo 95"/>
+                <wp:cNvGraphicFramePr/>
+                <a:graphic xmlns:a="http://schemas.openxmlformats.org/drawingml/2006/main">
+                  <a:graphicData uri="http://schemas.microsoft.com/office/word/2010/wordprocessingGroup">
+                    <wpg:wgp>
+                      <wpg:cNvGrpSpPr/>
+                      <wpg:grpSpPr>
+                        <a:xfrm>
+                          <a:off x="0" y="0"/>
+                          <a:ext cx="2893325" cy="6930983"/>
+                          <a:chOff x="0" y="0"/>
+                          <a:chExt cx="2893325" cy="6930983"/>
+                        </a:xfrm>
+                      </wpg:grpSpPr>
+                      <wps:wsp>
+                        <wps:cNvPr id="1750579876" name="Rectángulo 90"/>
+                        <wps:cNvSpPr/>
+                        <wps:spPr>
+                          <a:xfrm>
+                            <a:off x="0" y="0"/>
+                            <a:ext cx="2893325" cy="5639075"/>
+                          </a:xfrm>
+                          <a:prstGeom prst="rect">
+                            <a:avLst/>
+                          </a:prstGeom>
+                          <a:noFill/>
+                          <a:ln w="38100">
+                            <a:solidFill>
+                              <a:schemeClr val="accent5">
+                                <a:lumMod val="60000"/>
+                                <a:lumOff val="40000"/>
+                              </a:schemeClr>
+                            </a:solidFill>
+                          </a:ln>
+                        </wps:spPr>
+                        <wps:style>
+                          <a:lnRef idx="2">
+                            <a:schemeClr val="accent1">
+                              <a:shade val="15000"/>
+                            </a:schemeClr>
+                          </a:lnRef>
+                          <a:fillRef idx="1">
+                            <a:schemeClr val="accent1"/>
+                          </a:fillRef>
+                          <a:effectRef idx="0">
+                            <a:schemeClr val="accent1"/>
+                          </a:effectRef>
+                          <a:fontRef idx="minor">
+                            <a:schemeClr val="lt1"/>
+                          </a:fontRef>
+                        </wps:style>
+                        <wps:bodyPr rot="0" spcFirstLastPara="0" vertOverflow="overflow" horzOverflow="overflow" vert="horz" wrap="square" lIns="91440" tIns="45720" rIns="91440" bIns="45720" numCol="1" spcCol="0" rtlCol="0" fromWordArt="0" anchor="ctr" anchorCtr="0" forceAA="0" compatLnSpc="1">
+                          <a:prstTxWarp prst="textNoShape">
+                            <a:avLst/>
+                          </a:prstTxWarp>
+                          <a:noAutofit/>
+                        </wps:bodyPr>
+                      </wps:wsp>
+                      <wps:wsp>
+                        <wps:cNvPr id="1365064532" name="Conector recto 94"/>
+                        <wps:cNvCnPr/>
+                        <wps:spPr>
+                          <a:xfrm>
+                            <a:off x="1402876" y="5631123"/>
+                            <a:ext cx="0" cy="639433"/>
+                          </a:xfrm>
+                          <a:prstGeom prst="line">
+                            <a:avLst/>
+                          </a:prstGeom>
+                          <a:ln w="38100">
+                            <a:solidFill>
+                              <a:schemeClr val="accent5">
+                                <a:lumMod val="60000"/>
+                                <a:lumOff val="40000"/>
+                              </a:schemeClr>
+                            </a:solidFill>
+                            <a:tailEnd type="oval"/>
+                          </a:ln>
+                        </wps:spPr>
+                        <wps:style>
+                          <a:lnRef idx="1">
+                            <a:schemeClr val="accent1"/>
+                          </a:lnRef>
+                          <a:fillRef idx="0">
+                            <a:schemeClr val="accent1"/>
+                          </a:fillRef>
+                          <a:effectRef idx="0">
+                            <a:schemeClr val="accent1"/>
+                          </a:effectRef>
+                          <a:fontRef idx="minor">
+                            <a:schemeClr val="tx1"/>
+                          </a:fontRef>
+                        </wps:style>
+                        <wps:bodyPr/>
+                      </wps:wsp>
+                      <wps:wsp>
+                        <wps:cNvPr id="995655331" name="Cuadro de texto 81"/>
+                        <wps:cNvSpPr txBox="1"/>
+                        <wps:spPr>
+                          <a:xfrm>
+                            <a:off x="636042" y="6449989"/>
+                            <a:ext cx="1555468" cy="480994"/>
+                          </a:xfrm>
+                          <a:prstGeom prst="rect">
+                            <a:avLst/>
+                          </a:prstGeom>
+                          <a:noFill/>
+                          <a:ln w="6350">
+                            <a:noFill/>
+                          </a:ln>
+                        </wps:spPr>
+                        <wps:txbx>
+                          <w:txbxContent>
+                            <w:p>
+                              <w:pPr>
+                                <w:jc w:val="center"/>
+                              </w:pPr>
+                              <w:r>
+                                <w:t>Tareas asignadas en columna de tablero</w:t>
+                              </w:r>
+                            </w:p>
+                          </w:txbxContent>
+                        </wps:txbx>
+                        <wps:bodyPr rot="0" spcFirstLastPara="0" vertOverflow="overflow" horzOverflow="overflow" vert="horz" wrap="square" lIns="91440" tIns="45720" rIns="91440" bIns="45720" numCol="1" spcCol="0" rtlCol="0" fromWordArt="0" anchor="t" anchorCtr="0" forceAA="0" compatLnSpc="1">
+                          <a:prstTxWarp prst="textNoShape">
+                            <a:avLst/>
+                          </a:prstTxWarp>
+                          <a:noAutofit/>
+                        </wps:bodyPr>
+                      </wps:wsp>
+                    </wpg:wgp>
+                  </a:graphicData>
+                </a:graphic>
+              </wp:anchor>
+            </w:drawing>
+          </mc:Choice>
+          <mc:Fallback>
+            <w:pict>
+              <v:group w14:anchorId="2A79471D" id="Grupo 95" o:spid="_x0000_s1097" style="position:absolute;margin-left:232.55pt;margin-top:134.25pt;width:227.8pt;height:545.75pt;z-index:251806720" coordsize="28933,69309" o:gfxdata="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">
+                <v:rect id="Rectángulo 90" o:spid="_x0000_s1098" style="position:absolute;width:28933;height:56390;visibility:visible;mso-wrap-style:square;v-text-anchor:middle" o:gfxdata="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" filled="f" strokecolor="#d86dcb [1944]" strokeweight="3pt"/>
+                <v:line id="Conector recto 94" o:spid="_x0000_s1099" style="position:absolute;visibility:visible;mso-wrap-style:square" from="14028,56311" to="14028,62705" o:connectortype="straight" o:gfxdata="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" strokecolor="#d86dcb [1944]" strokeweight="3pt">
+                  <v:stroke endarrow="oval" joinstyle="miter"/>
+                </v:line>
+                <v:shape id="_x0000_s1100" type="#_x0000_t202" style="position:absolute;left:6360;top:64499;width:15555;height:4810;visibility:visible;mso-wrap-style:square;v-text-anchor:top" o:gfxdata="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" filled="f" stroked="f" strokeweight=".5pt">
+                  <v:textbox>
+                    <w:txbxContent>
+                      <w:p>
+                        <w:pPr>
+                          <w:jc w:val="center"/>
+                        </w:pPr>
+                        <w:r>
+                          <w:t>Tareas asignadas en columna de tablero</w:t>
+                        </w:r>
+                      </w:p>
+                    </w:txbxContent>
+                  </v:textbox>
+                </v:shape>
+              </v:group>
+            </w:pict>
+          </mc:Fallback>
+        </mc:AlternateContent>
+      </w:r>
+      <w:r>
+        <w:rPr>
+          <w:rFonts w:ascii="Arial" w:hAnsi="Arial" w:cs="Arial"/>
+          <w:noProof/>
+          <w:lang w:val="es-US"/>
+        </w:rPr>
+        <mc:AlternateContent>
+          <mc:Choice Requires="wpg">
+            <w:drawing>
+              <wp:anchor distT="0" distB="0" distL="114300" distR="114300" simplePos="0" relativeHeight="251801600" behindDoc="0" locked="0" layoutInCell="1" allowOverlap="1" wp14:anchorId="731CEF5F" wp14:editId="109938ED">
+                <wp:simplePos x="0" y="0"/>
+                <wp:positionH relativeFrom="column">
+                  <wp:posOffset>37783</wp:posOffset>
+                </wp:positionH>
+                <wp:positionV relativeFrom="paragraph">
+                  <wp:posOffset>1050608</wp:posOffset>
+                </wp:positionV>
+                <wp:extent cx="15491062" cy="3587307"/>
+                <wp:effectExtent l="19050" t="19050" r="15875" b="0"/>
+                <wp:wrapNone/>
+                <wp:docPr id="739545224" name="Grupo 89"/>
+                <wp:cNvGraphicFramePr/>
+                <a:graphic xmlns:a="http://schemas.openxmlformats.org/drawingml/2006/main">
+                  <a:graphicData uri="http://schemas.microsoft.com/office/word/2010/wordprocessingGroup">
+                    <wpg:wgp>
+                      <wpg:cNvGrpSpPr/>
+                      <wpg:grpSpPr>
+                        <a:xfrm>
+                          <a:off x="0" y="0"/>
+                          <a:ext cx="15491062" cy="3587307"/>
+                          <a:chOff x="0" y="0"/>
+                          <a:chExt cx="15491062" cy="3587307"/>
+                        </a:xfrm>
+                      </wpg:grpSpPr>
+                      <wps:wsp>
+                        <wps:cNvPr id="2062953712" name="Forma libre: forma 87"/>
+                        <wps:cNvSpPr/>
+                        <wps:spPr>
+                          <a:xfrm>
+                            <a:off x="0" y="0"/>
+                            <a:ext cx="14525625" cy="809625"/>
+                          </a:xfrm>
+                          <a:custGeom>
+                            <a:avLst/>
+                            <a:gdLst>
+                              <a:gd name="csX0" fmla="*/ 28575 w 14525625"/>
+                              <a:gd name="csY0" fmla="*/ 0 h 809625"/>
+                              <a:gd name="csX1" fmla="*/ 14525625 w 14525625"/>
+                              <a:gd name="csY1" fmla="*/ 0 h 809625"/>
+                              <a:gd name="csX2" fmla="*/ 14525625 w 14525625"/>
+                              <a:gd name="csY2" fmla="*/ 523875 h 809625"/>
+                              <a:gd name="csX3" fmla="*/ 11553825 w 14525625"/>
+                              <a:gd name="csY3" fmla="*/ 523875 h 809625"/>
+                              <a:gd name="csX4" fmla="*/ 11553825 w 14525625"/>
+                              <a:gd name="csY4" fmla="*/ 666750 h 809625"/>
+                              <a:gd name="csX5" fmla="*/ 2886075 w 14525625"/>
+                              <a:gd name="csY5" fmla="*/ 666750 h 809625"/>
+                              <a:gd name="csX6" fmla="*/ 2886075 w 14525625"/>
+                              <a:gd name="csY6" fmla="*/ 809625 h 809625"/>
+                              <a:gd name="csX7" fmla="*/ 0 w 14525625"/>
+                              <a:gd name="csY7" fmla="*/ 809625 h 809625"/>
+                              <a:gd name="csX8" fmla="*/ 28575 w 14525625"/>
+                              <a:gd name="csY8" fmla="*/ 0 h 809625"/>
+                              <a:gd name="csX0" fmla="*/ 0 w 14525625"/>
+                              <a:gd name="csY0" fmla="*/ 0 h 809625"/>
+                              <a:gd name="csX1" fmla="*/ 14525625 w 14525625"/>
+                              <a:gd name="csY1" fmla="*/ 0 h 809625"/>
+                              <a:gd name="csX2" fmla="*/ 14525625 w 14525625"/>
+                              <a:gd name="csY2" fmla="*/ 523875 h 809625"/>
+                              <a:gd name="csX3" fmla="*/ 11553825 w 14525625"/>
+                              <a:gd name="csY3" fmla="*/ 523875 h 809625"/>
+                              <a:gd name="csX4" fmla="*/ 11553825 w 14525625"/>
+                              <a:gd name="csY4" fmla="*/ 666750 h 809625"/>
+                              <a:gd name="csX5" fmla="*/ 2886075 w 14525625"/>
+                              <a:gd name="csY5" fmla="*/ 666750 h 809625"/>
+                              <a:gd name="csX6" fmla="*/ 2886075 w 14525625"/>
+                              <a:gd name="csY6" fmla="*/ 809625 h 809625"/>
+                              <a:gd name="csX7" fmla="*/ 0 w 14525625"/>
+                              <a:gd name="csY7" fmla="*/ 809625 h 809625"/>
+                              <a:gd name="csX8" fmla="*/ 0 w 14525625"/>
+                              <a:gd name="csY8" fmla="*/ 0 h 809625"/>
+                            </a:gdLst>
+                            <a:ahLst/>
+                            <a:cxnLst>
+                              <a:cxn ang="0">
+                                <a:pos x="csX0" y="csY0"/>
+                              </a:cxn>
+                              <a:cxn ang="0">
+                                <a:pos x="csX1" y="csY1"/>
+                              </a:cxn>
+                              <a:cxn ang="0">
+                                <a:pos x="csX2" y="csY2"/>
+                              </a:cxn>
+                              <a:cxn ang="0">
+                                <a:pos x="csX3" y="csY3"/>
+                              </a:cxn>
+                              <a:cxn ang="0">
+                                <a:pos x="csX4" y="csY4"/>
+                              </a:cxn>
+                              <a:cxn ang="0">
+                                <a:pos x="csX5" y="csY5"/>
+                              </a:cxn>
+                              <a:cxn ang="0">
+                                <a:pos x="csX6" y="csY6"/>
+                              </a:cxn>
+                              <a:cxn ang="0">
+                                <a:pos x="csX7" y="csY7"/>
+                              </a:cxn>
+                              <a:cxn ang="0">
+                                <a:pos x="csX8" y="csY8"/>
+                              </a:cxn>
+                            </a:cxnLst>
+                            <a:rect l="l" t="t" r="r" b="b"/>
+                            <a:pathLst>
+                              <a:path w="14525625" h="809625">
+                                <a:moveTo>
+                                  <a:pt x="0" y="0"/>
+                                </a:moveTo>
+                                <a:lnTo>
+                                  <a:pt x="14525625" y="0"/>
+                                </a:lnTo>
+                                <a:lnTo>
+                                  <a:pt x="14525625" y="523875"/>
+                                </a:lnTo>
+                                <a:lnTo>
+                                  <a:pt x="11553825" y="523875"/>
+                                </a:lnTo>
+                                <a:lnTo>
+                                  <a:pt x="11553825" y="666750"/>
+                                </a:lnTo>
+                                <a:lnTo>
+                                  <a:pt x="2886075" y="666750"/>
+                                </a:lnTo>
+                                <a:lnTo>
+                                  <a:pt x="2886075" y="809625"/>
+                                </a:lnTo>
+                                <a:lnTo>
+                                  <a:pt x="0" y="809625"/>
+                                </a:lnTo>
+                                <a:lnTo>
+                                  <a:pt x="0" y="0"/>
+                                </a:lnTo>
+                                <a:close/>
+                              </a:path>
+                            </a:pathLst>
+                          </a:custGeom>
+                          <a:noFill/>
+                          <a:ln w="38100">
+                            <a:solidFill>
+                              <a:srgbClr val="FFC000"/>
+                            </a:solidFill>
+                          </a:ln>
+                        </wps:spPr>
+                        <wps:style>
+                          <a:lnRef idx="2">
+                            <a:schemeClr val="accent1">
+                              <a:shade val="15000"/>
+                            </a:schemeClr>
+                          </a:lnRef>
+                          <a:fillRef idx="1">
+                            <a:schemeClr val="accent1"/>
+                          </a:fillRef>
+                          <a:effectRef idx="0">
+                            <a:schemeClr val="accent1"/>
+                          </a:effectRef>
+                          <a:fontRef idx="minor">
+                            <a:schemeClr val="lt1"/>
+                          </a:fontRef>
+                        </wps:style>
+                        <wps:bodyPr rot="0" spcFirstLastPara="0" vertOverflow="overflow" horzOverflow="overflow" vert="horz" wrap="square" lIns="91440" tIns="45720" rIns="91440" bIns="45720" numCol="1" spcCol="0" rtlCol="0" fromWordArt="0" anchor="ctr" anchorCtr="0" forceAA="0" compatLnSpc="1">
+                          <a:prstTxWarp prst="textNoShape">
+                            <a:avLst/>
+                          </a:prstTxWarp>
+                          <a:noAutofit/>
+                        </wps:bodyPr>
+                      </wps:wsp>
+                      <wps:wsp>
+                        <wps:cNvPr id="1436812809" name="Forma libre: forma 88"/>
+                        <wps:cNvSpPr/>
+                        <wps:spPr>
+                          <a:xfrm>
+                            <a:off x="13052662" y="245659"/>
+                            <a:ext cx="2438400" cy="2752725"/>
+                          </a:xfrm>
+                          <a:custGeom>
+                            <a:avLst/>
+                            <a:gdLst>
+                              <a:gd name="csX0" fmla="*/ 1485900 w 2438400"/>
+                              <a:gd name="csY0" fmla="*/ 0 h 2752725"/>
+                              <a:gd name="csX1" fmla="*/ 2438400 w 2438400"/>
+                              <a:gd name="csY1" fmla="*/ 0 h 2752725"/>
+                              <a:gd name="csX2" fmla="*/ 2438400 w 2438400"/>
+                              <a:gd name="csY2" fmla="*/ 2505075 h 2752725"/>
+                              <a:gd name="csX3" fmla="*/ 0 w 2438400"/>
+                              <a:gd name="csY3" fmla="*/ 2505075 h 2752725"/>
+                              <a:gd name="csX4" fmla="*/ 0 w 2438400"/>
+                              <a:gd name="csY4" fmla="*/ 2752725 h 2752725"/>
+                            </a:gdLst>
+                            <a:ahLst/>
+                            <a:cxnLst>
+                              <a:cxn ang="0">
+                                <a:pos x="csX0" y="csY0"/>
+                              </a:cxn>
+                              <a:cxn ang="0">
+                                <a:pos x="csX1" y="csY1"/>
+                              </a:cxn>
+                              <a:cxn ang="0">
+                                <a:pos x="csX2" y="csY2"/>
+                              </a:cxn>
+                              <a:cxn ang="0">
+                                <a:pos x="csX3" y="csY3"/>
+                              </a:cxn>
+                              <a:cxn ang="0">
+                                <a:pos x="csX4" y="csY4"/>
+                              </a:cxn>
+                            </a:cxnLst>
+                            <a:rect l="l" t="t" r="r" b="b"/>
+                            <a:pathLst>
+                              <a:path w="2438400" h="2752725">
+                                <a:moveTo>
+                                  <a:pt x="1485900" y="0"/>
+                                </a:moveTo>
+                                <a:lnTo>
+                                  <a:pt x="2438400" y="0"/>
+                                </a:lnTo>
+                                <a:lnTo>
+                                  <a:pt x="2438400" y="2505075"/>
+                                </a:lnTo>
+                                <a:lnTo>
+                                  <a:pt x="0" y="2505075"/>
+                                </a:lnTo>
+                                <a:lnTo>
+                                  <a:pt x="0" y="2752725"/>
+                                </a:lnTo>
+                              </a:path>
+                            </a:pathLst>
+                          </a:custGeom>
+                          <a:noFill/>
+                          <a:ln w="38100">
+                            <a:solidFill>
+                              <a:srgbClr val="FFC000"/>
+                            </a:solidFill>
+                            <a:tailEnd type="oval"/>
+                          </a:ln>
+                        </wps:spPr>
+                        <wps:style>
+                          <a:lnRef idx="2">
+                            <a:schemeClr val="accent1">
+                              <a:shade val="15000"/>
+                            </a:schemeClr>
+                          </a:lnRef>
+                          <a:fillRef idx="1">
+                            <a:schemeClr val="accent1"/>
+                          </a:fillRef>
+                          <a:effectRef idx="0">
+                            <a:schemeClr val="accent1"/>
+                          </a:effectRef>
+                          <a:fontRef idx="minor">
+                            <a:schemeClr val="lt1"/>
+                          </a:fontRef>
+                        </wps:style>
+                        <wps:bodyPr rot="0" spcFirstLastPara="0" vertOverflow="overflow" horzOverflow="overflow" vert="horz" wrap="square" lIns="91440" tIns="45720" rIns="91440" bIns="45720" numCol="1" spcCol="0" rtlCol="0" fromWordArt="0" anchor="ctr" anchorCtr="0" forceAA="0" compatLnSpc="1">
+                          <a:prstTxWarp prst="textNoShape">
+                            <a:avLst/>
+                          </a:prstTxWarp>
+                          <a:noAutofit/>
+                        </wps:bodyPr>
+                      </wps:wsp>
+                      <wps:wsp>
+                        <wps:cNvPr id="2019537257" name="Cuadro de texto 81"/>
+                        <wps:cNvSpPr txBox="1"/>
+                        <wps:spPr>
+                          <a:xfrm>
+                            <a:off x="12285829" y="3106287"/>
+                            <a:ext cx="1555492" cy="481020"/>
+                          </a:xfrm>
+                          <a:prstGeom prst="rect">
+                            <a:avLst/>
+                          </a:prstGeom>
+                          <a:noFill/>
+                          <a:ln w="6350">
+                            <a:noFill/>
+                          </a:ln>
+                        </wps:spPr>
+                        <wps:txbx>
+                          <w:txbxContent>
+                            <w:p>
+                              <w:pPr>
+                                <w:jc w:val="center"/>
+                              </w:pPr>
+                              <w:r>
+                                <w:t>Políticas o reglas de etapas en proyecto</w:t>
+                              </w:r>
+                            </w:p>
+                          </w:txbxContent>
+                        </wps:txbx>
+                        <wps:bodyPr rot="0" spcFirstLastPara="0" vertOverflow="overflow" horzOverflow="overflow" vert="horz" wrap="square" lIns="91440" tIns="45720" rIns="91440" bIns="45720" numCol="1" spcCol="0" rtlCol="0" fromWordArt="0" anchor="t" anchorCtr="0" forceAA="0" compatLnSpc="1">
+                          <a:prstTxWarp prst="textNoShape">
+                            <a:avLst/>
+                          </a:prstTxWarp>
+                          <a:noAutofit/>
+                        </wps:bodyPr>
+                      </wps:wsp>
+                    </wpg:wgp>
+                  </a:graphicData>
+                </a:graphic>
+              </wp:anchor>
+            </w:drawing>
+          </mc:Choice>
+          <mc:Fallback>
+            <w:pict>
+              <v:group w14:anchorId="731CEF5F" id="Grupo 89" o:spid="_x0000_s1101" style="position:absolute;margin-left:3pt;margin-top:82.75pt;width:1219.75pt;height:282.45pt;z-index:251801600" coordsize="154910,35873" o:gfxdata="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">
+                <v:shape id="Forma libre: forma 87" o:spid="_x0000_s1102" style="position:absolute;width:145256;height:8096;visibility:visible;mso-wrap-style:square;v-text-anchor:middle" coordsize="14525625,809625" o:gfxdata="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" path="m,l14525625,r,523875l11553825,523875r,142875l2886075,666750r,142875l,809625,,xe" filled="f" strokecolor="#ffc000" strokeweight="3pt">
+                  <v:stroke joinstyle="miter"/>
+                  <v:path arrowok="t" o:connecttype="custom" o:connectlocs="0,0;14525625,0;14525625,523875;11553825,523875;11553825,666750;2886075,666750;2886075,809625;0,809625;0,0" o:connectangles="0,0,0,0,0,0,0,0,0"/>
+                </v:shape>
+                <v:shape id="Forma libre: forma 88" o:spid="_x0000_s1103" style="position:absolute;left:130526;top:2456;width:24384;height:27527;visibility:visible;mso-wrap-style:square;v-text-anchor:middle" coordsize="2438400,2752725" o:gfxdata="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" path="m1485900,r952500,l2438400,2505075,,2505075r,247650e" filled="f" strokecolor="#ffc000" strokeweight="3pt">
+                  <v:stroke endarrow="oval" joinstyle="miter"/>
+                  <v:path arrowok="t" o:connecttype="custom" o:connectlocs="1485900,0;2438400,0;2438400,2505075;0,2505075;0,2752725" o:connectangles="0,0,0,0,0"/>
+                </v:shape>
+                <v:shape id="_x0000_s1104" type="#_x0000_t202" style="position:absolute;left:122858;top:31062;width:15555;height:4811;visibility:visible;mso-wrap-style:square;v-text-anchor:top" o:gfxdata="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" filled="f" stroked="f" strokeweight=".5pt">
+                  <v:textbox>
+                    <w:txbxContent>
+                      <w:p>
+                        <w:pPr>
+                          <w:jc w:val="center"/>
+                        </w:pPr>
+                        <w:r>
+                          <w:t>Políticas o reglas de etapas en proyecto</w:t>
+                        </w:r>
+                      </w:p>
+                    </w:txbxContent>
+                  </v:textbox>
+                </v:shape>
+              </v:group>
+            </w:pict>
+          </mc:Fallback>
+        </mc:AlternateContent>
+      </w:r>
+      <w:r>
+        <w:rPr>
+          <w:rFonts w:ascii="Arial" w:hAnsi="Arial" w:cs="Arial"/>
+          <w:lang w:val="es-US"/>
+        </w:rPr>
         <w:drawing>
-          <wp:anchor distT="0" distB="0" distL="114300" distR="114300" simplePos="0" relativeHeight="251793408" behindDoc="0" locked="0" layoutInCell="1" allowOverlap="1" wp14:anchorId="619F31E0" wp14:editId="7895B5F9">
-            <wp:simplePos x="0" y="0"/>
-            <wp:positionH relativeFrom="column">
-              <wp:posOffset>364571</wp:posOffset>
-            </wp:positionH>
-            <wp:positionV relativeFrom="paragraph">
-              <wp:posOffset>277495</wp:posOffset>
-            </wp:positionV>
-            <wp:extent cx="14975390" cy="3610479"/>
-            <wp:effectExtent l="0" t="0" r="0" b="9525"/>
-            <wp:wrapNone/>
-            <wp:docPr id="924710416" name="Imagen 1"/>
+          <wp:inline distT="0" distB="0" distL="0" distR="0" wp14:anchorId="2EF2CE5B" wp14:editId="61299EB5">
+            <wp:extent cx="16201390" cy="7345045"/>
+            <wp:effectExtent l="0" t="0" r="0" b="8255"/>
+            <wp:docPr id="1094900984" name="Imagen 1" descr="Interfaz de usuario gráfica, Texto, Aplicación, Correo electrónico&#10;&#10;El contenido generado por IA puede ser incorrecto."/>
             <wp:cNvGraphicFramePr>
               <a:graphicFrameLocks xmlns:a="http://schemas.openxmlformats.org/drawingml/2006/main" noChangeAspect="1"/>
             </wp:cNvGraphicFramePr>
@@ -10765,17 +13561,11 @@
               <a:graphicData uri="http://schemas.openxmlformats.org/drawingml/2006/picture">
                 <pic:pic xmlns:pic="http://schemas.openxmlformats.org/drawingml/2006/picture">
                   <pic:nvPicPr>
-                    <pic:cNvPr id="924710416" name=""/>
+                    <pic:cNvPr id="1094900984" name="Imagen 1" descr="Interfaz de usuario gráfica, Texto, Aplicación, Correo electrónico&#10;&#10;El contenido generado por IA puede ser incorrecto."/>
                     <pic:cNvPicPr/>
                   </pic:nvPicPr>
                   <pic:blipFill>
-                    <a:blip r:embed="rId21">
-                      <a:extLst>
-                        <a:ext uri="{28A0092B-C50C-407E-A947-70E740481C1C}">
-                          <a14:useLocalDpi xmlns:a14="http://schemas.microsoft.com/office/drawing/2010/main" val="0"/>
-                        </a:ext>
-                      </a:extLst>
-                    </a:blip>
+                    <a:blip r:embed="rId23"/>
                     <a:stretch>
                       <a:fillRect/>
                     </a:stretch>
@@ -10783,7 +13573,7 @@
                   <pic:spPr>
                     <a:xfrm>
                       <a:off x="0" y="0"/>
-                      <a:ext cx="14975390" cy="3610479"/>
+                      <a:ext cx="16201390" cy="7345045"/>
                     </a:xfrm>
                     <a:prstGeom prst="rect">
                       <a:avLst/>
@@ -10792,7 +13582,7 @@
                 </pic:pic>
               </a:graphicData>
             </a:graphic>
-          </wp:anchor>
+          </wp:inline>
         </w:drawing>
       </w:r>
       <w:r>
@@ -10834,6 +13624,63 @@
           <w:lang w:val="es-US"/>
         </w:rPr>
       </w:pPr>
+    </w:p>
+    <w:p>
+      <w:pPr>
+        <w:tabs>
+          <w:tab w:val="left" w:pos="11672"/>
+        </w:tabs>
+        <w:rPr>
+          <w:rFonts w:ascii="Arial" w:hAnsi="Arial" w:cs="Arial"/>
+          <w:lang w:val="es-US"/>
+        </w:rPr>
+      </w:pPr>
+    </w:p>
+    <w:p>
+      <w:pPr>
+        <w:tabs>
+          <w:tab w:val="left" w:pos="11672"/>
+        </w:tabs>
+        <w:rPr>
+          <w:rFonts w:ascii="Arial" w:hAnsi="Arial" w:cs="Arial"/>
+          <w:lang w:val="es-US"/>
+        </w:rPr>
+      </w:pPr>
+    </w:p>
+    <w:p>
+      <w:pPr>
+        <w:tabs>
+          <w:tab w:val="left" w:pos="11672"/>
+        </w:tabs>
+        <w:rPr>
+          <w:rFonts w:ascii="Arial" w:hAnsi="Arial" w:cs="Arial"/>
+          <w:lang w:val="es-US"/>
+        </w:rPr>
+      </w:pPr>
+      <w:r>
+        <w:rPr>
+          <w:rFonts w:ascii="Arial" w:hAnsi="Arial" w:cs="Arial"/>
+          <w:lang w:val="es-US"/>
+        </w:rPr>
+        <w:t>Repositorio del proyecto.</w:t>
+      </w:r>
+      <w:r>
+        <w:rPr>
+          <w:rFonts w:ascii="Arial" w:hAnsi="Arial" w:cs="Arial"/>
+          <w:lang w:val="es-US"/>
+        </w:rPr>
+        <w:br/>
+      </w:r>
+      <w:hyperlink r:id="rId24" w:history="1">
+        <w:r>
+          <w:rPr>
+            <w:rStyle w:val="Hipervnculo"/>
+            <w:rFonts w:ascii="Arial" w:hAnsi="Arial" w:cs="Arial"/>
+            <w:lang w:val="es-US"/>
+          </w:rPr>
+          <w:t>https://github.com/megadatogit/Kanban.git</w:t>
+        </w:r>
+      </w:hyperlink>
     </w:p>
     <w:p>
       <w:pPr>
@@ -10858,1676 +13705,274 @@
       <w:pPr>
         <w:rPr>
           <w:rFonts w:ascii="Arial" w:hAnsi="Arial" w:cs="Arial"/>
-          <w:b/>
-          <w:bCs/>
-        </w:rPr>
-      </w:pPr>
+          <w:lang w:val="es-US"/>
+        </w:rPr>
+        <w:sectPr>
+          <w:pgSz w:w="28350" w:h="23582" w:orient="landscape" w:code="1"/>
+          <w:pgMar w:top="1701" w:right="1418" w:bottom="1701" w:left="1418" w:header="709" w:footer="709" w:gutter="0"/>
+          <w:cols w:space="708"/>
+          <w:docGrid w:linePitch="360"/>
+        </w:sectPr>
+      </w:pPr>
+    </w:p>
+    <w:p>
+      <w:pPr>
+        <w:rPr>
+          <w:rFonts w:ascii="Arial" w:hAnsi="Arial" w:cs="Arial"/>
+          <w:lang w:val="es-US"/>
+        </w:rPr>
+      </w:pPr>
+    </w:p>
+    <w:p>
+      <w:pPr>
+        <w:pStyle w:val="Ttulo1"/>
+        <w:rPr>
+          <w:rFonts w:ascii="Arial" w:hAnsi="Arial" w:cs="Arial"/>
+        </w:rPr>
+      </w:pPr>
+      <w:bookmarkStart w:id="4" w:name="_Toc220314506"/>
       <w:r>
         <w:rPr>
           <w:rFonts w:ascii="Arial" w:hAnsi="Arial" w:cs="Arial"/>
-          <w:lang w:val="es-US"/>
-        </w:rPr>
-        <w:br w:type="page"/>
+        </w:rPr>
+        <w:t>Conclusiones</w:t>
+      </w:r>
+      <w:bookmarkEnd w:id="4"/>
+    </w:p>
+    <w:p>
+      <w:pPr>
+        <w:spacing w:line="360" w:lineRule="auto"/>
+        <w:rPr>
+          <w:rFonts w:ascii="Arial" w:hAnsi="Arial" w:cs="Arial"/>
+          <w:sz w:val="24"/>
+          <w:szCs w:val="24"/>
+        </w:rPr>
+      </w:pPr>
+    </w:p>
+    <w:p>
+      <w:pPr>
+        <w:spacing w:line="360" w:lineRule="auto"/>
+        <w:jc w:val="both"/>
+        <w:rPr>
+          <w:rFonts w:ascii="Arial" w:hAnsi="Arial" w:cs="Arial"/>
+          <w:sz w:val="24"/>
+          <w:szCs w:val="24"/>
+        </w:rPr>
+      </w:pPr>
+      <w:r>
+        <w:rPr>
+          <w:rFonts w:ascii="Arial" w:hAnsi="Arial" w:cs="Arial"/>
+          <w:sz w:val="24"/>
+          <w:szCs w:val="24"/>
+        </w:rPr>
+        <w:t>Con el desarrollo de esta actividad se comprende que la metodología Kanban permite la gestión m</w:t>
       </w:r>
       <w:r>
         <w:rPr>
           <w:rFonts w:ascii="Arial" w:hAnsi="Arial" w:cs="Arial"/>
-          <w:b/>
-          <w:bCs/>
-        </w:rPr>
-        <w:lastRenderedPageBreak/>
-        <w:t>5) Tarjetas (EC-01 a EC-18) listas para capturar en Trello</w:t>
+          <w:sz w:val="24"/>
+          <w:szCs w:val="24"/>
+        </w:rPr>
+        <w:t>á</w:t>
+      </w:r>
+      <w:r>
+        <w:rPr>
+          <w:rFonts w:ascii="Arial" w:hAnsi="Arial" w:cs="Arial"/>
+          <w:sz w:val="24"/>
+          <w:szCs w:val="24"/>
+        </w:rPr>
+        <w:t xml:space="preserve">s amigable de </w:t>
+      </w:r>
+      <w:r>
+        <w:rPr>
+          <w:rFonts w:ascii="Arial" w:hAnsi="Arial" w:cs="Arial"/>
+          <w:sz w:val="24"/>
+          <w:szCs w:val="24"/>
+        </w:rPr>
+        <w:t>los proyectos para facilitar las iteraciones requeridas en el desarrollo de sus etapas.</w:t>
       </w:r>
     </w:p>
     <w:p>
       <w:pPr>
-        <w:rPr>
-          <w:rFonts w:ascii="Arial" w:hAnsi="Arial" w:cs="Arial"/>
-          <w:b/>
-          <w:bCs/>
+        <w:spacing w:line="360" w:lineRule="auto"/>
+        <w:jc w:val="both"/>
+        <w:rPr>
+          <w:rFonts w:ascii="Arial" w:hAnsi="Arial" w:cs="Arial"/>
+          <w:sz w:val="24"/>
+          <w:szCs w:val="24"/>
         </w:rPr>
       </w:pPr>
       <w:r>
         <w:rPr>
           <w:rFonts w:ascii="Arial" w:hAnsi="Arial" w:cs="Arial"/>
-          <w:b/>
-          <w:bCs/>
-        </w:rPr>
-        <w:t>Iteración 1 (Semanas 1–2) — etiqueta “Iteración 1”</w:t>
+          <w:sz w:val="24"/>
+          <w:szCs w:val="24"/>
+        </w:rPr>
+        <w:t xml:space="preserve">Se comprende que cada iteración en sus fases de ideación, tareas definidas, actividades en proceso y </w:t>
+      </w:r>
+      <w:r>
+        <w:rPr>
+          <w:rFonts w:ascii="Arial" w:hAnsi="Arial" w:cs="Arial"/>
+          <w:sz w:val="24"/>
+          <w:szCs w:val="24"/>
+        </w:rPr>
+        <w:t>concluidas,</w:t>
+      </w:r>
+      <w:r>
+        <w:rPr>
+          <w:rFonts w:ascii="Arial" w:hAnsi="Arial" w:cs="Arial"/>
+          <w:sz w:val="24"/>
+          <w:szCs w:val="24"/>
+        </w:rPr>
+        <w:t xml:space="preserve"> así como </w:t>
+      </w:r>
+      <w:r>
+        <w:rPr>
+          <w:rFonts w:ascii="Arial" w:hAnsi="Arial" w:cs="Arial"/>
+          <w:sz w:val="24"/>
+          <w:szCs w:val="24"/>
+        </w:rPr>
+        <w:t>las</w:t>
+      </w:r>
+      <w:r>
+        <w:rPr>
+          <w:rFonts w:ascii="Arial" w:hAnsi="Arial" w:cs="Arial"/>
+          <w:sz w:val="24"/>
+          <w:szCs w:val="24"/>
+        </w:rPr>
+        <w:t xml:space="preserve"> posibles etapas de evaluación y producción, permites gestionar de forma integral la ejecución de tareas para agilizar el desarrollo de los productos. </w:t>
       </w:r>
     </w:p>
     <w:p>
       <w:pPr>
-        <w:numPr>
-          <w:ilvl w:val="0"/>
-          <w:numId w:val="3"/>
-        </w:numPr>
-        <w:rPr>
-          <w:rFonts w:ascii="Arial" w:hAnsi="Arial" w:cs="Arial"/>
+        <w:spacing w:line="360" w:lineRule="auto"/>
+        <w:jc w:val="both"/>
+        <w:rPr>
+          <w:rFonts w:ascii="Arial" w:hAnsi="Arial" w:cs="Arial"/>
+          <w:sz w:val="24"/>
+          <w:szCs w:val="24"/>
         </w:rPr>
       </w:pPr>
       <w:r>
         <w:rPr>
           <w:rFonts w:ascii="Arial" w:hAnsi="Arial" w:cs="Arial"/>
-          <w:b/>
-          <w:bCs/>
-        </w:rPr>
-        <w:t xml:space="preserve">EC-01 Catálogo (3 </w:t>
-      </w:r>
-      <w:proofErr w:type="spellStart"/>
-      <w:r>
-        <w:rPr>
-          <w:rFonts w:ascii="Arial" w:hAnsi="Arial" w:cs="Arial"/>
-          <w:b/>
-          <w:bCs/>
-        </w:rPr>
-        <w:t>pts</w:t>
-      </w:r>
-      <w:proofErr w:type="spellEnd"/>
-      <w:r>
-        <w:rPr>
-          <w:rFonts w:ascii="Arial" w:hAnsi="Arial" w:cs="Arial"/>
-          <w:b/>
-          <w:bCs/>
-        </w:rPr>
-        <w:t>)</w:t>
+          <w:sz w:val="24"/>
+          <w:szCs w:val="24"/>
+        </w:rPr>
+        <w:t>S</w:t>
       </w:r>
       <w:r>
         <w:rPr>
           <w:rFonts w:ascii="Arial" w:hAnsi="Arial" w:cs="Arial"/>
-        </w:rPr>
-        <w:t xml:space="preserve"> — </w:t>
-      </w:r>
-      <w:proofErr w:type="spellStart"/>
-      <w:r>
-        <w:rPr>
-          <w:rFonts w:ascii="Arial" w:hAnsi="Arial" w:cs="Arial"/>
-        </w:rPr>
-        <w:t>Labels</w:t>
-      </w:r>
-      <w:proofErr w:type="spellEnd"/>
-      <w:r>
-        <w:rPr>
-          <w:rFonts w:ascii="Arial" w:hAnsi="Arial" w:cs="Arial"/>
-        </w:rPr>
-        <w:t xml:space="preserve">: Front, </w:t>
-      </w:r>
-      <w:proofErr w:type="spellStart"/>
-      <w:r>
-        <w:rPr>
-          <w:rFonts w:ascii="Arial" w:hAnsi="Arial" w:cs="Arial"/>
-        </w:rPr>
-        <w:t>Feature</w:t>
-      </w:r>
-      <w:proofErr w:type="spellEnd"/>
-      <w:r>
-        <w:rPr>
-          <w:rFonts w:ascii="Arial" w:hAnsi="Arial" w:cs="Arial"/>
-        </w:rPr>
-        <w:t>, Catálogo</w:t>
+          <w:sz w:val="24"/>
+          <w:szCs w:val="24"/>
+        </w:rPr>
+        <w:t xml:space="preserve">e comprende que las tareas asignadas a cada área o roles es fundamental para definir las responsabilidades del equipo de desarrollo. Esto permite gestionar contratiempos en las tareas asignadas. </w:t>
       </w:r>
     </w:p>
     <w:p>
       <w:pPr>
-        <w:numPr>
-          <w:ilvl w:val="0"/>
-          <w:numId w:val="3"/>
-        </w:numPr>
-        <w:rPr>
-          <w:rFonts w:ascii="Arial" w:hAnsi="Arial" w:cs="Arial"/>
+        <w:spacing w:line="360" w:lineRule="auto"/>
+        <w:jc w:val="both"/>
+        <w:rPr>
+          <w:rFonts w:ascii="Arial" w:hAnsi="Arial" w:cs="Arial"/>
+          <w:sz w:val="24"/>
+          <w:szCs w:val="24"/>
         </w:rPr>
       </w:pPr>
       <w:r>
         <w:rPr>
           <w:rFonts w:ascii="Arial" w:hAnsi="Arial" w:cs="Arial"/>
-          <w:b/>
-          <w:bCs/>
-        </w:rPr>
-        <w:t xml:space="preserve">EC-02 Carrito (3 </w:t>
-      </w:r>
-      <w:proofErr w:type="spellStart"/>
-      <w:r>
-        <w:rPr>
-          <w:rFonts w:ascii="Arial" w:hAnsi="Arial" w:cs="Arial"/>
-          <w:b/>
-          <w:bCs/>
-        </w:rPr>
-        <w:t>pts</w:t>
-      </w:r>
-      <w:proofErr w:type="spellEnd"/>
-      <w:r>
-        <w:rPr>
-          <w:rFonts w:ascii="Arial" w:hAnsi="Arial" w:cs="Arial"/>
-          <w:b/>
-          <w:bCs/>
-        </w:rPr>
-        <w:t>)</w:t>
+          <w:sz w:val="24"/>
+          <w:szCs w:val="24"/>
+        </w:rPr>
+        <w:t xml:space="preserve">Gracias a los WIP (número máximo de tareas asignadas a columnas), así como las políticas que se define en estas columnas permite el flujo adecuado en los proyectos </w:t>
       </w:r>
       <w:r>
         <w:rPr>
           <w:rFonts w:ascii="Arial" w:hAnsi="Arial" w:cs="Arial"/>
-        </w:rPr>
-        <w:t xml:space="preserve"> — </w:t>
-      </w:r>
-      <w:proofErr w:type="spellStart"/>
-      <w:r>
-        <w:rPr>
-          <w:rFonts w:ascii="Arial" w:hAnsi="Arial" w:cs="Arial"/>
-        </w:rPr>
-        <w:t>Labels</w:t>
-      </w:r>
-      <w:proofErr w:type="spellEnd"/>
-      <w:r>
-        <w:rPr>
-          <w:rFonts w:ascii="Arial" w:hAnsi="Arial" w:cs="Arial"/>
-        </w:rPr>
-        <w:t xml:space="preserve">: Front, </w:t>
-      </w:r>
-      <w:proofErr w:type="spellStart"/>
-      <w:r>
-        <w:rPr>
-          <w:rFonts w:ascii="Arial" w:hAnsi="Arial" w:cs="Arial"/>
-        </w:rPr>
-        <w:t>Feature</w:t>
-      </w:r>
-      <w:proofErr w:type="spellEnd"/>
-    </w:p>
-    <w:p>
-      <w:pPr>
-        <w:numPr>
-          <w:ilvl w:val="0"/>
-          <w:numId w:val="3"/>
-        </w:numPr>
-        <w:rPr>
-          <w:rFonts w:ascii="Arial" w:hAnsi="Arial" w:cs="Arial"/>
-        </w:rPr>
-      </w:pPr>
-      <w:r>
-        <w:rPr>
-          <w:rFonts w:ascii="Arial" w:hAnsi="Arial" w:cs="Arial"/>
-          <w:b/>
-          <w:bCs/>
-        </w:rPr>
-        <w:t xml:space="preserve">EC-03 </w:t>
-      </w:r>
-      <w:proofErr w:type="spellStart"/>
-      <w:r>
-        <w:rPr>
-          <w:rFonts w:ascii="Arial" w:hAnsi="Arial" w:cs="Arial"/>
-          <w:b/>
-          <w:bCs/>
-        </w:rPr>
-        <w:t>Checkout</w:t>
-      </w:r>
-      <w:proofErr w:type="spellEnd"/>
-      <w:r>
-        <w:rPr>
-          <w:rFonts w:ascii="Arial" w:hAnsi="Arial" w:cs="Arial"/>
-          <w:b/>
-          <w:bCs/>
-        </w:rPr>
-        <w:t xml:space="preserve"> base (5 </w:t>
-      </w:r>
-      <w:proofErr w:type="spellStart"/>
-      <w:r>
-        <w:rPr>
-          <w:rFonts w:ascii="Arial" w:hAnsi="Arial" w:cs="Arial"/>
-          <w:b/>
-          <w:bCs/>
-        </w:rPr>
-        <w:t>pts</w:t>
-      </w:r>
-      <w:proofErr w:type="spellEnd"/>
-      <w:r>
-        <w:rPr>
-          <w:rFonts w:ascii="Arial" w:hAnsi="Arial" w:cs="Arial"/>
-          <w:b/>
-          <w:bCs/>
-        </w:rPr>
-        <w:t>)</w:t>
-      </w:r>
-      <w:r>
-        <w:rPr>
-          <w:rFonts w:ascii="Arial" w:hAnsi="Arial" w:cs="Arial"/>
-        </w:rPr>
-        <w:t xml:space="preserve"> — </w:t>
-      </w:r>
-      <w:proofErr w:type="spellStart"/>
-      <w:r>
-        <w:rPr>
-          <w:rFonts w:ascii="Arial" w:hAnsi="Arial" w:cs="Arial"/>
-        </w:rPr>
-        <w:t>Labels</w:t>
-      </w:r>
-      <w:proofErr w:type="spellEnd"/>
-      <w:r>
-        <w:rPr>
-          <w:rFonts w:ascii="Arial" w:hAnsi="Arial" w:cs="Arial"/>
-        </w:rPr>
-        <w:t xml:space="preserve">: Front, </w:t>
-      </w:r>
-      <w:proofErr w:type="spellStart"/>
-      <w:r>
-        <w:rPr>
-          <w:rFonts w:ascii="Arial" w:hAnsi="Arial" w:cs="Arial"/>
-        </w:rPr>
-        <w:t>Feature</w:t>
-      </w:r>
-      <w:proofErr w:type="spellEnd"/>
-      <w:r>
-        <w:rPr>
-          <w:rFonts w:ascii="Arial" w:hAnsi="Arial" w:cs="Arial"/>
-        </w:rPr>
-        <w:t xml:space="preserve">, </w:t>
-      </w:r>
-      <w:proofErr w:type="spellStart"/>
-      <w:r>
-        <w:rPr>
-          <w:rFonts w:ascii="Arial" w:hAnsi="Arial" w:cs="Arial"/>
-        </w:rPr>
-        <w:t>Checkout</w:t>
-      </w:r>
-      <w:proofErr w:type="spellEnd"/>
-    </w:p>
-    <w:p>
-      <w:pPr>
-        <w:numPr>
-          <w:ilvl w:val="0"/>
-          <w:numId w:val="3"/>
-        </w:numPr>
-        <w:rPr>
-          <w:rFonts w:ascii="Arial" w:hAnsi="Arial" w:cs="Arial"/>
-        </w:rPr>
-      </w:pPr>
-      <w:r>
-        <w:rPr>
-          <w:rFonts w:ascii="Arial" w:hAnsi="Arial" w:cs="Arial"/>
-          <w:b/>
-          <w:bCs/>
-        </w:rPr>
-        <w:t xml:space="preserve">EC-04 Back Productos + Stock (5 </w:t>
-      </w:r>
-      <w:proofErr w:type="spellStart"/>
-      <w:r>
-        <w:rPr>
-          <w:rFonts w:ascii="Arial" w:hAnsi="Arial" w:cs="Arial"/>
-          <w:b/>
-          <w:bCs/>
-        </w:rPr>
-        <w:t>pts</w:t>
-      </w:r>
-      <w:proofErr w:type="spellEnd"/>
-      <w:r>
-        <w:rPr>
-          <w:rFonts w:ascii="Arial" w:hAnsi="Arial" w:cs="Arial"/>
-          <w:b/>
-          <w:bCs/>
-        </w:rPr>
-        <w:t>)</w:t>
-      </w:r>
-      <w:r>
-        <w:rPr>
-          <w:rFonts w:ascii="Arial" w:hAnsi="Arial" w:cs="Arial"/>
-        </w:rPr>
-        <w:t xml:space="preserve"> — </w:t>
-      </w:r>
-      <w:proofErr w:type="spellStart"/>
-      <w:r>
-        <w:rPr>
-          <w:rFonts w:ascii="Arial" w:hAnsi="Arial" w:cs="Arial"/>
-        </w:rPr>
-        <w:t>Labels</w:t>
-      </w:r>
-      <w:proofErr w:type="spellEnd"/>
-      <w:r>
-        <w:rPr>
-          <w:rFonts w:ascii="Arial" w:hAnsi="Arial" w:cs="Arial"/>
-        </w:rPr>
-        <w:t xml:space="preserve">: Back, </w:t>
-      </w:r>
-      <w:proofErr w:type="spellStart"/>
-      <w:r>
-        <w:rPr>
-          <w:rFonts w:ascii="Arial" w:hAnsi="Arial" w:cs="Arial"/>
-        </w:rPr>
-        <w:t>Feature</w:t>
-      </w:r>
-      <w:proofErr w:type="spellEnd"/>
-    </w:p>
-    <w:p>
-      <w:pPr>
-        <w:numPr>
-          <w:ilvl w:val="0"/>
-          <w:numId w:val="3"/>
-        </w:numPr>
-        <w:rPr>
-          <w:rFonts w:ascii="Arial" w:hAnsi="Arial" w:cs="Arial"/>
-        </w:rPr>
-      </w:pPr>
-      <w:r>
-        <w:rPr>
-          <w:rFonts w:ascii="Arial" w:hAnsi="Arial" w:cs="Arial"/>
-          <w:b/>
-          <w:bCs/>
-        </w:rPr>
-        <w:t xml:space="preserve">EC-05 Back Orden </w:t>
-      </w:r>
-      <w:proofErr w:type="spellStart"/>
-      <w:r>
-        <w:rPr>
-          <w:rFonts w:ascii="Arial" w:hAnsi="Arial" w:cs="Arial"/>
-          <w:b/>
-          <w:bCs/>
-        </w:rPr>
-        <w:t>PENDING</w:t>
-      </w:r>
-      <w:proofErr w:type="spellEnd"/>
-      <w:r>
-        <w:rPr>
-          <w:rFonts w:ascii="Arial" w:hAnsi="Arial" w:cs="Arial"/>
-          <w:b/>
-          <w:bCs/>
-        </w:rPr>
-        <w:t xml:space="preserve"> (3 </w:t>
-      </w:r>
-      <w:proofErr w:type="spellStart"/>
-      <w:r>
-        <w:rPr>
-          <w:rFonts w:ascii="Arial" w:hAnsi="Arial" w:cs="Arial"/>
-          <w:b/>
-          <w:bCs/>
-        </w:rPr>
-        <w:t>pts</w:t>
-      </w:r>
-      <w:proofErr w:type="spellEnd"/>
-      <w:r>
-        <w:rPr>
-          <w:rFonts w:ascii="Arial" w:hAnsi="Arial" w:cs="Arial"/>
-          <w:b/>
-          <w:bCs/>
-        </w:rPr>
-        <w:t>)</w:t>
-      </w:r>
-      <w:r>
-        <w:rPr>
-          <w:rFonts w:ascii="Arial" w:hAnsi="Arial" w:cs="Arial"/>
-        </w:rPr>
-        <w:t xml:space="preserve"> — </w:t>
-      </w:r>
-      <w:proofErr w:type="spellStart"/>
-      <w:r>
-        <w:rPr>
-          <w:rFonts w:ascii="Arial" w:hAnsi="Arial" w:cs="Arial"/>
-        </w:rPr>
-        <w:t>Labels</w:t>
-      </w:r>
-      <w:proofErr w:type="spellEnd"/>
-      <w:r>
-        <w:rPr>
-          <w:rFonts w:ascii="Arial" w:hAnsi="Arial" w:cs="Arial"/>
-        </w:rPr>
-        <w:t xml:space="preserve">: Back, </w:t>
-      </w:r>
-      <w:proofErr w:type="spellStart"/>
-      <w:r>
-        <w:rPr>
-          <w:rFonts w:ascii="Arial" w:hAnsi="Arial" w:cs="Arial"/>
-        </w:rPr>
-        <w:t>Feature</w:t>
-      </w:r>
-      <w:proofErr w:type="spellEnd"/>
-    </w:p>
-    <w:p>
-      <w:pPr>
-        <w:numPr>
-          <w:ilvl w:val="0"/>
-          <w:numId w:val="3"/>
-        </w:numPr>
-        <w:rPr>
-          <w:rFonts w:ascii="Arial" w:hAnsi="Arial" w:cs="Arial"/>
-        </w:rPr>
-      </w:pPr>
-      <w:r>
-        <w:rPr>
-          <w:rFonts w:ascii="Arial" w:hAnsi="Arial" w:cs="Arial"/>
-          <w:b/>
-          <w:bCs/>
-        </w:rPr>
-        <w:t xml:space="preserve">EC-06 Integración + </w:t>
-      </w:r>
-      <w:proofErr w:type="spellStart"/>
-      <w:r>
-        <w:rPr>
-          <w:rFonts w:ascii="Arial" w:hAnsi="Arial" w:cs="Arial"/>
-          <w:b/>
-          <w:bCs/>
-        </w:rPr>
-        <w:t>Deploy</w:t>
-      </w:r>
-      <w:proofErr w:type="spellEnd"/>
-      <w:r>
-        <w:rPr>
-          <w:rFonts w:ascii="Arial" w:hAnsi="Arial" w:cs="Arial"/>
-          <w:b/>
-          <w:bCs/>
-        </w:rPr>
-        <w:t xml:space="preserve"> demo 1 (2 </w:t>
-      </w:r>
-      <w:proofErr w:type="spellStart"/>
-      <w:r>
-        <w:rPr>
-          <w:rFonts w:ascii="Arial" w:hAnsi="Arial" w:cs="Arial"/>
-          <w:b/>
-          <w:bCs/>
-        </w:rPr>
-        <w:t>pts</w:t>
-      </w:r>
-      <w:proofErr w:type="spellEnd"/>
-      <w:r>
-        <w:rPr>
-          <w:rFonts w:ascii="Arial" w:hAnsi="Arial" w:cs="Arial"/>
-          <w:b/>
-          <w:bCs/>
-        </w:rPr>
-        <w:t>)</w:t>
-      </w:r>
-      <w:r>
-        <w:rPr>
-          <w:rFonts w:ascii="Arial" w:hAnsi="Arial" w:cs="Arial"/>
-        </w:rPr>
-        <w:t xml:space="preserve"> — </w:t>
-      </w:r>
-      <w:proofErr w:type="spellStart"/>
-      <w:r>
-        <w:rPr>
-          <w:rFonts w:ascii="Arial" w:hAnsi="Arial" w:cs="Arial"/>
-        </w:rPr>
-        <w:t>Labels</w:t>
-      </w:r>
-      <w:proofErr w:type="spellEnd"/>
-      <w:r>
-        <w:rPr>
-          <w:rFonts w:ascii="Arial" w:hAnsi="Arial" w:cs="Arial"/>
-        </w:rPr>
-        <w:t xml:space="preserve">: </w:t>
-      </w:r>
-      <w:proofErr w:type="spellStart"/>
-      <w:r>
-        <w:rPr>
-          <w:rFonts w:ascii="Arial" w:hAnsi="Arial" w:cs="Arial"/>
-        </w:rPr>
-        <w:t>Feature</w:t>
-      </w:r>
-      <w:proofErr w:type="spellEnd"/>
-    </w:p>
-    <w:p>
-      <w:pPr>
-        <w:rPr>
-          <w:rFonts w:ascii="Arial" w:hAnsi="Arial" w:cs="Arial"/>
-          <w:b/>
-          <w:bCs/>
-        </w:rPr>
-      </w:pPr>
-      <w:r>
-        <w:rPr>
-          <w:rFonts w:ascii="Arial" w:hAnsi="Arial" w:cs="Arial"/>
-          <w:b/>
-          <w:bCs/>
-        </w:rPr>
-        <w:t>Iteración 2 (Semanas 3–4) — etiqueta “Iteración 2”</w:t>
+          <w:sz w:val="24"/>
+          <w:szCs w:val="24"/>
+        </w:rPr>
+        <w:t xml:space="preserve">para evitar que en sus etapas encuentren saturación impidiendo continuar con las estimaciones en tiempos y costos del producto a construir. </w:t>
       </w:r>
     </w:p>
     <w:p>
       <w:pPr>
-        <w:numPr>
-          <w:ilvl w:val="0"/>
-          <w:numId w:val="4"/>
-        </w:numPr>
-        <w:rPr>
-          <w:rFonts w:ascii="Arial" w:hAnsi="Arial" w:cs="Arial"/>
+        <w:spacing w:line="360" w:lineRule="auto"/>
+        <w:jc w:val="both"/>
+        <w:rPr>
+          <w:rFonts w:ascii="Arial" w:hAnsi="Arial" w:cs="Arial"/>
+          <w:sz w:val="24"/>
+          <w:szCs w:val="24"/>
         </w:rPr>
       </w:pPr>
       <w:r>
         <w:rPr>
           <w:rFonts w:ascii="Arial" w:hAnsi="Arial" w:cs="Arial"/>
-          <w:b/>
-          <w:bCs/>
-        </w:rPr>
-        <w:t xml:space="preserve">EC-07 </w:t>
-      </w:r>
-      <w:proofErr w:type="spellStart"/>
-      <w:r>
-        <w:rPr>
-          <w:rFonts w:ascii="Arial" w:hAnsi="Arial" w:cs="Arial"/>
-          <w:b/>
-          <w:bCs/>
-        </w:rPr>
-        <w:t>MP</w:t>
-      </w:r>
-      <w:proofErr w:type="spellEnd"/>
-      <w:r>
-        <w:rPr>
-          <w:rFonts w:ascii="Arial" w:hAnsi="Arial" w:cs="Arial"/>
-          <w:b/>
-          <w:bCs/>
-        </w:rPr>
-        <w:t xml:space="preserve"> Preferencia pago (Back) (5 </w:t>
-      </w:r>
-      <w:proofErr w:type="spellStart"/>
-      <w:r>
-        <w:rPr>
-          <w:rFonts w:ascii="Arial" w:hAnsi="Arial" w:cs="Arial"/>
-          <w:b/>
-          <w:bCs/>
-        </w:rPr>
-        <w:t>pts</w:t>
-      </w:r>
-      <w:proofErr w:type="spellEnd"/>
-      <w:r>
-        <w:rPr>
-          <w:rFonts w:ascii="Arial" w:hAnsi="Arial" w:cs="Arial"/>
-          <w:b/>
-          <w:bCs/>
-        </w:rPr>
-        <w:t>)</w:t>
+          <w:sz w:val="24"/>
+          <w:szCs w:val="24"/>
+        </w:rPr>
+        <w:t xml:space="preserve">Los Tableros Kanban permiten un flujo fácil de asignación de tareas que favorece </w:t>
       </w:r>
       <w:r>
         <w:rPr>
           <w:rFonts w:ascii="Arial" w:hAnsi="Arial" w:cs="Arial"/>
-        </w:rPr>
-        <w:t xml:space="preserve"> — </w:t>
+          <w:sz w:val="24"/>
+          <w:szCs w:val="24"/>
+        </w:rPr>
+        <w:t>la</w:t>
       </w:r>
-      <w:proofErr w:type="spellStart"/>
       <w:r>
         <w:rPr>
           <w:rFonts w:ascii="Arial" w:hAnsi="Arial" w:cs="Arial"/>
-        </w:rPr>
-        <w:t>Labels</w:t>
-      </w:r>
-      <w:proofErr w:type="spellEnd"/>
-      <w:r>
-        <w:rPr>
-          <w:rFonts w:ascii="Arial" w:hAnsi="Arial" w:cs="Arial"/>
-        </w:rPr>
-        <w:t xml:space="preserve">: Back, </w:t>
-      </w:r>
-      <w:proofErr w:type="spellStart"/>
-      <w:r>
-        <w:rPr>
-          <w:rFonts w:ascii="Arial" w:hAnsi="Arial" w:cs="Arial"/>
-        </w:rPr>
-        <w:t>Feature</w:t>
-      </w:r>
-      <w:proofErr w:type="spellEnd"/>
-      <w:r>
-        <w:rPr>
-          <w:rFonts w:ascii="Arial" w:hAnsi="Arial" w:cs="Arial"/>
-        </w:rPr>
-        <w:t>, Mercado Pago</w:t>
+          <w:sz w:val="24"/>
+          <w:szCs w:val="24"/>
+        </w:rPr>
+        <w:t xml:space="preserve"> entrega y estimación de tiempos en el proceso de desarrollo de productos. </w:t>
       </w:r>
     </w:p>
     <w:p>
       <w:pPr>
-        <w:numPr>
-          <w:ilvl w:val="0"/>
-          <w:numId w:val="4"/>
-        </w:numPr>
-        <w:rPr>
-          <w:rFonts w:ascii="Arial" w:hAnsi="Arial" w:cs="Arial"/>
+        <w:spacing w:line="360" w:lineRule="auto"/>
+        <w:jc w:val="both"/>
+        <w:rPr>
+          <w:rFonts w:ascii="Arial" w:hAnsi="Arial" w:cs="Arial"/>
+          <w:sz w:val="24"/>
+          <w:szCs w:val="24"/>
         </w:rPr>
       </w:pPr>
       <w:r>
         <w:rPr>
           <w:rFonts w:ascii="Arial" w:hAnsi="Arial" w:cs="Arial"/>
-          <w:b/>
-          <w:bCs/>
-        </w:rPr>
-        <w:t xml:space="preserve">EC-08 </w:t>
-      </w:r>
-      <w:proofErr w:type="spellStart"/>
-      <w:r>
-        <w:rPr>
-          <w:rFonts w:ascii="Arial" w:hAnsi="Arial" w:cs="Arial"/>
-          <w:b/>
-          <w:bCs/>
-        </w:rPr>
-        <w:t>MP</w:t>
-      </w:r>
-      <w:proofErr w:type="spellEnd"/>
-      <w:r>
-        <w:rPr>
-          <w:rFonts w:ascii="Arial" w:hAnsi="Arial" w:cs="Arial"/>
-          <w:b/>
-          <w:bCs/>
-        </w:rPr>
-        <w:t xml:space="preserve"> UI pago (Front) (3 </w:t>
-      </w:r>
-      <w:proofErr w:type="spellStart"/>
-      <w:r>
-        <w:rPr>
-          <w:rFonts w:ascii="Arial" w:hAnsi="Arial" w:cs="Arial"/>
-          <w:b/>
-          <w:bCs/>
-        </w:rPr>
-        <w:t>pts</w:t>
-      </w:r>
-      <w:proofErr w:type="spellEnd"/>
-      <w:r>
-        <w:rPr>
-          <w:rFonts w:ascii="Arial" w:hAnsi="Arial" w:cs="Arial"/>
-          <w:b/>
-          <w:bCs/>
-        </w:rPr>
-        <w:t>)</w:t>
-      </w:r>
-      <w:r>
-        <w:rPr>
-          <w:rFonts w:ascii="Arial" w:hAnsi="Arial" w:cs="Arial"/>
-        </w:rPr>
-        <w:t xml:space="preserve"> — </w:t>
-      </w:r>
-      <w:proofErr w:type="spellStart"/>
-      <w:r>
-        <w:rPr>
-          <w:rFonts w:ascii="Arial" w:hAnsi="Arial" w:cs="Arial"/>
-        </w:rPr>
-        <w:t>Labels</w:t>
-      </w:r>
-      <w:proofErr w:type="spellEnd"/>
-      <w:r>
-        <w:rPr>
-          <w:rFonts w:ascii="Arial" w:hAnsi="Arial" w:cs="Arial"/>
-        </w:rPr>
-        <w:t xml:space="preserve">: Front, </w:t>
-      </w:r>
-      <w:proofErr w:type="spellStart"/>
-      <w:r>
-        <w:rPr>
-          <w:rFonts w:ascii="Arial" w:hAnsi="Arial" w:cs="Arial"/>
-        </w:rPr>
-        <w:t>Feature</w:t>
-      </w:r>
-      <w:proofErr w:type="spellEnd"/>
-      <w:r>
-        <w:rPr>
-          <w:rFonts w:ascii="Arial" w:hAnsi="Arial" w:cs="Arial"/>
-        </w:rPr>
-        <w:t>, Mercado Pago</w:t>
+          <w:sz w:val="24"/>
+          <w:szCs w:val="24"/>
+        </w:rPr>
+        <w:t xml:space="preserve">Según el proyecto asignado a los tableros, cada tarea representara las funcionalidades y así como responsabilidades asignando a los equipos o roles responsables de las tareas asignadas. </w:t>
       </w:r>
     </w:p>
     <w:p>
       <w:pPr>
-        <w:numPr>
-          <w:ilvl w:val="0"/>
-          <w:numId w:val="4"/>
-        </w:numPr>
-        <w:rPr>
-          <w:rFonts w:ascii="Arial" w:hAnsi="Arial" w:cs="Arial"/>
-        </w:rPr>
-      </w:pPr>
-      <w:r>
-        <w:rPr>
-          <w:rFonts w:ascii="Arial" w:hAnsi="Arial" w:cs="Arial"/>
-          <w:b/>
-          <w:bCs/>
-        </w:rPr>
-        <w:t xml:space="preserve">EC-09 </w:t>
-      </w:r>
-      <w:proofErr w:type="spellStart"/>
-      <w:r>
-        <w:rPr>
-          <w:rFonts w:ascii="Arial" w:hAnsi="Arial" w:cs="Arial"/>
-          <w:b/>
-          <w:bCs/>
-        </w:rPr>
-        <w:t>MP</w:t>
-      </w:r>
-      <w:proofErr w:type="spellEnd"/>
-      <w:r>
-        <w:rPr>
-          <w:rFonts w:ascii="Arial" w:hAnsi="Arial" w:cs="Arial"/>
-          <w:b/>
-          <w:bCs/>
-        </w:rPr>
-        <w:t xml:space="preserve"> </w:t>
-      </w:r>
-      <w:proofErr w:type="spellStart"/>
-      <w:r>
-        <w:rPr>
-          <w:rFonts w:ascii="Arial" w:hAnsi="Arial" w:cs="Arial"/>
-          <w:b/>
-          <w:bCs/>
-        </w:rPr>
-        <w:t>Webhook</w:t>
-      </w:r>
-      <w:proofErr w:type="spellEnd"/>
-      <w:r>
-        <w:rPr>
-          <w:rFonts w:ascii="Arial" w:hAnsi="Arial" w:cs="Arial"/>
-          <w:b/>
-          <w:bCs/>
-        </w:rPr>
-        <w:t xml:space="preserve">/retorno y actualizar orden (Back) (5 </w:t>
-      </w:r>
-      <w:proofErr w:type="spellStart"/>
-      <w:r>
-        <w:rPr>
-          <w:rFonts w:ascii="Arial" w:hAnsi="Arial" w:cs="Arial"/>
-          <w:b/>
-          <w:bCs/>
-        </w:rPr>
-        <w:t>pts</w:t>
-      </w:r>
-      <w:proofErr w:type="spellEnd"/>
-      <w:r>
-        <w:rPr>
-          <w:rFonts w:ascii="Arial" w:hAnsi="Arial" w:cs="Arial"/>
-          <w:b/>
-          <w:bCs/>
-        </w:rPr>
-        <w:t>)</w:t>
-      </w:r>
-      <w:r>
-        <w:rPr>
-          <w:rFonts w:ascii="Arial" w:hAnsi="Arial" w:cs="Arial"/>
-        </w:rPr>
-        <w:t xml:space="preserve"> — </w:t>
-      </w:r>
-      <w:proofErr w:type="spellStart"/>
-      <w:r>
-        <w:rPr>
-          <w:rFonts w:ascii="Arial" w:hAnsi="Arial" w:cs="Arial"/>
-        </w:rPr>
-        <w:t>Labels</w:t>
-      </w:r>
-      <w:proofErr w:type="spellEnd"/>
-      <w:r>
-        <w:rPr>
-          <w:rFonts w:ascii="Arial" w:hAnsi="Arial" w:cs="Arial"/>
-        </w:rPr>
-        <w:t xml:space="preserve">: Back, </w:t>
-      </w:r>
-      <w:proofErr w:type="spellStart"/>
-      <w:r>
-        <w:rPr>
-          <w:rFonts w:ascii="Arial" w:hAnsi="Arial" w:cs="Arial"/>
-        </w:rPr>
-        <w:t>Feature</w:t>
-      </w:r>
-      <w:proofErr w:type="spellEnd"/>
-      <w:r>
-        <w:rPr>
-          <w:rFonts w:ascii="Arial" w:hAnsi="Arial" w:cs="Arial"/>
-        </w:rPr>
-        <w:t>, Mercado Pago</w:t>
-      </w:r>
-    </w:p>
-    <w:p>
-      <w:pPr>
-        <w:numPr>
-          <w:ilvl w:val="0"/>
-          <w:numId w:val="4"/>
-        </w:numPr>
-        <w:rPr>
-          <w:rFonts w:ascii="Arial" w:hAnsi="Arial" w:cs="Arial"/>
-        </w:rPr>
-      </w:pPr>
-      <w:r>
-        <w:rPr>
-          <w:rFonts w:ascii="Arial" w:hAnsi="Arial" w:cs="Arial"/>
-          <w:b/>
-          <w:bCs/>
-        </w:rPr>
-        <w:t xml:space="preserve">EC-10 Confirmación compra (Front) (2 </w:t>
-      </w:r>
-      <w:proofErr w:type="spellStart"/>
-      <w:r>
-        <w:rPr>
-          <w:rFonts w:ascii="Arial" w:hAnsi="Arial" w:cs="Arial"/>
-          <w:b/>
-          <w:bCs/>
-        </w:rPr>
-        <w:t>pts</w:t>
-      </w:r>
-      <w:proofErr w:type="spellEnd"/>
-      <w:r>
-        <w:rPr>
-          <w:rFonts w:ascii="Arial" w:hAnsi="Arial" w:cs="Arial"/>
-          <w:b/>
-          <w:bCs/>
-        </w:rPr>
-        <w:t>)</w:t>
-      </w:r>
-      <w:r>
-        <w:rPr>
-          <w:rFonts w:ascii="Arial" w:hAnsi="Arial" w:cs="Arial"/>
-        </w:rPr>
-        <w:t xml:space="preserve"> — </w:t>
-      </w:r>
-      <w:proofErr w:type="spellStart"/>
-      <w:r>
-        <w:rPr>
-          <w:rFonts w:ascii="Arial" w:hAnsi="Arial" w:cs="Arial"/>
-        </w:rPr>
-        <w:t>Labels</w:t>
-      </w:r>
-      <w:proofErr w:type="spellEnd"/>
-      <w:r>
-        <w:rPr>
-          <w:rFonts w:ascii="Arial" w:hAnsi="Arial" w:cs="Arial"/>
-        </w:rPr>
-        <w:t xml:space="preserve">: Front, </w:t>
-      </w:r>
-      <w:proofErr w:type="spellStart"/>
-      <w:r>
-        <w:rPr>
-          <w:rFonts w:ascii="Arial" w:hAnsi="Arial" w:cs="Arial"/>
-        </w:rPr>
-        <w:t>Feature</w:t>
-      </w:r>
-      <w:proofErr w:type="spellEnd"/>
-    </w:p>
-    <w:p>
-      <w:pPr>
-        <w:numPr>
-          <w:ilvl w:val="0"/>
-          <w:numId w:val="4"/>
-        </w:numPr>
-        <w:rPr>
-          <w:rFonts w:ascii="Arial" w:hAnsi="Arial" w:cs="Arial"/>
-        </w:rPr>
-      </w:pPr>
-      <w:r>
-        <w:rPr>
-          <w:rFonts w:ascii="Arial" w:hAnsi="Arial" w:cs="Arial"/>
-          <w:b/>
-          <w:bCs/>
-        </w:rPr>
-        <w:t xml:space="preserve">EC-11 </w:t>
-      </w:r>
-      <w:proofErr w:type="spellStart"/>
-      <w:r>
-        <w:rPr>
-          <w:rFonts w:ascii="Arial" w:hAnsi="Arial" w:cs="Arial"/>
-          <w:b/>
-          <w:bCs/>
-        </w:rPr>
-        <w:t>QA</w:t>
-      </w:r>
-      <w:proofErr w:type="spellEnd"/>
-      <w:r>
-        <w:rPr>
-          <w:rFonts w:ascii="Arial" w:hAnsi="Arial" w:cs="Arial"/>
-          <w:b/>
-          <w:bCs/>
-        </w:rPr>
-        <w:t xml:space="preserve"> flujo E2E (3 </w:t>
-      </w:r>
-      <w:proofErr w:type="spellStart"/>
-      <w:r>
-        <w:rPr>
-          <w:rFonts w:ascii="Arial" w:hAnsi="Arial" w:cs="Arial"/>
-          <w:b/>
-          <w:bCs/>
-        </w:rPr>
-        <w:t>pts</w:t>
-      </w:r>
-      <w:proofErr w:type="spellEnd"/>
-      <w:r>
-        <w:rPr>
-          <w:rFonts w:ascii="Arial" w:hAnsi="Arial" w:cs="Arial"/>
-          <w:b/>
-          <w:bCs/>
-        </w:rPr>
-        <w:t>)</w:t>
-      </w:r>
-      <w:r>
-        <w:rPr>
-          <w:rFonts w:ascii="Arial" w:hAnsi="Arial" w:cs="Arial"/>
-        </w:rPr>
-        <w:t xml:space="preserve"> — </w:t>
-      </w:r>
-      <w:proofErr w:type="spellStart"/>
-      <w:r>
-        <w:rPr>
-          <w:rFonts w:ascii="Arial" w:hAnsi="Arial" w:cs="Arial"/>
-        </w:rPr>
-        <w:t>Labels</w:t>
-      </w:r>
-      <w:proofErr w:type="spellEnd"/>
-      <w:r>
-        <w:rPr>
-          <w:rFonts w:ascii="Arial" w:hAnsi="Arial" w:cs="Arial"/>
-        </w:rPr>
-        <w:t xml:space="preserve">: Bug/Mejora (según), </w:t>
-      </w:r>
-      <w:proofErr w:type="spellStart"/>
-      <w:r>
-        <w:rPr>
-          <w:rFonts w:ascii="Arial" w:hAnsi="Arial" w:cs="Arial"/>
-        </w:rPr>
-        <w:t>QA</w:t>
-      </w:r>
-      <w:proofErr w:type="spellEnd"/>
-    </w:p>
-    <w:p>
-      <w:pPr>
-        <w:numPr>
-          <w:ilvl w:val="0"/>
-          <w:numId w:val="4"/>
-        </w:numPr>
-        <w:rPr>
-          <w:rFonts w:ascii="Arial" w:hAnsi="Arial" w:cs="Arial"/>
-        </w:rPr>
-      </w:pPr>
-      <w:r>
-        <w:rPr>
-          <w:rFonts w:ascii="Arial" w:hAnsi="Arial" w:cs="Arial"/>
-          <w:b/>
-          <w:bCs/>
-        </w:rPr>
-        <w:t xml:space="preserve">EC-12 </w:t>
-      </w:r>
-      <w:proofErr w:type="spellStart"/>
-      <w:r>
-        <w:rPr>
-          <w:rFonts w:ascii="Arial" w:hAnsi="Arial" w:cs="Arial"/>
-          <w:b/>
-          <w:bCs/>
-        </w:rPr>
-        <w:t>Deploy</w:t>
-      </w:r>
-      <w:proofErr w:type="spellEnd"/>
-      <w:r>
-        <w:rPr>
-          <w:rFonts w:ascii="Arial" w:hAnsi="Arial" w:cs="Arial"/>
-          <w:b/>
-          <w:bCs/>
-        </w:rPr>
-        <w:t xml:space="preserve"> demo 2 (1 pt)</w:t>
-      </w:r>
-      <w:r>
-        <w:rPr>
-          <w:rFonts w:ascii="Arial" w:hAnsi="Arial" w:cs="Arial"/>
-        </w:rPr>
-        <w:t xml:space="preserve"> — </w:t>
-      </w:r>
-      <w:proofErr w:type="spellStart"/>
-      <w:r>
-        <w:rPr>
-          <w:rFonts w:ascii="Arial" w:hAnsi="Arial" w:cs="Arial"/>
-        </w:rPr>
-        <w:t>Labels</w:t>
-      </w:r>
-      <w:proofErr w:type="spellEnd"/>
-      <w:r>
-        <w:rPr>
-          <w:rFonts w:ascii="Arial" w:hAnsi="Arial" w:cs="Arial"/>
-        </w:rPr>
-        <w:t xml:space="preserve">: </w:t>
-      </w:r>
-      <w:proofErr w:type="spellStart"/>
-      <w:r>
-        <w:rPr>
-          <w:rFonts w:ascii="Arial" w:hAnsi="Arial" w:cs="Arial"/>
-        </w:rPr>
-        <w:t>Feature</w:t>
-      </w:r>
-      <w:proofErr w:type="spellEnd"/>
-    </w:p>
-    <w:p>
-      <w:pPr>
-        <w:rPr>
-          <w:rFonts w:ascii="Arial" w:hAnsi="Arial" w:cs="Arial"/>
-          <w:b/>
-          <w:bCs/>
-        </w:rPr>
-      </w:pPr>
-      <w:r>
-        <w:rPr>
-          <w:rFonts w:ascii="Arial" w:hAnsi="Arial" w:cs="Arial"/>
-          <w:b/>
-          <w:bCs/>
-        </w:rPr>
-        <w:t>Iteración 3 (Semanas 5–6) — etiqueta “Iteración 3”</w:t>
-      </w:r>
-    </w:p>
-    <w:p>
-      <w:pPr>
-        <w:numPr>
-          <w:ilvl w:val="0"/>
-          <w:numId w:val="5"/>
-        </w:numPr>
-        <w:rPr>
-          <w:rFonts w:ascii="Arial" w:hAnsi="Arial" w:cs="Arial"/>
-        </w:rPr>
-      </w:pPr>
-      <w:r>
-        <w:rPr>
-          <w:rFonts w:ascii="Arial" w:hAnsi="Arial" w:cs="Arial"/>
-          <w:b/>
-          <w:bCs/>
-        </w:rPr>
-        <w:t xml:space="preserve">EC-13 Login </w:t>
-      </w:r>
-      <w:proofErr w:type="spellStart"/>
-      <w:r>
-        <w:rPr>
-          <w:rFonts w:ascii="Arial" w:hAnsi="Arial" w:cs="Arial"/>
-          <w:b/>
-          <w:bCs/>
-        </w:rPr>
-        <w:t>Admin</w:t>
-      </w:r>
-      <w:proofErr w:type="spellEnd"/>
-      <w:r>
-        <w:rPr>
-          <w:rFonts w:ascii="Arial" w:hAnsi="Arial" w:cs="Arial"/>
-          <w:b/>
-          <w:bCs/>
-        </w:rPr>
-        <w:t xml:space="preserve"> (3 </w:t>
-      </w:r>
-      <w:proofErr w:type="spellStart"/>
-      <w:r>
-        <w:rPr>
-          <w:rFonts w:ascii="Arial" w:hAnsi="Arial" w:cs="Arial"/>
-          <w:b/>
-          <w:bCs/>
-        </w:rPr>
-        <w:t>pts</w:t>
-      </w:r>
-      <w:proofErr w:type="spellEnd"/>
-      <w:r>
-        <w:rPr>
-          <w:rFonts w:ascii="Arial" w:hAnsi="Arial" w:cs="Arial"/>
-          <w:b/>
-          <w:bCs/>
-        </w:rPr>
-        <w:t>)</w:t>
-      </w:r>
-      <w:r>
-        <w:rPr>
-          <w:rFonts w:ascii="Arial" w:hAnsi="Arial" w:cs="Arial"/>
-        </w:rPr>
-        <w:t xml:space="preserve"> — </w:t>
-      </w:r>
-      <w:proofErr w:type="spellStart"/>
-      <w:r>
-        <w:rPr>
-          <w:rFonts w:ascii="Arial" w:hAnsi="Arial" w:cs="Arial"/>
-        </w:rPr>
-        <w:t>Labels</w:t>
-      </w:r>
-      <w:proofErr w:type="spellEnd"/>
-      <w:r>
-        <w:rPr>
-          <w:rFonts w:ascii="Arial" w:hAnsi="Arial" w:cs="Arial"/>
-        </w:rPr>
-        <w:t xml:space="preserve">: Back, Front, </w:t>
-      </w:r>
-      <w:proofErr w:type="spellStart"/>
-      <w:r>
-        <w:rPr>
-          <w:rFonts w:ascii="Arial" w:hAnsi="Arial" w:cs="Arial"/>
-        </w:rPr>
-        <w:t>Feature</w:t>
-      </w:r>
-      <w:proofErr w:type="spellEnd"/>
-      <w:r>
-        <w:rPr>
-          <w:rFonts w:ascii="Arial" w:hAnsi="Arial" w:cs="Arial"/>
-        </w:rPr>
-        <w:t xml:space="preserve">, </w:t>
-      </w:r>
-      <w:proofErr w:type="spellStart"/>
-      <w:r>
-        <w:rPr>
-          <w:rFonts w:ascii="Arial" w:hAnsi="Arial" w:cs="Arial"/>
-        </w:rPr>
-        <w:t>Admin</w:t>
-      </w:r>
-      <w:proofErr w:type="spellEnd"/>
-    </w:p>
-    <w:p>
-      <w:pPr>
-        <w:numPr>
-          <w:ilvl w:val="0"/>
-          <w:numId w:val="5"/>
-        </w:numPr>
-        <w:rPr>
-          <w:rFonts w:ascii="Arial" w:hAnsi="Arial" w:cs="Arial"/>
-        </w:rPr>
-      </w:pPr>
-      <w:r>
-        <w:rPr>
-          <w:rFonts w:ascii="Arial" w:hAnsi="Arial" w:cs="Arial"/>
-          <w:b/>
-          <w:bCs/>
-        </w:rPr>
-        <w:t xml:space="preserve">EC-14 </w:t>
-      </w:r>
-      <w:proofErr w:type="spellStart"/>
-      <w:r>
-        <w:rPr>
-          <w:rFonts w:ascii="Arial" w:hAnsi="Arial" w:cs="Arial"/>
-          <w:b/>
-          <w:bCs/>
-        </w:rPr>
-        <w:t>Admin</w:t>
-      </w:r>
-      <w:proofErr w:type="spellEnd"/>
-      <w:r>
-        <w:rPr>
-          <w:rFonts w:ascii="Arial" w:hAnsi="Arial" w:cs="Arial"/>
-          <w:b/>
-          <w:bCs/>
-        </w:rPr>
-        <w:t xml:space="preserve"> productos (5 </w:t>
-      </w:r>
-      <w:proofErr w:type="spellStart"/>
-      <w:r>
-        <w:rPr>
-          <w:rFonts w:ascii="Arial" w:hAnsi="Arial" w:cs="Arial"/>
-          <w:b/>
-          <w:bCs/>
-        </w:rPr>
-        <w:t>pts</w:t>
-      </w:r>
-      <w:proofErr w:type="spellEnd"/>
-      <w:r>
-        <w:rPr>
-          <w:rFonts w:ascii="Arial" w:hAnsi="Arial" w:cs="Arial"/>
-          <w:b/>
-          <w:bCs/>
-        </w:rPr>
-        <w:t>)</w:t>
-      </w:r>
-      <w:r>
-        <w:rPr>
-          <w:rFonts w:ascii="Arial" w:hAnsi="Arial" w:cs="Arial"/>
-        </w:rPr>
-        <w:t xml:space="preserve"> — </w:t>
-      </w:r>
-      <w:proofErr w:type="spellStart"/>
-      <w:r>
-        <w:rPr>
-          <w:rFonts w:ascii="Arial" w:hAnsi="Arial" w:cs="Arial"/>
-        </w:rPr>
-        <w:t>Labels</w:t>
-      </w:r>
-      <w:proofErr w:type="spellEnd"/>
-      <w:r>
-        <w:rPr>
-          <w:rFonts w:ascii="Arial" w:hAnsi="Arial" w:cs="Arial"/>
-        </w:rPr>
-        <w:t xml:space="preserve">: Front, Back, </w:t>
-      </w:r>
-      <w:proofErr w:type="spellStart"/>
-      <w:r>
-        <w:rPr>
-          <w:rFonts w:ascii="Arial" w:hAnsi="Arial" w:cs="Arial"/>
-        </w:rPr>
-        <w:t>Feature</w:t>
-      </w:r>
-      <w:proofErr w:type="spellEnd"/>
-      <w:r>
-        <w:rPr>
-          <w:rFonts w:ascii="Arial" w:hAnsi="Arial" w:cs="Arial"/>
-        </w:rPr>
-        <w:t xml:space="preserve">, </w:t>
-      </w:r>
-      <w:proofErr w:type="spellStart"/>
-      <w:r>
-        <w:rPr>
-          <w:rFonts w:ascii="Arial" w:hAnsi="Arial" w:cs="Arial"/>
-        </w:rPr>
-        <w:t>Admin</w:t>
-      </w:r>
-      <w:proofErr w:type="spellEnd"/>
-    </w:p>
-    <w:p>
-      <w:pPr>
-        <w:numPr>
-          <w:ilvl w:val="0"/>
-          <w:numId w:val="5"/>
-        </w:numPr>
-        <w:rPr>
-          <w:rFonts w:ascii="Arial" w:hAnsi="Arial" w:cs="Arial"/>
-        </w:rPr>
-      </w:pPr>
-      <w:r>
-        <w:rPr>
-          <w:rFonts w:ascii="Arial" w:hAnsi="Arial" w:cs="Arial"/>
-          <w:b/>
-          <w:bCs/>
-        </w:rPr>
-        <w:t xml:space="preserve">EC-15 </w:t>
-      </w:r>
-      <w:proofErr w:type="spellStart"/>
-      <w:r>
-        <w:rPr>
-          <w:rFonts w:ascii="Arial" w:hAnsi="Arial" w:cs="Arial"/>
-          <w:b/>
-          <w:bCs/>
-        </w:rPr>
-        <w:t>Admin</w:t>
-      </w:r>
-      <w:proofErr w:type="spellEnd"/>
-      <w:r>
-        <w:rPr>
-          <w:rFonts w:ascii="Arial" w:hAnsi="Arial" w:cs="Arial"/>
-          <w:b/>
-          <w:bCs/>
-        </w:rPr>
-        <w:t xml:space="preserve"> órdenes (3 </w:t>
-      </w:r>
-      <w:proofErr w:type="spellStart"/>
-      <w:r>
-        <w:rPr>
-          <w:rFonts w:ascii="Arial" w:hAnsi="Arial" w:cs="Arial"/>
-          <w:b/>
-          <w:bCs/>
-        </w:rPr>
-        <w:t>pts</w:t>
-      </w:r>
-      <w:proofErr w:type="spellEnd"/>
-      <w:r>
-        <w:rPr>
-          <w:rFonts w:ascii="Arial" w:hAnsi="Arial" w:cs="Arial"/>
-          <w:b/>
-          <w:bCs/>
-        </w:rPr>
-        <w:t>)</w:t>
-      </w:r>
-      <w:r>
-        <w:rPr>
-          <w:rFonts w:ascii="Arial" w:hAnsi="Arial" w:cs="Arial"/>
-        </w:rPr>
-        <w:t xml:space="preserve"> — </w:t>
-      </w:r>
-      <w:proofErr w:type="spellStart"/>
-      <w:r>
-        <w:rPr>
-          <w:rFonts w:ascii="Arial" w:hAnsi="Arial" w:cs="Arial"/>
-        </w:rPr>
-        <w:t>Labels</w:t>
-      </w:r>
-      <w:proofErr w:type="spellEnd"/>
-      <w:r>
-        <w:rPr>
-          <w:rFonts w:ascii="Arial" w:hAnsi="Arial" w:cs="Arial"/>
-        </w:rPr>
-        <w:t xml:space="preserve">: Front, Back, </w:t>
-      </w:r>
-      <w:proofErr w:type="spellStart"/>
-      <w:r>
-        <w:rPr>
-          <w:rFonts w:ascii="Arial" w:hAnsi="Arial" w:cs="Arial"/>
-        </w:rPr>
-        <w:t>Feature</w:t>
-      </w:r>
-      <w:proofErr w:type="spellEnd"/>
-      <w:r>
-        <w:rPr>
-          <w:rFonts w:ascii="Arial" w:hAnsi="Arial" w:cs="Arial"/>
-        </w:rPr>
-        <w:t xml:space="preserve">, </w:t>
-      </w:r>
-      <w:proofErr w:type="spellStart"/>
-      <w:r>
-        <w:rPr>
-          <w:rFonts w:ascii="Arial" w:hAnsi="Arial" w:cs="Arial"/>
-        </w:rPr>
-        <w:t>Admin</w:t>
-      </w:r>
-      <w:proofErr w:type="spellEnd"/>
-    </w:p>
-    <w:p>
-      <w:pPr>
-        <w:numPr>
-          <w:ilvl w:val="0"/>
-          <w:numId w:val="5"/>
-        </w:numPr>
-        <w:rPr>
-          <w:rFonts w:ascii="Arial" w:hAnsi="Arial" w:cs="Arial"/>
-        </w:rPr>
-      </w:pPr>
-      <w:r>
-        <w:rPr>
-          <w:rFonts w:ascii="Arial" w:hAnsi="Arial" w:cs="Arial"/>
-          <w:b/>
-          <w:bCs/>
-        </w:rPr>
-        <w:t xml:space="preserve">EC-16 </w:t>
-      </w:r>
-      <w:proofErr w:type="spellStart"/>
-      <w:r>
-        <w:rPr>
-          <w:rFonts w:ascii="Arial" w:hAnsi="Arial" w:cs="Arial"/>
-          <w:b/>
-          <w:bCs/>
-        </w:rPr>
-        <w:t>UX</w:t>
-      </w:r>
-      <w:proofErr w:type="spellEnd"/>
-      <w:r>
-        <w:rPr>
-          <w:rFonts w:ascii="Arial" w:hAnsi="Arial" w:cs="Arial"/>
-          <w:b/>
-          <w:bCs/>
-        </w:rPr>
-        <w:t xml:space="preserve"> mejoras críticas (2 </w:t>
-      </w:r>
-      <w:proofErr w:type="spellStart"/>
-      <w:r>
-        <w:rPr>
-          <w:rFonts w:ascii="Arial" w:hAnsi="Arial" w:cs="Arial"/>
-          <w:b/>
-          <w:bCs/>
-        </w:rPr>
-        <w:t>pts</w:t>
-      </w:r>
-      <w:proofErr w:type="spellEnd"/>
-      <w:r>
-        <w:rPr>
-          <w:rFonts w:ascii="Arial" w:hAnsi="Arial" w:cs="Arial"/>
-          <w:b/>
-          <w:bCs/>
-        </w:rPr>
-        <w:t>)</w:t>
-      </w:r>
-      <w:r>
-        <w:rPr>
-          <w:rFonts w:ascii="Arial" w:hAnsi="Arial" w:cs="Arial"/>
-        </w:rPr>
-        <w:t xml:space="preserve"> — </w:t>
-      </w:r>
-      <w:proofErr w:type="spellStart"/>
-      <w:r>
-        <w:rPr>
-          <w:rFonts w:ascii="Arial" w:hAnsi="Arial" w:cs="Arial"/>
-        </w:rPr>
-        <w:t>Labels</w:t>
-      </w:r>
-      <w:proofErr w:type="spellEnd"/>
-      <w:r>
-        <w:rPr>
-          <w:rFonts w:ascii="Arial" w:hAnsi="Arial" w:cs="Arial"/>
-        </w:rPr>
-        <w:t xml:space="preserve">: </w:t>
-      </w:r>
-      <w:proofErr w:type="spellStart"/>
-      <w:r>
-        <w:rPr>
-          <w:rFonts w:ascii="Arial" w:hAnsi="Arial" w:cs="Arial"/>
-        </w:rPr>
-        <w:t>UX</w:t>
-      </w:r>
-      <w:proofErr w:type="spellEnd"/>
-      <w:r>
-        <w:rPr>
-          <w:rFonts w:ascii="Arial" w:hAnsi="Arial" w:cs="Arial"/>
-        </w:rPr>
-        <w:t>/UI, Mejora</w:t>
-      </w:r>
-    </w:p>
-    <w:p>
-      <w:pPr>
-        <w:numPr>
-          <w:ilvl w:val="0"/>
-          <w:numId w:val="5"/>
-        </w:numPr>
-        <w:rPr>
-          <w:rFonts w:ascii="Arial" w:hAnsi="Arial" w:cs="Arial"/>
-        </w:rPr>
-      </w:pPr>
-      <w:r>
-        <w:rPr>
-          <w:rFonts w:ascii="Arial" w:hAnsi="Arial" w:cs="Arial"/>
-          <w:b/>
-          <w:bCs/>
-        </w:rPr>
-        <w:t xml:space="preserve">EC-17 Performance básico (2 </w:t>
-      </w:r>
-      <w:proofErr w:type="spellStart"/>
-      <w:r>
-        <w:rPr>
-          <w:rFonts w:ascii="Arial" w:hAnsi="Arial" w:cs="Arial"/>
-          <w:b/>
-          <w:bCs/>
-        </w:rPr>
-        <w:t>pts</w:t>
-      </w:r>
-      <w:proofErr w:type="spellEnd"/>
-      <w:r>
-        <w:rPr>
-          <w:rFonts w:ascii="Arial" w:hAnsi="Arial" w:cs="Arial"/>
-          <w:b/>
-          <w:bCs/>
-        </w:rPr>
-        <w:t>)</w:t>
-      </w:r>
-      <w:r>
-        <w:rPr>
-          <w:rFonts w:ascii="Arial" w:hAnsi="Arial" w:cs="Arial"/>
-        </w:rPr>
-        <w:t xml:space="preserve"> — </w:t>
-      </w:r>
-      <w:proofErr w:type="spellStart"/>
-      <w:r>
-        <w:rPr>
-          <w:rFonts w:ascii="Arial" w:hAnsi="Arial" w:cs="Arial"/>
-        </w:rPr>
-        <w:t>Labels</w:t>
-      </w:r>
-      <w:proofErr w:type="spellEnd"/>
-      <w:r>
-        <w:rPr>
-          <w:rFonts w:ascii="Arial" w:hAnsi="Arial" w:cs="Arial"/>
-        </w:rPr>
-        <w:t>: Front, Mejora</w:t>
-      </w:r>
-    </w:p>
-    <w:p>
-      <w:pPr>
-        <w:numPr>
-          <w:ilvl w:val="0"/>
-          <w:numId w:val="5"/>
-        </w:numPr>
-        <w:rPr>
-          <w:rFonts w:ascii="Arial" w:hAnsi="Arial" w:cs="Arial"/>
-        </w:rPr>
-      </w:pPr>
-      <w:r>
-        <w:rPr>
-          <w:rFonts w:ascii="Arial" w:hAnsi="Arial" w:cs="Arial"/>
-          <w:b/>
-          <w:bCs/>
-        </w:rPr>
-        <w:t xml:space="preserve">EC-18 </w:t>
-      </w:r>
-      <w:proofErr w:type="spellStart"/>
-      <w:r>
-        <w:rPr>
-          <w:rFonts w:ascii="Arial" w:hAnsi="Arial" w:cs="Arial"/>
-          <w:b/>
-          <w:bCs/>
-        </w:rPr>
-        <w:t>Deploy</w:t>
-      </w:r>
-      <w:proofErr w:type="spellEnd"/>
-      <w:r>
-        <w:rPr>
-          <w:rFonts w:ascii="Arial" w:hAnsi="Arial" w:cs="Arial"/>
-          <w:b/>
-          <w:bCs/>
-        </w:rPr>
-        <w:t xml:space="preserve"> final + cierre (1 pt)</w:t>
-      </w:r>
-      <w:r>
-        <w:rPr>
-          <w:rFonts w:ascii="Arial" w:hAnsi="Arial" w:cs="Arial"/>
-        </w:rPr>
-        <w:t xml:space="preserve"> — </w:t>
-      </w:r>
-      <w:proofErr w:type="spellStart"/>
-      <w:r>
-        <w:rPr>
-          <w:rFonts w:ascii="Arial" w:hAnsi="Arial" w:cs="Arial"/>
-        </w:rPr>
-        <w:t>Labels</w:t>
-      </w:r>
-      <w:proofErr w:type="spellEnd"/>
-      <w:r>
-        <w:rPr>
-          <w:rFonts w:ascii="Arial" w:hAnsi="Arial" w:cs="Arial"/>
-        </w:rPr>
-        <w:t xml:space="preserve">: </w:t>
-      </w:r>
-      <w:proofErr w:type="spellStart"/>
-      <w:r>
-        <w:rPr>
-          <w:rFonts w:ascii="Arial" w:hAnsi="Arial" w:cs="Arial"/>
-        </w:rPr>
-        <w:t>Feature</w:t>
-      </w:r>
-      <w:proofErr w:type="spellEnd"/>
-    </w:p>
-    <w:p>
-      <w:pPr>
-        <w:rPr>
-          <w:rFonts w:ascii="Arial" w:hAnsi="Arial" w:cs="Arial"/>
-          <w:lang w:val="es-US"/>
-        </w:rPr>
-      </w:pPr>
-    </w:p>
-    <w:p>
-      <w:pPr>
-        <w:rPr>
-          <w:rFonts w:ascii="Arial" w:hAnsi="Arial" w:cs="Arial"/>
-          <w:lang w:val="es-US"/>
-        </w:rPr>
-      </w:pPr>
-    </w:p>
-    <w:p>
-      <w:pPr>
-        <w:rPr>
-          <w:rFonts w:ascii="Arial" w:hAnsi="Arial" w:cs="Arial"/>
-          <w:lang w:val="es-US"/>
-        </w:rPr>
-      </w:pPr>
-    </w:p>
-    <w:p>
-      <w:pPr>
-        <w:rPr>
-          <w:rFonts w:ascii="Arial" w:hAnsi="Arial" w:cs="Arial"/>
-          <w:lang w:val="es-US"/>
-        </w:rPr>
-      </w:pPr>
-    </w:p>
-    <w:p>
-      <w:pPr>
-        <w:rPr>
-          <w:rFonts w:ascii="Arial" w:hAnsi="Arial" w:cs="Arial"/>
-          <w:lang w:val="es-US"/>
-        </w:rPr>
-      </w:pPr>
-    </w:p>
-    <w:p>
-      <w:pPr>
-        <w:rPr>
-          <w:rFonts w:ascii="Arial" w:hAnsi="Arial" w:cs="Arial"/>
-          <w:lang w:val="es-US"/>
-        </w:rPr>
-      </w:pPr>
-    </w:p>
-    <w:p>
-      <w:pPr>
-        <w:pStyle w:val="Ttulo1"/>
-        <w:rPr>
-          <w:rFonts w:ascii="Arial" w:hAnsi="Arial" w:cs="Arial"/>
-        </w:rPr>
-      </w:pPr>
-      <w:bookmarkStart w:id="2" w:name="_Toc214210113"/>
-      <w:r>
-        <w:rPr>
-          <w:rFonts w:ascii="Arial" w:hAnsi="Arial" w:cs="Arial"/>
-        </w:rPr>
-        <w:t>Conclusiones</w:t>
-      </w:r>
-      <w:bookmarkEnd w:id="2"/>
-    </w:p>
-    <w:p>
-      <w:pPr>
-        <w:rPr>
-          <w:rFonts w:ascii="Arial" w:hAnsi="Arial" w:cs="Arial"/>
-        </w:rPr>
-      </w:pPr>
-    </w:p>
-    <w:p>
-      <w:pPr>
         <w:spacing w:line="360" w:lineRule="auto"/>
         <w:jc w:val="both"/>
         <w:rPr>
           <w:rFonts w:ascii="Arial" w:hAnsi="Arial" w:cs="Arial"/>
+          <w:sz w:val="24"/>
+          <w:szCs w:val="24"/>
         </w:rPr>
       </w:pPr>
       <w:r>
         <w:rPr>
           <w:rFonts w:ascii="Arial" w:hAnsi="Arial" w:cs="Arial"/>
-        </w:rPr>
-        <w:t>La creación de una aplicación ToDo List en Angular permitió poner en práctica los fundamentos esenciales del framework, desde la generación de componentes hasta la configuración de estilos personalizados. A través del uso del comando ng generate component, se estructuró el proyecto de forma modular, facilitando la organización del código y promoviendo la reutilización de componentes como task-list, task-item y task-form.</w:t>
-      </w:r>
-    </w:p>
-    <w:p>
-      <w:pPr>
-        <w:spacing w:line="360" w:lineRule="auto"/>
-        <w:jc w:val="both"/>
-        <w:rPr>
-          <w:rFonts w:ascii="Arial" w:hAnsi="Arial" w:cs="Arial"/>
-        </w:rPr>
-      </w:pPr>
-      <w:r>
-        <w:rPr>
-          <w:rFonts w:ascii="Arial" w:hAnsi="Arial" w:cs="Arial"/>
-        </w:rPr>
-        <w:t>Durante el desarrollo, se configuraron los archivos .ts, .html y .css de cada componente para gestionar la lógica de las tareas, su visualización y la interacción del usuario. La incorporación de estilos personalizados no solo mejoró la apariencia de la aplicación, sino que también reforzó la separación de responsabilidades entre lógica y presentación.</w:t>
-      </w:r>
-    </w:p>
-    <w:p>
-      <w:pPr>
-        <w:spacing w:line="360" w:lineRule="auto"/>
-        <w:jc w:val="both"/>
-        <w:rPr>
-          <w:rFonts w:ascii="Arial" w:hAnsi="Arial" w:cs="Arial"/>
-        </w:rPr>
-      </w:pPr>
-      <w:r>
-        <w:rPr>
-          <w:rFonts w:ascii="Arial" w:hAnsi="Arial" w:cs="Arial"/>
-        </w:rPr>
-        <w:t>Trabajar con componentes modulares ofreció una experiencia clara y escalable, permitiendo aislar funcionalidades específicas y facilitar futuras mejoras o mantenimientos. Esta arquitectura también favorece el trabajo colaborativo, ya que cada componente puede ser desarrollado y probado de forma independiente.</w:t>
-      </w:r>
-    </w:p>
-    <w:p>
-      <w:pPr>
-        <w:spacing w:line="360" w:lineRule="auto"/>
-        <w:jc w:val="both"/>
-        <w:rPr>
-          <w:rFonts w:ascii="Arial" w:hAnsi="Arial" w:cs="Arial"/>
-        </w:rPr>
-      </w:pPr>
-      <w:r>
-        <w:rPr>
-          <w:rFonts w:ascii="Arial" w:hAnsi="Arial" w:cs="Arial"/>
-        </w:rPr>
-        <w:t>En resumen, esta tarea no solo fortaleció el dominio de Angular y sus herramientas CLI, sino que también evidenció la importancia de una estructura modular y bien organizada para el desarrollo de aplicaciones web modernas.</w:t>
+          <w:sz w:val="24"/>
+          <w:szCs w:val="24"/>
+        </w:rPr>
+        <w:br/>
       </w:r>
     </w:p>
     <w:sectPr>
-      <w:pgSz w:w="28350" w:h="23582" w:orient="landscape" w:code="1"/>
-      <w:pgMar w:top="1701" w:right="1418" w:bottom="1701" w:left="1418" w:header="709" w:footer="709" w:gutter="0"/>
+      <w:pgSz w:w="12242" w:h="15842" w:code="1"/>
+      <w:pgMar w:top="1418" w:right="1701" w:bottom="1418" w:left="1701" w:header="709" w:footer="709" w:gutter="0"/>
       <w:cols w:space="708"/>
       <w:docGrid w:linePitch="360"/>
     </w:sectPr>
@@ -12885,7 +14330,7 @@
         </mc:Choice>
         <mc:Fallback>
           <w:pict>
-            <v:group w14:anchorId="7600303E" id="_x0000_s1068" style="position:absolute;margin-left:105.45pt;margin-top:-21.15pt;width:383.5pt;height:55.75pt;z-index:251660288" coordsize="48704,7080" o:gfxdata="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">
+            <v:group w14:anchorId="7600303E" id="_x0000_s1105" style="position:absolute;margin-left:105.45pt;margin-top:-21.15pt;width:383.5pt;height:55.75pt;z-index:251660288" coordsize="48704,7080" o:gfxdata="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">
               <v:shapetype id="_x0000_t75" coordsize="21600,21600" o:spt="75" o:preferrelative="t" path="m@4@5l@4@11@9@11@9@5xe" filled="f" stroked="f">
                 <v:stroke joinstyle="miter"/>
                 <v:formulas>
@@ -12905,14 +14350,14 @@
                 <v:path o:extrusionok="f" gradientshapeok="t" o:connecttype="rect"/>
                 <o:lock v:ext="edit" aspectratio="t"/>
               </v:shapetype>
-              <v:shape id="Imagen 41" o:spid="_x0000_s1069" type="#_x0000_t75" style="position:absolute;left:41624;width:7080;height:7080;visibility:visible;mso-wrap-style:square" o:gfxdata="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">
+              <v:shape id="Imagen 41" o:spid="_x0000_s1106" type="#_x0000_t75" style="position:absolute;left:41624;width:7080;height:7080;visibility:visible;mso-wrap-style:square" o:gfxdata="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">
                 <v:imagedata r:id="rId2" o:title=""/>
               </v:shape>
               <v:shapetype id="_x0000_t202" coordsize="21600,21600" o:spt="202" path="m,l,21600r21600,l21600,xe">
                 <v:stroke joinstyle="miter"/>
                 <v:path gradientshapeok="t" o:connecttype="rect"/>
               </v:shapetype>
-              <v:shape id="Cuadro de texto 42" o:spid="_x0000_s1070" type="#_x0000_t202" style="position:absolute;top:2571;width:40552;height:4013;visibility:visible;mso-wrap-style:square;v-text-anchor:top" o:gfxdata="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" filled="f" stroked="f" strokeweight=".5pt">
+              <v:shape id="Cuadro de texto 42" o:spid="_x0000_s1107" type="#_x0000_t202" style="position:absolute;top:2571;width:40552;height:4013;visibility:visible;mso-wrap-style:square;v-text-anchor:top" o:gfxdata="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" filled="f" stroked="f" strokeweight=".5pt">
                 <v:textbox>
                   <w:txbxContent>
                     <w:p>
@@ -14289,6 +15734,7 @@
   <w:style w:type="character" w:default="1" w:styleId="Fuentedeprrafopredeter">
     <w:name w:val="Default Paragraph Font"/>
     <w:uiPriority w:val="1"/>
+    <w:semiHidden/>
     <w:unhideWhenUsed/>
   </w:style>
   <w:style w:type="table" w:default="1" w:styleId="Tablanormal">
@@ -14719,6 +16165,19 @@
       </w:tblBorders>
     </w:tblPr>
   </w:style>
+  <w:style w:type="paragraph" w:styleId="TDC2">
+    <w:name w:val="toc 2"/>
+    <w:basedOn w:val="Normal"/>
+    <w:next w:val="Normal"/>
+    <w:autoRedefine/>
+    <w:uiPriority w:val="39"/>
+    <w:unhideWhenUsed/>
+    <w:rsid w:val="008D5D6A"/>
+    <w:pPr>
+      <w:spacing w:after="100"/>
+      <w:ind w:left="220"/>
+    </w:pPr>
+  </w:style>
 </w:styles>
 </file>
 
